--- a/Macheta Chestionarului_LG.docx
+++ b/Macheta Chestionarului_LG.docx
@@ -312,6 +312,7 @@
           <w:lang w:val="en-US"/>
         </w:rPr>
       </w:pPr>
+      <w:proofErr w:type="spellStart"/>
       <w:r>
         <w:rPr>
           <w:b/>
@@ -319,8 +320,19 @@
           <w:szCs w:val="40"/>
           <w:lang w:val="en-US"/>
         </w:rPr>
-        <w:t xml:space="preserve">Macheta </w:t>
+        <w:t>Macheta</w:t>
       </w:r>
+      <w:proofErr w:type="spellEnd"/>
+      <w:r>
+        <w:rPr>
+          <w:b/>
+          <w:sz w:val="40"/>
+          <w:szCs w:val="40"/>
+          <w:lang w:val="en-US"/>
+        </w:rPr>
+        <w:t xml:space="preserve"> </w:t>
+      </w:r>
+      <w:proofErr w:type="spellStart"/>
       <w:r>
         <w:rPr>
           <w:b/>
@@ -357,6 +369,7 @@
         </w:rPr>
         <w:t>ului</w:t>
       </w:r>
+      <w:proofErr w:type="spellEnd"/>
     </w:p>
     <w:p>
       <w:pPr>
@@ -407,6 +420,7 @@
         </w:rPr>
         <w:t xml:space="preserve"> </w:t>
       </w:r>
+      <w:proofErr w:type="spellStart"/>
       <w:r>
         <w:rPr>
           <w:b/>
@@ -415,7 +429,18 @@
           <w:szCs w:val="40"/>
           <w:lang w:val="ro-RO"/>
         </w:rPr>
-        <w:t xml:space="preserve">Informaţia privind utilizatorii de terenuri agricole, deținătorii de bazine </w:t>
+        <w:t>Informaţia</w:t>
+      </w:r>
+      <w:proofErr w:type="spellEnd"/>
+      <w:r>
+        <w:rPr>
+          <w:b/>
+          <w:bCs/>
+          <w:sz w:val="40"/>
+          <w:szCs w:val="40"/>
+          <w:lang w:val="ro-RO"/>
+        </w:rPr>
+        <w:t xml:space="preserve"> privind utilizatorii de terenuri agricole, deținătorii de bazine </w:t>
       </w:r>
       <w:r>
         <w:rPr>
@@ -529,7 +554,43 @@
           <w:sz w:val="20"/>
           <w:lang w:val="ro-RO"/>
         </w:rPr>
-        <w:t>Chestionarul şi indicaţiile metodologice</w:t>
+        <w:t xml:space="preserve">Chestionarul </w:t>
+      </w:r>
+      <w:proofErr w:type="spellStart"/>
+      <w:r>
+        <w:rPr>
+          <w:rFonts w:ascii="Times New Roman" w:hAnsi="Times New Roman"/>
+          <w:sz w:val="20"/>
+          <w:lang w:val="ro-RO"/>
+        </w:rPr>
+        <w:t>şi</w:t>
+      </w:r>
+      <w:proofErr w:type="spellEnd"/>
+      <w:r>
+        <w:rPr>
+          <w:rFonts w:ascii="Times New Roman" w:hAnsi="Times New Roman"/>
+          <w:sz w:val="20"/>
+          <w:lang w:val="ro-RO"/>
+        </w:rPr>
+        <w:t xml:space="preserve"> </w:t>
+      </w:r>
+      <w:proofErr w:type="spellStart"/>
+      <w:r>
+        <w:rPr>
+          <w:rFonts w:ascii="Times New Roman" w:hAnsi="Times New Roman"/>
+          <w:sz w:val="20"/>
+          <w:lang w:val="ro-RO"/>
+        </w:rPr>
+        <w:t>indicaţiile</w:t>
+      </w:r>
+      <w:proofErr w:type="spellEnd"/>
+      <w:r>
+        <w:rPr>
+          <w:rFonts w:ascii="Times New Roman" w:hAnsi="Times New Roman"/>
+          <w:sz w:val="20"/>
+          <w:lang w:val="ro-RO"/>
+        </w:rPr>
+        <w:t xml:space="preserve"> metodologice</w:t>
       </w:r>
       <w:r>
         <w:rPr>
@@ -561,7 +622,25 @@
           <w:sz w:val="20"/>
           <w:lang w:val="it-IT"/>
         </w:rPr>
-        <w:t xml:space="preserve"> de pe site-ul BNS: </w:t>
+        <w:t xml:space="preserve"> de pe site-</w:t>
+      </w:r>
+      <w:proofErr w:type="spellStart"/>
+      <w:r>
+        <w:rPr>
+          <w:rFonts w:ascii="Times New Roman" w:hAnsi="Times New Roman"/>
+          <w:sz w:val="20"/>
+          <w:lang w:val="it-IT"/>
+        </w:rPr>
+        <w:t>ul</w:t>
+      </w:r>
+      <w:proofErr w:type="spellEnd"/>
+      <w:r>
+        <w:rPr>
+          <w:rFonts w:ascii="Times New Roman" w:hAnsi="Times New Roman"/>
+          <w:sz w:val="20"/>
+          <w:lang w:val="it-IT"/>
+        </w:rPr>
+        <w:t xml:space="preserve"> BNS: </w:t>
       </w:r>
       <w:hyperlink w:history="1">
         <w:r>
@@ -602,13 +681,167 @@
           <w:lang w:val="ro-RO"/>
         </w:rPr>
       </w:pPr>
+      <w:proofErr w:type="spellStart"/>
       <w:r>
         <w:rPr>
           <w:rFonts w:ascii="Times New Roman" w:hAnsi="Times New Roman"/>
           <w:sz w:val="20"/>
           <w:lang w:val="ro-RO"/>
         </w:rPr>
-        <w:t xml:space="preserve">Вопросник и методологические указания по его заполнению можно скачать с сайта </w:t>
+        <w:t>Вопросник</w:t>
+      </w:r>
+      <w:proofErr w:type="spellEnd"/>
+      <w:r>
+        <w:rPr>
+          <w:rFonts w:ascii="Times New Roman" w:hAnsi="Times New Roman"/>
+          <w:sz w:val="20"/>
+          <w:lang w:val="ro-RO"/>
+        </w:rPr>
+        <w:t xml:space="preserve"> и </w:t>
+      </w:r>
+      <w:proofErr w:type="spellStart"/>
+      <w:r>
+        <w:rPr>
+          <w:rFonts w:ascii="Times New Roman" w:hAnsi="Times New Roman"/>
+          <w:sz w:val="20"/>
+          <w:lang w:val="ro-RO"/>
+        </w:rPr>
+        <w:t>методологические</w:t>
+      </w:r>
+      <w:proofErr w:type="spellEnd"/>
+      <w:r>
+        <w:rPr>
+          <w:rFonts w:ascii="Times New Roman" w:hAnsi="Times New Roman"/>
+          <w:sz w:val="20"/>
+          <w:lang w:val="ro-RO"/>
+        </w:rPr>
+        <w:t xml:space="preserve"> </w:t>
+      </w:r>
+      <w:proofErr w:type="spellStart"/>
+      <w:r>
+        <w:rPr>
+          <w:rFonts w:ascii="Times New Roman" w:hAnsi="Times New Roman"/>
+          <w:sz w:val="20"/>
+          <w:lang w:val="ro-RO"/>
+        </w:rPr>
+        <w:t>указания</w:t>
+      </w:r>
+      <w:proofErr w:type="spellEnd"/>
+      <w:r>
+        <w:rPr>
+          <w:rFonts w:ascii="Times New Roman" w:hAnsi="Times New Roman"/>
+          <w:sz w:val="20"/>
+          <w:lang w:val="ro-RO"/>
+        </w:rPr>
+        <w:t xml:space="preserve"> </w:t>
+      </w:r>
+      <w:proofErr w:type="spellStart"/>
+      <w:r>
+        <w:rPr>
+          <w:rFonts w:ascii="Times New Roman" w:hAnsi="Times New Roman"/>
+          <w:sz w:val="20"/>
+          <w:lang w:val="ro-RO"/>
+        </w:rPr>
+        <w:t>по</w:t>
+      </w:r>
+      <w:proofErr w:type="spellEnd"/>
+      <w:r>
+        <w:rPr>
+          <w:rFonts w:ascii="Times New Roman" w:hAnsi="Times New Roman"/>
+          <w:sz w:val="20"/>
+          <w:lang w:val="ro-RO"/>
+        </w:rPr>
+        <w:t xml:space="preserve"> </w:t>
+      </w:r>
+      <w:proofErr w:type="spellStart"/>
+      <w:r>
+        <w:rPr>
+          <w:rFonts w:ascii="Times New Roman" w:hAnsi="Times New Roman"/>
+          <w:sz w:val="20"/>
+          <w:lang w:val="ro-RO"/>
+        </w:rPr>
+        <w:t>его</w:t>
+      </w:r>
+      <w:proofErr w:type="spellEnd"/>
+      <w:r>
+        <w:rPr>
+          <w:rFonts w:ascii="Times New Roman" w:hAnsi="Times New Roman"/>
+          <w:sz w:val="20"/>
+          <w:lang w:val="ro-RO"/>
+        </w:rPr>
+        <w:t xml:space="preserve"> </w:t>
+      </w:r>
+      <w:proofErr w:type="spellStart"/>
+      <w:r>
+        <w:rPr>
+          <w:rFonts w:ascii="Times New Roman" w:hAnsi="Times New Roman"/>
+          <w:sz w:val="20"/>
+          <w:lang w:val="ro-RO"/>
+        </w:rPr>
+        <w:t>заполнению</w:t>
+      </w:r>
+      <w:proofErr w:type="spellEnd"/>
+      <w:r>
+        <w:rPr>
+          <w:rFonts w:ascii="Times New Roman" w:hAnsi="Times New Roman"/>
+          <w:sz w:val="20"/>
+          <w:lang w:val="ro-RO"/>
+        </w:rPr>
+        <w:t xml:space="preserve"> </w:t>
+      </w:r>
+      <w:proofErr w:type="spellStart"/>
+      <w:r>
+        <w:rPr>
+          <w:rFonts w:ascii="Times New Roman" w:hAnsi="Times New Roman"/>
+          <w:sz w:val="20"/>
+          <w:lang w:val="ro-RO"/>
+        </w:rPr>
+        <w:t>можно</w:t>
+      </w:r>
+      <w:proofErr w:type="spellEnd"/>
+      <w:r>
+        <w:rPr>
+          <w:rFonts w:ascii="Times New Roman" w:hAnsi="Times New Roman"/>
+          <w:sz w:val="20"/>
+          <w:lang w:val="ro-RO"/>
+        </w:rPr>
+        <w:t xml:space="preserve"> </w:t>
+      </w:r>
+      <w:proofErr w:type="spellStart"/>
+      <w:r>
+        <w:rPr>
+          <w:rFonts w:ascii="Times New Roman" w:hAnsi="Times New Roman"/>
+          <w:sz w:val="20"/>
+          <w:lang w:val="ro-RO"/>
+        </w:rPr>
+        <w:t>скачать</w:t>
+      </w:r>
+      <w:proofErr w:type="spellEnd"/>
+      <w:r>
+        <w:rPr>
+          <w:rFonts w:ascii="Times New Roman" w:hAnsi="Times New Roman"/>
+          <w:sz w:val="20"/>
+          <w:lang w:val="ro-RO"/>
+        </w:rPr>
+        <w:t xml:space="preserve"> с </w:t>
+      </w:r>
+      <w:proofErr w:type="spellStart"/>
+      <w:r>
+        <w:rPr>
+          <w:rFonts w:ascii="Times New Roman" w:hAnsi="Times New Roman"/>
+          <w:sz w:val="20"/>
+          <w:lang w:val="ro-RO"/>
+        </w:rPr>
+        <w:t>сайта</w:t>
+      </w:r>
+      <w:proofErr w:type="spellEnd"/>
+      <w:r>
+        <w:rPr>
+          <w:rFonts w:ascii="Times New Roman" w:hAnsi="Times New Roman"/>
+          <w:sz w:val="20"/>
+          <w:lang w:val="ro-RO"/>
+        </w:rPr>
+        <w:t xml:space="preserve"> </w:t>
       </w:r>
       <w:r>
         <w:rPr>
@@ -638,8 +871,21 @@
             <w:sz w:val="20"/>
             <w:lang w:val="ro-RO"/>
           </w:rPr>
-          <w:t>www.statistica.md / для</w:t>
+          <w:t xml:space="preserve">www.statistica.md / </w:t>
         </w:r>
+        <w:proofErr w:type="spellStart"/>
+        <w:r>
+          <w:rPr>
+            <w:rStyle w:val="Hyperlink"/>
+            <w:rFonts w:ascii="Times New Roman" w:hAnsi="Times New Roman"/>
+            <w:i/>
+            <w:color w:val="0808B8"/>
+            <w:sz w:val="20"/>
+            <w:lang w:val="ro-RO"/>
+          </w:rPr>
+          <w:t>для</w:t>
+        </w:r>
+        <w:proofErr w:type="spellEnd"/>
       </w:hyperlink>
       <w:r>
         <w:rPr>
@@ -650,8 +896,69 @@
           <w:sz w:val="20"/>
           <w:lang w:val="ro-RO"/>
         </w:rPr>
-        <w:t xml:space="preserve"> респондентов / формы статистической</w:t>
+        <w:t xml:space="preserve"> </w:t>
       </w:r>
+      <w:proofErr w:type="spellStart"/>
+      <w:r>
+        <w:rPr>
+          <w:rStyle w:val="Hyperlink"/>
+          <w:rFonts w:ascii="Times New Roman" w:hAnsi="Times New Roman"/>
+          <w:i/>
+          <w:color w:val="0808B8"/>
+          <w:sz w:val="20"/>
+          <w:lang w:val="ro-RO"/>
+        </w:rPr>
+        <w:t>респондентов</w:t>
+      </w:r>
+      <w:proofErr w:type="spellEnd"/>
+      <w:r>
+        <w:rPr>
+          <w:rStyle w:val="Hyperlink"/>
+          <w:rFonts w:ascii="Times New Roman" w:hAnsi="Times New Roman"/>
+          <w:i/>
+          <w:color w:val="0808B8"/>
+          <w:sz w:val="20"/>
+          <w:lang w:val="ro-RO"/>
+        </w:rPr>
+        <w:t xml:space="preserve"> / </w:t>
+      </w:r>
+      <w:proofErr w:type="spellStart"/>
+      <w:r>
+        <w:rPr>
+          <w:rStyle w:val="Hyperlink"/>
+          <w:rFonts w:ascii="Times New Roman" w:hAnsi="Times New Roman"/>
+          <w:i/>
+          <w:color w:val="0808B8"/>
+          <w:sz w:val="20"/>
+          <w:lang w:val="ro-RO"/>
+        </w:rPr>
+        <w:t>формы</w:t>
+      </w:r>
+      <w:proofErr w:type="spellEnd"/>
+      <w:r>
+        <w:rPr>
+          <w:rStyle w:val="Hyperlink"/>
+          <w:rFonts w:ascii="Times New Roman" w:hAnsi="Times New Roman"/>
+          <w:i/>
+          <w:color w:val="0808B8"/>
+          <w:sz w:val="20"/>
+          <w:lang w:val="ro-RO"/>
+        </w:rPr>
+        <w:t xml:space="preserve"> </w:t>
+      </w:r>
+      <w:proofErr w:type="spellStart"/>
+      <w:r>
+        <w:rPr>
+          <w:rStyle w:val="Hyperlink"/>
+          <w:rFonts w:ascii="Times New Roman" w:hAnsi="Times New Roman"/>
+          <w:i/>
+          <w:color w:val="0808B8"/>
+          <w:sz w:val="20"/>
+          <w:lang w:val="ro-RO"/>
+        </w:rPr>
+        <w:t>статистической</w:t>
+      </w:r>
+      <w:proofErr w:type="spellEnd"/>
       <w:r>
         <w:rPr>
           <w:rFonts w:ascii="Times New Roman" w:hAnsi="Times New Roman"/>
@@ -661,7 +968,31 @@
           <w:u w:val="single"/>
           <w:lang w:val="ro-RO"/>
         </w:rPr>
-        <w:t xml:space="preserve"> отчетности </w:t>
+        <w:t xml:space="preserve"> </w:t>
+      </w:r>
+      <w:proofErr w:type="spellStart"/>
+      <w:r>
+        <w:rPr>
+          <w:rFonts w:ascii="Times New Roman" w:hAnsi="Times New Roman"/>
+          <w:i/>
+          <w:color w:val="0808B8"/>
+          <w:sz w:val="20"/>
+          <w:u w:val="single"/>
+          <w:lang w:val="ro-RO"/>
+        </w:rPr>
+        <w:t>отчетности</w:t>
+      </w:r>
+      <w:proofErr w:type="spellEnd"/>
+      <w:r>
+        <w:rPr>
+          <w:rFonts w:ascii="Times New Roman" w:hAnsi="Times New Roman"/>
+          <w:i/>
+          <w:color w:val="0808B8"/>
+          <w:sz w:val="20"/>
+          <w:u w:val="single"/>
+          <w:lang w:val="ro-RO"/>
+        </w:rPr>
+        <w:t xml:space="preserve"> </w:t>
       </w:r>
     </w:p>
     <w:tbl>
@@ -719,16 +1050,40 @@
               </w:rPr>
               <w:t xml:space="preserve">Date de identificare/ </w:t>
             </w:r>
-            <w:r>
-              <w:rPr>
-                <w:rFonts w:ascii="Times New Roman" w:hAnsi="Times New Roman"/>
-                <w:i/>
-                <w:sz w:val="18"/>
-                <w:szCs w:val="18"/>
-                <w:lang w:val="ro-RO"/>
-              </w:rPr>
-              <w:t>Идентификационные данные</w:t>
-            </w:r>
+            <w:proofErr w:type="spellStart"/>
+            <w:r>
+              <w:rPr>
+                <w:rFonts w:ascii="Times New Roman" w:hAnsi="Times New Roman"/>
+                <w:i/>
+                <w:sz w:val="18"/>
+                <w:szCs w:val="18"/>
+                <w:lang w:val="ro-RO"/>
+              </w:rPr>
+              <w:t>Идентификационные</w:t>
+            </w:r>
+            <w:proofErr w:type="spellEnd"/>
+            <w:r>
+              <w:rPr>
+                <w:rFonts w:ascii="Times New Roman" w:hAnsi="Times New Roman"/>
+                <w:i/>
+                <w:sz w:val="18"/>
+                <w:szCs w:val="18"/>
+                <w:lang w:val="ro-RO"/>
+              </w:rPr>
+              <w:t xml:space="preserve"> </w:t>
+            </w:r>
+            <w:proofErr w:type="spellStart"/>
+            <w:r>
+              <w:rPr>
+                <w:rFonts w:ascii="Times New Roman" w:hAnsi="Times New Roman"/>
+                <w:i/>
+                <w:sz w:val="18"/>
+                <w:szCs w:val="18"/>
+                <w:lang w:val="ro-RO"/>
+              </w:rPr>
+              <w:t>данные</w:t>
+            </w:r>
+            <w:proofErr w:type="spellEnd"/>
           </w:p>
           <w:p>
             <w:pPr>
@@ -840,6 +1195,7 @@
               </w:rPr>
               <w:t>Adresa/</w:t>
             </w:r>
+            <w:proofErr w:type="spellStart"/>
             <w:r>
               <w:rPr>
                 <w:i/>
@@ -849,6 +1205,7 @@
               </w:rPr>
               <w:t>Адрес</w:t>
             </w:r>
+            <w:proofErr w:type="spellEnd"/>
             <w:r>
               <w:rPr>
                 <w:rFonts w:ascii="Times New Roman" w:hAnsi="Times New Roman"/>
@@ -910,15 +1267,71 @@
                 <w:lang w:val="ro-RO"/>
               </w:rPr>
             </w:pPr>
-            <w:r>
-              <w:rPr>
-                <w:rFonts w:ascii="Times New Roman" w:hAnsi="Times New Roman"/>
-                <w:i/>
-                <w:sz w:val="18"/>
-                <w:szCs w:val="18"/>
-                <w:lang w:val="ro-RO"/>
-              </w:rPr>
-              <w:t>Район (муниципий, АТО Гагаузия)</w:t>
+            <w:proofErr w:type="spellStart"/>
+            <w:r>
+              <w:rPr>
+                <w:rFonts w:ascii="Times New Roman" w:hAnsi="Times New Roman"/>
+                <w:i/>
+                <w:sz w:val="18"/>
+                <w:szCs w:val="18"/>
+                <w:lang w:val="ro-RO"/>
+              </w:rPr>
+              <w:t>Район</w:t>
+            </w:r>
+            <w:proofErr w:type="spellEnd"/>
+            <w:r>
+              <w:rPr>
+                <w:rFonts w:ascii="Times New Roman" w:hAnsi="Times New Roman"/>
+                <w:i/>
+                <w:sz w:val="18"/>
+                <w:szCs w:val="18"/>
+                <w:lang w:val="ro-RO"/>
+              </w:rPr>
+              <w:t xml:space="preserve"> (</w:t>
+            </w:r>
+            <w:proofErr w:type="spellStart"/>
+            <w:r>
+              <w:rPr>
+                <w:rFonts w:ascii="Times New Roman" w:hAnsi="Times New Roman"/>
+                <w:i/>
+                <w:sz w:val="18"/>
+                <w:szCs w:val="18"/>
+                <w:lang w:val="ro-RO"/>
+              </w:rPr>
+              <w:t>муниципий</w:t>
+            </w:r>
+            <w:proofErr w:type="spellEnd"/>
+            <w:r>
+              <w:rPr>
+                <w:rFonts w:ascii="Times New Roman" w:hAnsi="Times New Roman"/>
+                <w:i/>
+                <w:sz w:val="18"/>
+                <w:szCs w:val="18"/>
+                <w:lang w:val="ro-RO"/>
+              </w:rPr>
+              <w:t xml:space="preserve">, АТО </w:t>
+            </w:r>
+            <w:proofErr w:type="spellStart"/>
+            <w:r>
+              <w:rPr>
+                <w:rFonts w:ascii="Times New Roman" w:hAnsi="Times New Roman"/>
+                <w:i/>
+                <w:sz w:val="18"/>
+                <w:szCs w:val="18"/>
+                <w:lang w:val="ro-RO"/>
+              </w:rPr>
+              <w:t>Гагаузия</w:t>
+            </w:r>
+            <w:proofErr w:type="spellEnd"/>
+            <w:r>
+              <w:rPr>
+                <w:rFonts w:ascii="Times New Roman" w:hAnsi="Times New Roman"/>
+                <w:i/>
+                <w:sz w:val="18"/>
+                <w:szCs w:val="18"/>
+                <w:lang w:val="ro-RO"/>
+              </w:rPr>
+              <w:t>)</w:t>
             </w:r>
           </w:p>
           <w:p>
@@ -1035,15 +1448,38 @@
                 <w:lang w:val="ro-RO"/>
               </w:rPr>
             </w:pPr>
-            <w:r>
-              <w:rPr>
-                <w:rFonts w:ascii="Times New Roman" w:hAnsi="Times New Roman"/>
-                <w:i/>
-                <w:sz w:val="18"/>
-                <w:szCs w:val="18"/>
-                <w:lang w:val="ro-RO"/>
-              </w:rPr>
-              <w:t>Примэрия с</w:t>
+            <w:proofErr w:type="spellStart"/>
+            <w:r>
+              <w:rPr>
+                <w:rFonts w:ascii="Times New Roman" w:hAnsi="Times New Roman"/>
+                <w:i/>
+                <w:sz w:val="18"/>
+                <w:szCs w:val="18"/>
+                <w:lang w:val="ro-RO"/>
+              </w:rPr>
+              <w:t>Примэрия</w:t>
+            </w:r>
+            <w:proofErr w:type="spellEnd"/>
+            <w:r>
+              <w:rPr>
+                <w:rFonts w:ascii="Times New Roman" w:hAnsi="Times New Roman"/>
+                <w:i/>
+                <w:sz w:val="18"/>
+                <w:szCs w:val="18"/>
+                <w:lang w:val="ro-RO"/>
+              </w:rPr>
+              <w:t xml:space="preserve"> </w:t>
+            </w:r>
+            <w:proofErr w:type="spellStart"/>
+            <w:r>
+              <w:rPr>
+                <w:rFonts w:ascii="Times New Roman" w:hAnsi="Times New Roman"/>
+                <w:i/>
+                <w:sz w:val="18"/>
+                <w:szCs w:val="18"/>
+                <w:lang w:val="ro-RO"/>
+              </w:rPr>
+              <w:t>с</w:t>
             </w:r>
             <w:r>
               <w:rPr>
@@ -1065,15 +1501,27 @@
               </w:rPr>
               <w:t>а</w:t>
             </w:r>
-            <w:r>
-              <w:rPr>
-                <w:rFonts w:ascii="Times New Roman" w:hAnsi="Times New Roman"/>
-                <w:i/>
-                <w:sz w:val="18"/>
-                <w:szCs w:val="18"/>
-                <w:lang w:val="ro-RO"/>
-              </w:rPr>
-              <w:t xml:space="preserve"> (коммун</w:t>
+            <w:proofErr w:type="spellEnd"/>
+            <w:r>
+              <w:rPr>
+                <w:rFonts w:ascii="Times New Roman" w:hAnsi="Times New Roman"/>
+                <w:i/>
+                <w:sz w:val="18"/>
+                <w:szCs w:val="18"/>
+                <w:lang w:val="ro-RO"/>
+              </w:rPr>
+              <w:t xml:space="preserve"> (</w:t>
+            </w:r>
+            <w:proofErr w:type="spellStart"/>
+            <w:r>
+              <w:rPr>
+                <w:rFonts w:ascii="Times New Roman" w:hAnsi="Times New Roman"/>
+                <w:i/>
+                <w:sz w:val="18"/>
+                <w:szCs w:val="18"/>
+                <w:lang w:val="ro-RO"/>
+              </w:rPr>
+              <w:t>коммун</w:t>
             </w:r>
             <w:r>
               <w:rPr>
@@ -1085,15 +1533,27 @@
               </w:rPr>
               <w:t>ы</w:t>
             </w:r>
-            <w:r>
-              <w:rPr>
-                <w:rFonts w:ascii="Times New Roman" w:hAnsi="Times New Roman"/>
-                <w:i/>
-                <w:sz w:val="18"/>
-                <w:szCs w:val="18"/>
-                <w:lang w:val="ro-RO"/>
-              </w:rPr>
-              <w:t>), город</w:t>
+            <w:proofErr w:type="spellEnd"/>
+            <w:r>
+              <w:rPr>
+                <w:rFonts w:ascii="Times New Roman" w:hAnsi="Times New Roman"/>
+                <w:i/>
+                <w:sz w:val="18"/>
+                <w:szCs w:val="18"/>
+                <w:lang w:val="ro-RO"/>
+              </w:rPr>
+              <w:t xml:space="preserve">), </w:t>
+            </w:r>
+            <w:proofErr w:type="spellStart"/>
+            <w:r>
+              <w:rPr>
+                <w:rFonts w:ascii="Times New Roman" w:hAnsi="Times New Roman"/>
+                <w:i/>
+                <w:sz w:val="18"/>
+                <w:szCs w:val="18"/>
+                <w:lang w:val="ro-RO"/>
+              </w:rPr>
+              <w:t>город</w:t>
             </w:r>
             <w:r>
               <w:rPr>
@@ -1105,6 +1565,7 @@
               </w:rPr>
               <w:t>а</w:t>
             </w:r>
+            <w:proofErr w:type="spellEnd"/>
           </w:p>
           <w:p>
             <w:pPr>
@@ -1135,14 +1596,25 @@
                 <w:lang w:val="ro-RO"/>
               </w:rPr>
             </w:pPr>
-            <w:r>
-              <w:rPr>
-                <w:rFonts w:ascii="Times New Roman" w:hAnsi="Times New Roman"/>
-                <w:sz w:val="18"/>
-                <w:szCs w:val="18"/>
-                <w:lang w:val="ro-RO"/>
-              </w:rPr>
-              <w:t>Strada______________________________________________nr. _______</w:t>
+            <w:proofErr w:type="spellStart"/>
+            <w:r>
+              <w:rPr>
+                <w:rFonts w:ascii="Times New Roman" w:hAnsi="Times New Roman"/>
+                <w:sz w:val="18"/>
+                <w:szCs w:val="18"/>
+                <w:lang w:val="ro-RO"/>
+              </w:rPr>
+              <w:t>Strada______________________________________________nr</w:t>
+            </w:r>
+            <w:proofErr w:type="spellEnd"/>
+            <w:r>
+              <w:rPr>
+                <w:rFonts w:ascii="Times New Roman" w:hAnsi="Times New Roman"/>
+                <w:sz w:val="18"/>
+                <w:szCs w:val="18"/>
+                <w:lang w:val="ro-RO"/>
+              </w:rPr>
+              <w:t>. _______</w:t>
             </w:r>
           </w:p>
           <w:p>
@@ -1160,6 +1632,7 @@
                 <w:lang w:val="ro-RO"/>
               </w:rPr>
             </w:pPr>
+            <w:proofErr w:type="spellStart"/>
             <w:r>
               <w:rPr>
                 <w:rFonts w:ascii="Times New Roman" w:hAnsi="Times New Roman"/>
@@ -1170,6 +1643,7 @@
               </w:rPr>
               <w:t>Улица</w:t>
             </w:r>
+            <w:proofErr w:type="spellEnd"/>
           </w:p>
           <w:p>
             <w:pPr>
@@ -1411,16 +1885,29 @@
                 <w:lang w:val="ro-RO"/>
               </w:rPr>
             </w:pPr>
-            <w:r>
-              <w:rPr>
-                <w:rFonts w:ascii="Times New Roman" w:hAnsi="Times New Roman"/>
-                <w:bCs/>
-                <w:i/>
-                <w:sz w:val="18"/>
-                <w:szCs w:val="18"/>
-                <w:lang w:val="ro-RO"/>
-              </w:rPr>
-              <w:t xml:space="preserve">Код </w:t>
+            <w:proofErr w:type="spellStart"/>
+            <w:r>
+              <w:rPr>
+                <w:rFonts w:ascii="Times New Roman" w:hAnsi="Times New Roman"/>
+                <w:bCs/>
+                <w:i/>
+                <w:sz w:val="18"/>
+                <w:szCs w:val="18"/>
+                <w:lang w:val="ro-RO"/>
+              </w:rPr>
+              <w:t>Код</w:t>
+            </w:r>
+            <w:proofErr w:type="spellEnd"/>
+            <w:r>
+              <w:rPr>
+                <w:rFonts w:ascii="Times New Roman" w:hAnsi="Times New Roman"/>
+                <w:bCs/>
+                <w:i/>
+                <w:sz w:val="18"/>
+                <w:szCs w:val="18"/>
+                <w:lang w:val="ro-RO"/>
+              </w:rPr>
+              <w:t xml:space="preserve"> </w:t>
             </w:r>
           </w:p>
           <w:p>
@@ -1745,16 +2232,29 @@
                 <w:lang w:val="ro-RO"/>
               </w:rPr>
             </w:pPr>
-            <w:r>
-              <w:rPr>
-                <w:rFonts w:ascii="Times New Roman" w:hAnsi="Times New Roman"/>
-                <w:bCs/>
-                <w:i/>
-                <w:sz w:val="18"/>
-                <w:szCs w:val="18"/>
-                <w:lang w:val="ro-RO"/>
-              </w:rPr>
-              <w:t xml:space="preserve">Код </w:t>
+            <w:proofErr w:type="spellStart"/>
+            <w:r>
+              <w:rPr>
+                <w:rFonts w:ascii="Times New Roman" w:hAnsi="Times New Roman"/>
+                <w:bCs/>
+                <w:i/>
+                <w:sz w:val="18"/>
+                <w:szCs w:val="18"/>
+                <w:lang w:val="ro-RO"/>
+              </w:rPr>
+              <w:t>Код</w:t>
+            </w:r>
+            <w:proofErr w:type="spellEnd"/>
+            <w:r>
+              <w:rPr>
+                <w:rFonts w:ascii="Times New Roman" w:hAnsi="Times New Roman"/>
+                <w:bCs/>
+                <w:i/>
+                <w:sz w:val="18"/>
+                <w:szCs w:val="18"/>
+                <w:lang w:val="ro-RO"/>
+              </w:rPr>
+              <w:t xml:space="preserve"> </w:t>
             </w:r>
           </w:p>
           <w:p>
@@ -1812,6 +2312,7 @@
                 <w:szCs w:val="18"/>
               </w:rPr>
             </w:pPr>
+            <w:proofErr w:type="spellStart"/>
             <w:r>
               <w:rPr>
                 <w:b w:val="0"/>
@@ -1820,12 +2321,23 @@
                 <w:sz w:val="18"/>
                 <w:szCs w:val="18"/>
               </w:rPr>
-              <w:t xml:space="preserve">Руководитель </w:t>
-            </w:r>
+              <w:t>Руководитель</w:t>
+            </w:r>
+            <w:proofErr w:type="spellEnd"/>
             <w:r>
               <w:rPr>
                 <w:b w:val="0"/>
                 <w:bCs/>
+                <w:i/>
+                <w:sz w:val="18"/>
+                <w:szCs w:val="18"/>
+              </w:rPr>
+              <w:t xml:space="preserve"> </w:t>
+            </w:r>
+            <w:r>
+              <w:rPr>
+                <w:b w:val="0"/>
+                <w:bCs/>
                 <w:sz w:val="18"/>
                 <w:szCs w:val="18"/>
               </w:rPr>
@@ -1839,8 +2351,9 @@
                 <w:sz w:val="18"/>
                 <w:szCs w:val="18"/>
               </w:rPr>
-              <w:t>/фамилия</w:t>
-            </w:r>
+              <w:t>/</w:t>
+            </w:r>
+            <w:proofErr w:type="spellStart"/>
             <w:r>
               <w:rPr>
                 <w:b w:val="0"/>
@@ -1849,6 +2362,17 @@
                 <w:sz w:val="18"/>
                 <w:szCs w:val="18"/>
               </w:rPr>
+              <w:t>фамилия</w:t>
+            </w:r>
+            <w:proofErr w:type="spellEnd"/>
+            <w:r>
+              <w:rPr>
+                <w:b w:val="0"/>
+                <w:bCs/>
+                <w:i/>
+                <w:sz w:val="18"/>
+                <w:szCs w:val="18"/>
+              </w:rPr>
               <w:t>,</w:t>
             </w:r>
             <w:r>
@@ -1860,6 +2384,7 @@
               </w:rPr>
               <w:t xml:space="preserve"> </w:t>
             </w:r>
+            <w:proofErr w:type="spellStart"/>
             <w:r>
               <w:rPr>
                 <w:b w:val="0"/>
@@ -1868,7 +2393,18 @@
                 <w:sz w:val="18"/>
                 <w:szCs w:val="18"/>
               </w:rPr>
-              <w:t>имя)</w:t>
+              <w:t>имя</w:t>
+            </w:r>
+            <w:proofErr w:type="spellEnd"/>
+            <w:r>
+              <w:rPr>
+                <w:b w:val="0"/>
+                <w:bCs/>
+                <w:i/>
+                <w:sz w:val="18"/>
+                <w:szCs w:val="18"/>
+              </w:rPr>
+              <w:t>)</w:t>
             </w:r>
           </w:p>
           <w:p>
@@ -1914,6 +2450,7 @@
               </w:rPr>
               <w:t>(Semnătura/</w:t>
             </w:r>
+            <w:proofErr w:type="spellStart"/>
             <w:r>
               <w:rPr>
                 <w:rFonts w:ascii="Times New Roman" w:hAnsi="Times New Roman"/>
@@ -1924,6 +2461,7 @@
               </w:rPr>
               <w:t>Подпись</w:t>
             </w:r>
+            <w:proofErr w:type="spellEnd"/>
             <w:r>
               <w:rPr>
                 <w:rFonts w:ascii="Times New Roman" w:hAnsi="Times New Roman"/>
@@ -2085,15 +2623,27 @@
                 <w:lang w:val="ro-RO"/>
               </w:rPr>
             </w:pPr>
-            <w:r>
-              <w:rPr>
-                <w:rFonts w:ascii="Times New Roman" w:hAnsi="Times New Roman"/>
-                <w:i/>
-                <w:sz w:val="18"/>
-                <w:szCs w:val="18"/>
-                <w:lang w:val="ro-RO"/>
-              </w:rPr>
-              <w:t xml:space="preserve">Исполнитель </w:t>
+            <w:proofErr w:type="spellStart"/>
+            <w:r>
+              <w:rPr>
+                <w:rFonts w:ascii="Times New Roman" w:hAnsi="Times New Roman"/>
+                <w:i/>
+                <w:sz w:val="18"/>
+                <w:szCs w:val="18"/>
+                <w:lang w:val="ro-RO"/>
+              </w:rPr>
+              <w:t>Исполнитель</w:t>
+            </w:r>
+            <w:proofErr w:type="spellEnd"/>
+            <w:r>
+              <w:rPr>
+                <w:rFonts w:ascii="Times New Roman" w:hAnsi="Times New Roman"/>
+                <w:i/>
+                <w:sz w:val="18"/>
+                <w:szCs w:val="18"/>
+                <w:lang w:val="ro-RO"/>
+              </w:rPr>
+              <w:t xml:space="preserve"> </w:t>
             </w:r>
             <w:r>
               <w:rPr>
@@ -2127,7 +2677,47 @@
                 <w:szCs w:val="18"/>
                 <w:lang w:val="ro-RO"/>
               </w:rPr>
-              <w:t>/фамилия, имя)</w:t>
+              <w:t>/</w:t>
+            </w:r>
+            <w:proofErr w:type="spellStart"/>
+            <w:r>
+              <w:rPr>
+                <w:i/>
+                <w:sz w:val="18"/>
+                <w:szCs w:val="18"/>
+                <w:lang w:val="ro-RO"/>
+              </w:rPr>
+              <w:t>фамилия</w:t>
+            </w:r>
+            <w:proofErr w:type="spellEnd"/>
+            <w:r>
+              <w:rPr>
+                <w:i/>
+                <w:sz w:val="18"/>
+                <w:szCs w:val="18"/>
+                <w:lang w:val="ro-RO"/>
+              </w:rPr>
+              <w:t xml:space="preserve">, </w:t>
+            </w:r>
+            <w:proofErr w:type="spellStart"/>
+            <w:r>
+              <w:rPr>
+                <w:i/>
+                <w:sz w:val="18"/>
+                <w:szCs w:val="18"/>
+                <w:lang w:val="ro-RO"/>
+              </w:rPr>
+              <w:t>имя</w:t>
+            </w:r>
+            <w:proofErr w:type="spellEnd"/>
+            <w:r>
+              <w:rPr>
+                <w:i/>
+                <w:sz w:val="18"/>
+                <w:szCs w:val="18"/>
+                <w:lang w:val="ro-RO"/>
+              </w:rPr>
+              <w:t>)</w:t>
             </w:r>
           </w:p>
           <w:p>
@@ -2182,6 +2772,7 @@
                 <w:lang w:val="ro-RO"/>
               </w:rPr>
             </w:pPr>
+            <w:proofErr w:type="spellStart"/>
             <w:r>
               <w:rPr>
                 <w:rFonts w:ascii="Times New Roman" w:hAnsi="Times New Roman"/>
@@ -2191,7 +2782,19 @@
                 <w:szCs w:val="16"/>
                 <w:lang w:val="ro-RO"/>
               </w:rPr>
-              <w:t>тел.</w:t>
+              <w:t>тел</w:t>
+            </w:r>
+            <w:proofErr w:type="spellEnd"/>
+            <w:r>
+              <w:rPr>
+                <w:rFonts w:ascii="Times New Roman" w:hAnsi="Times New Roman"/>
+                <w:bCs/>
+                <w:i/>
+                <w:sz w:val="16"/>
+                <w:szCs w:val="16"/>
+                <w:lang w:val="ro-RO"/>
+              </w:rPr>
+              <w:t>.</w:t>
             </w:r>
           </w:p>
         </w:tc>
@@ -2580,6 +3183,7 @@
                 <w:lang w:val="ro-RO"/>
               </w:rPr>
             </w:pPr>
+            <w:proofErr w:type="spellStart"/>
             <w:r>
               <w:rPr>
                 <w:rFonts w:ascii="Times New Roman" w:hAnsi="Times New Roman"/>
@@ -2590,8 +3194,35 @@
                 <w:szCs w:val="24"/>
                 <w:lang w:val="ro-RO"/>
               </w:rPr>
-              <w:t>Статистическое обследование</w:t>
-            </w:r>
+              <w:t>Статистическое</w:t>
+            </w:r>
+            <w:proofErr w:type="spellEnd"/>
+            <w:r>
+              <w:rPr>
+                <w:rFonts w:ascii="Times New Roman" w:hAnsi="Times New Roman"/>
+                <w:b/>
+                <w:bCs/>
+                <w:i/>
+                <w:sz w:val="24"/>
+                <w:szCs w:val="24"/>
+                <w:lang w:val="ro-RO"/>
+              </w:rPr>
+              <w:t xml:space="preserve"> </w:t>
+            </w:r>
+            <w:proofErr w:type="spellStart"/>
+            <w:r>
+              <w:rPr>
+                <w:rFonts w:ascii="Times New Roman" w:hAnsi="Times New Roman"/>
+                <w:b/>
+                <w:bCs/>
+                <w:i/>
+                <w:sz w:val="24"/>
+                <w:szCs w:val="24"/>
+                <w:lang w:val="ro-RO"/>
+              </w:rPr>
+              <w:t>обследование</w:t>
+            </w:r>
+            <w:proofErr w:type="spellEnd"/>
             <w:r>
               <w:rPr>
                 <w:rFonts w:ascii="Times New Roman" w:hAnsi="Times New Roman"/>
@@ -2807,6 +3438,7 @@
                 <w:lang w:val="ro-RO"/>
               </w:rPr>
             </w:pPr>
+            <w:proofErr w:type="spellStart"/>
             <w:r>
               <w:rPr>
                 <w:rFonts w:ascii="Times New Roman" w:hAnsi="Times New Roman"/>
@@ -2817,9 +3449,9 @@
                 <w:highlight w:val="yellow"/>
                 <w:lang w:val="ro-RO"/>
               </w:rPr>
-              <w:t xml:space="preserve">Informaţia privind utilizatorii de terenuri agricole, deținătorii </w:t>
-            </w:r>
-            <w:commentRangeStart w:id="0"/>
+              <w:t>Informaţia</w:t>
+            </w:r>
+            <w:proofErr w:type="spellEnd"/>
             <w:r>
               <w:rPr>
                 <w:rFonts w:ascii="Times New Roman" w:hAnsi="Times New Roman"/>
@@ -2830,12 +3462,11 @@
                 <w:highlight w:val="yellow"/>
                 <w:lang w:val="ro-RO"/>
               </w:rPr>
-              <w:t>de</w:t>
-            </w:r>
-            <w:commentRangeEnd w:id="0"/>
-            <w:r>
-              <w:rPr>
-                <w:rStyle w:val="CommentReference"/>
+              <w:t xml:space="preserve"> privind utilizatorii de terenuri agricole, deținătorii </w:t>
+            </w:r>
+            <w:commentRangeStart w:id="0"/>
+            <w:r>
+              <w:rPr>
                 <w:rFonts w:ascii="Times New Roman" w:hAnsi="Times New Roman"/>
                 <w:b/>
                 <w:bCs/>
@@ -2844,10 +3475,12 @@
                 <w:highlight w:val="yellow"/>
                 <w:lang w:val="ro-RO"/>
               </w:rPr>
-              <w:commentReference w:id="0"/>
-            </w:r>
-            <w:r>
-              <w:rPr>
+              <w:t>de</w:t>
+            </w:r>
+            <w:commentRangeEnd w:id="0"/>
+            <w:r>
+              <w:rPr>
+                <w:rStyle w:val="CommentReference"/>
                 <w:rFonts w:ascii="Times New Roman" w:hAnsi="Times New Roman"/>
                 <w:b/>
                 <w:bCs/>
@@ -2856,6 +3489,18 @@
                 <w:highlight w:val="yellow"/>
                 <w:lang w:val="ro-RO"/>
               </w:rPr>
+              <w:commentReference w:id="0"/>
+            </w:r>
+            <w:r>
+              <w:rPr>
+                <w:rFonts w:ascii="Times New Roman" w:hAnsi="Times New Roman"/>
+                <w:b/>
+                <w:bCs/>
+                <w:sz w:val="24"/>
+                <w:szCs w:val="24"/>
+                <w:highlight w:val="yellow"/>
+                <w:lang w:val="ro-RO"/>
+              </w:rPr>
               <w:t xml:space="preserve"> bazine acvatice destinate captării peștelui conform stării la 1 mai 202__</w:t>
             </w:r>
           </w:p>
@@ -2888,6 +3533,7 @@
                 <w:highlight w:val="yellow"/>
               </w:rPr>
             </w:pPr>
+            <w:proofErr w:type="spellStart"/>
             <w:r>
               <w:rPr>
                 <w:rFonts w:ascii="Times New Roman" w:hAnsi="Times New Roman"/>
@@ -2898,7 +3544,98 @@
                 <w:highlight w:val="yellow"/>
                 <w:lang w:val="ro-RO"/>
               </w:rPr>
-              <w:t>Информация о пользователях сельскохозяйственных угодий,</w:t>
+              <w:t>Информация</w:t>
+            </w:r>
+            <w:proofErr w:type="spellEnd"/>
+            <w:r>
+              <w:rPr>
+                <w:rFonts w:ascii="Times New Roman" w:hAnsi="Times New Roman"/>
+                <w:bCs/>
+                <w:i/>
+                <w:sz w:val="24"/>
+                <w:szCs w:val="24"/>
+                <w:highlight w:val="yellow"/>
+                <w:lang w:val="ro-RO"/>
+              </w:rPr>
+              <w:t xml:space="preserve"> о </w:t>
+            </w:r>
+            <w:proofErr w:type="spellStart"/>
+            <w:r>
+              <w:rPr>
+                <w:rFonts w:ascii="Times New Roman" w:hAnsi="Times New Roman"/>
+                <w:bCs/>
+                <w:i/>
+                <w:sz w:val="24"/>
+                <w:szCs w:val="24"/>
+                <w:highlight w:val="yellow"/>
+                <w:lang w:val="ro-RO"/>
+              </w:rPr>
+              <w:t>пользователях</w:t>
+            </w:r>
+            <w:proofErr w:type="spellEnd"/>
+            <w:r>
+              <w:rPr>
+                <w:rFonts w:ascii="Times New Roman" w:hAnsi="Times New Roman"/>
+                <w:bCs/>
+                <w:i/>
+                <w:sz w:val="24"/>
+                <w:szCs w:val="24"/>
+                <w:highlight w:val="yellow"/>
+                <w:lang w:val="ro-RO"/>
+              </w:rPr>
+              <w:t xml:space="preserve"> </w:t>
+            </w:r>
+            <w:proofErr w:type="spellStart"/>
+            <w:r>
+              <w:rPr>
+                <w:rFonts w:ascii="Times New Roman" w:hAnsi="Times New Roman"/>
+                <w:bCs/>
+                <w:i/>
+                <w:sz w:val="24"/>
+                <w:szCs w:val="24"/>
+                <w:highlight w:val="yellow"/>
+                <w:lang w:val="ro-RO"/>
+              </w:rPr>
+              <w:t>сельскохозяйственных</w:t>
+            </w:r>
+            <w:proofErr w:type="spellEnd"/>
+            <w:r>
+              <w:rPr>
+                <w:rFonts w:ascii="Times New Roman" w:hAnsi="Times New Roman"/>
+                <w:bCs/>
+                <w:i/>
+                <w:sz w:val="24"/>
+                <w:szCs w:val="24"/>
+                <w:highlight w:val="yellow"/>
+                <w:lang w:val="ro-RO"/>
+              </w:rPr>
+              <w:t xml:space="preserve"> </w:t>
+            </w:r>
+            <w:proofErr w:type="spellStart"/>
+            <w:r>
+              <w:rPr>
+                <w:rFonts w:ascii="Times New Roman" w:hAnsi="Times New Roman"/>
+                <w:bCs/>
+                <w:i/>
+                <w:sz w:val="24"/>
+                <w:szCs w:val="24"/>
+                <w:highlight w:val="yellow"/>
+                <w:lang w:val="ro-RO"/>
+              </w:rPr>
+              <w:t>угодий</w:t>
+            </w:r>
+            <w:proofErr w:type="spellEnd"/>
+            <w:r>
+              <w:rPr>
+                <w:rFonts w:ascii="Times New Roman" w:hAnsi="Times New Roman"/>
+                <w:bCs/>
+                <w:i/>
+                <w:sz w:val="24"/>
+                <w:szCs w:val="24"/>
+                <w:highlight w:val="yellow"/>
+                <w:lang w:val="ro-RO"/>
+              </w:rPr>
+              <w:t>,</w:t>
             </w:r>
             <w:r>
               <w:rPr>
@@ -2968,6 +3705,7 @@
               </w:rPr>
               <w:t xml:space="preserve"> </w:t>
             </w:r>
+            <w:proofErr w:type="spellStart"/>
             <w:r>
               <w:rPr>
                 <w:rFonts w:ascii="Times New Roman" w:hAnsi="Times New Roman" w:hint="eastAsia"/>
@@ -2980,6 +3718,7 @@
               </w:rPr>
               <w:t>предназначенны</w:t>
             </w:r>
+            <w:proofErr w:type="spellEnd"/>
             <w:r>
               <w:rPr>
                 <w:rFonts w:ascii="Times New Roman" w:hAnsi="Times New Roman" w:hint="eastAsia"/>
@@ -3003,6 +3742,7 @@
               </w:rPr>
               <w:t xml:space="preserve"> </w:t>
             </w:r>
+            <w:proofErr w:type="spellStart"/>
             <w:r>
               <w:rPr>
                 <w:rFonts w:ascii="Times New Roman" w:hAnsi="Times New Roman" w:hint="eastAsia"/>
@@ -3015,6 +3755,7 @@
               </w:rPr>
               <w:t>для</w:t>
             </w:r>
+            <w:proofErr w:type="spellEnd"/>
             <w:r>
               <w:rPr>
                 <w:rFonts w:ascii="Times New Roman" w:hAnsi="Times New Roman"/>
@@ -3027,6 +3768,7 @@
               </w:rPr>
               <w:t xml:space="preserve"> </w:t>
             </w:r>
+            <w:proofErr w:type="spellStart"/>
             <w:r>
               <w:rPr>
                 <w:rFonts w:ascii="Times New Roman" w:hAnsi="Times New Roman" w:hint="eastAsia"/>
@@ -3039,6 +3781,7 @@
               </w:rPr>
               <w:t>вылова</w:t>
             </w:r>
+            <w:proofErr w:type="spellEnd"/>
             <w:r>
               <w:rPr>
                 <w:rFonts w:ascii="Times New Roman" w:hAnsi="Times New Roman"/>
@@ -3051,6 +3794,7 @@
               </w:rPr>
               <w:t xml:space="preserve"> </w:t>
             </w:r>
+            <w:proofErr w:type="spellStart"/>
             <w:r>
               <w:rPr>
                 <w:rFonts w:ascii="Times New Roman" w:hAnsi="Times New Roman" w:hint="eastAsia"/>
@@ -3063,6 +3807,7 @@
               </w:rPr>
               <w:t>рыбы</w:t>
             </w:r>
+            <w:proofErr w:type="spellEnd"/>
           </w:p>
           <w:p>
             <w:pPr>
@@ -3088,7 +3833,111 @@
                 <w:highlight w:val="yellow"/>
                 <w:lang w:val="ro-RO"/>
               </w:rPr>
-              <w:t xml:space="preserve"> по состоянию на 1 мая 202__</w:t>
+              <w:t xml:space="preserve"> </w:t>
+            </w:r>
+            <w:proofErr w:type="spellStart"/>
+            <w:r>
+              <w:rPr>
+                <w:rFonts w:ascii="Times New Roman" w:hAnsi="Times New Roman"/>
+                <w:bCs/>
+                <w:i/>
+                <w:sz w:val="24"/>
+                <w:szCs w:val="24"/>
+                <w:highlight w:val="yellow"/>
+                <w:lang w:val="ro-RO"/>
+              </w:rPr>
+              <w:t>по</w:t>
+            </w:r>
+            <w:proofErr w:type="spellEnd"/>
+            <w:r>
+              <w:rPr>
+                <w:rFonts w:ascii="Times New Roman" w:hAnsi="Times New Roman"/>
+                <w:bCs/>
+                <w:i/>
+                <w:sz w:val="24"/>
+                <w:szCs w:val="24"/>
+                <w:highlight w:val="yellow"/>
+                <w:lang w:val="ro-RO"/>
+              </w:rPr>
+              <w:t xml:space="preserve"> </w:t>
+            </w:r>
+            <w:proofErr w:type="spellStart"/>
+            <w:r>
+              <w:rPr>
+                <w:rFonts w:ascii="Times New Roman" w:hAnsi="Times New Roman"/>
+                <w:bCs/>
+                <w:i/>
+                <w:sz w:val="24"/>
+                <w:szCs w:val="24"/>
+                <w:highlight w:val="yellow"/>
+                <w:lang w:val="ro-RO"/>
+              </w:rPr>
+              <w:t>состоянию</w:t>
+            </w:r>
+            <w:proofErr w:type="spellEnd"/>
+            <w:r>
+              <w:rPr>
+                <w:rFonts w:ascii="Times New Roman" w:hAnsi="Times New Roman"/>
+                <w:bCs/>
+                <w:i/>
+                <w:sz w:val="24"/>
+                <w:szCs w:val="24"/>
+                <w:highlight w:val="yellow"/>
+                <w:lang w:val="ro-RO"/>
+              </w:rPr>
+              <w:t xml:space="preserve"> </w:t>
+            </w:r>
+            <w:proofErr w:type="spellStart"/>
+            <w:r>
+              <w:rPr>
+                <w:rFonts w:ascii="Times New Roman" w:hAnsi="Times New Roman"/>
+                <w:bCs/>
+                <w:i/>
+                <w:sz w:val="24"/>
+                <w:szCs w:val="24"/>
+                <w:highlight w:val="yellow"/>
+                <w:lang w:val="ro-RO"/>
+              </w:rPr>
+              <w:t>на</w:t>
+            </w:r>
+            <w:proofErr w:type="spellEnd"/>
+            <w:r>
+              <w:rPr>
+                <w:rFonts w:ascii="Times New Roman" w:hAnsi="Times New Roman"/>
+                <w:bCs/>
+                <w:i/>
+                <w:sz w:val="24"/>
+                <w:szCs w:val="24"/>
+                <w:highlight w:val="yellow"/>
+                <w:lang w:val="ro-RO"/>
+              </w:rPr>
+              <w:t xml:space="preserve"> 1 </w:t>
+            </w:r>
+            <w:proofErr w:type="spellStart"/>
+            <w:r>
+              <w:rPr>
+                <w:rFonts w:ascii="Times New Roman" w:hAnsi="Times New Roman"/>
+                <w:bCs/>
+                <w:i/>
+                <w:sz w:val="24"/>
+                <w:szCs w:val="24"/>
+                <w:highlight w:val="yellow"/>
+                <w:lang w:val="ro-RO"/>
+              </w:rPr>
+              <w:t>мая</w:t>
+            </w:r>
+            <w:proofErr w:type="spellEnd"/>
+            <w:r>
+              <w:rPr>
+                <w:rFonts w:ascii="Times New Roman" w:hAnsi="Times New Roman"/>
+                <w:bCs/>
+                <w:i/>
+                <w:sz w:val="24"/>
+                <w:szCs w:val="24"/>
+                <w:highlight w:val="yellow"/>
+                <w:lang w:val="ro-RO"/>
+              </w:rPr>
+              <w:t xml:space="preserve"> 202__</w:t>
             </w:r>
             <w:r>
               <w:rPr>
@@ -3263,7 +4112,95 @@
                 <w:szCs w:val="18"/>
                 <w:lang w:val="ro-RO"/>
               </w:rPr>
-              <w:t>întreprind toate măsurile regulatorii, administrative, tehnice şi organizatorice pentru protecţia datelor confidenţiale şi neadmiterea divulgării lor (art.19).</w:t>
+              <w:t xml:space="preserve">întreprind toate măsurile regulatorii, administrative, tehnice </w:t>
+            </w:r>
+            <w:proofErr w:type="spellStart"/>
+            <w:r>
+              <w:rPr>
+                <w:rFonts w:ascii="Times New Roman" w:hAnsi="Times New Roman"/>
+                <w:bCs/>
+                <w:sz w:val="18"/>
+                <w:szCs w:val="18"/>
+                <w:lang w:val="ro-RO"/>
+              </w:rPr>
+              <w:t>şi</w:t>
+            </w:r>
+            <w:proofErr w:type="spellEnd"/>
+            <w:r>
+              <w:rPr>
+                <w:rFonts w:ascii="Times New Roman" w:hAnsi="Times New Roman"/>
+                <w:bCs/>
+                <w:sz w:val="18"/>
+                <w:szCs w:val="18"/>
+                <w:lang w:val="ro-RO"/>
+              </w:rPr>
+              <w:t xml:space="preserve"> organizatorice pentru </w:t>
+            </w:r>
+            <w:proofErr w:type="spellStart"/>
+            <w:r>
+              <w:rPr>
+                <w:rFonts w:ascii="Times New Roman" w:hAnsi="Times New Roman"/>
+                <w:bCs/>
+                <w:sz w:val="18"/>
+                <w:szCs w:val="18"/>
+                <w:lang w:val="ro-RO"/>
+              </w:rPr>
+              <w:t>protecţia</w:t>
+            </w:r>
+            <w:proofErr w:type="spellEnd"/>
+            <w:r>
+              <w:rPr>
+                <w:rFonts w:ascii="Times New Roman" w:hAnsi="Times New Roman"/>
+                <w:bCs/>
+                <w:sz w:val="18"/>
+                <w:szCs w:val="18"/>
+                <w:lang w:val="ro-RO"/>
+              </w:rPr>
+              <w:t xml:space="preserve"> datelor </w:t>
+            </w:r>
+            <w:proofErr w:type="spellStart"/>
+            <w:r>
+              <w:rPr>
+                <w:rFonts w:ascii="Times New Roman" w:hAnsi="Times New Roman"/>
+                <w:bCs/>
+                <w:sz w:val="18"/>
+                <w:szCs w:val="18"/>
+                <w:lang w:val="ro-RO"/>
+              </w:rPr>
+              <w:t>confidenţiale</w:t>
+            </w:r>
+            <w:proofErr w:type="spellEnd"/>
+            <w:r>
+              <w:rPr>
+                <w:rFonts w:ascii="Times New Roman" w:hAnsi="Times New Roman"/>
+                <w:bCs/>
+                <w:sz w:val="18"/>
+                <w:szCs w:val="18"/>
+                <w:lang w:val="ro-RO"/>
+              </w:rPr>
+              <w:t xml:space="preserve"> </w:t>
+            </w:r>
+            <w:proofErr w:type="spellStart"/>
+            <w:r>
+              <w:rPr>
+                <w:rFonts w:ascii="Times New Roman" w:hAnsi="Times New Roman"/>
+                <w:bCs/>
+                <w:sz w:val="18"/>
+                <w:szCs w:val="18"/>
+                <w:lang w:val="ro-RO"/>
+              </w:rPr>
+              <w:t>şi</w:t>
+            </w:r>
+            <w:proofErr w:type="spellEnd"/>
+            <w:r>
+              <w:rPr>
+                <w:rFonts w:ascii="Times New Roman" w:hAnsi="Times New Roman"/>
+                <w:bCs/>
+                <w:sz w:val="18"/>
+                <w:szCs w:val="18"/>
+                <w:lang w:val="ro-RO"/>
+              </w:rPr>
+              <w:t xml:space="preserve"> neadmiterea divulgării lor (art.19).</w:t>
             </w:r>
           </w:p>
           <w:p>
@@ -3288,7 +4225,73 @@
                 <w:szCs w:val="18"/>
                 <w:lang w:val="ro-RO"/>
               </w:rPr>
-              <w:t>Neprezentarea la timp a datelor statistice, prezentarea de date eronate sau în volum incomplet constituie contravenţie şi se sancţionează conform art.330 al Codului contravențional al Republicii Moldova</w:t>
+              <w:t xml:space="preserve">Neprezentarea la timp a datelor statistice, prezentarea de date eronate sau în volum incomplet constituie </w:t>
+            </w:r>
+            <w:proofErr w:type="spellStart"/>
+            <w:r>
+              <w:rPr>
+                <w:rFonts w:ascii="Times New Roman" w:hAnsi="Times New Roman"/>
+                <w:bCs/>
+                <w:sz w:val="18"/>
+                <w:szCs w:val="18"/>
+                <w:lang w:val="ro-RO"/>
+              </w:rPr>
+              <w:t>contravenţie</w:t>
+            </w:r>
+            <w:proofErr w:type="spellEnd"/>
+            <w:r>
+              <w:rPr>
+                <w:rFonts w:ascii="Times New Roman" w:hAnsi="Times New Roman"/>
+                <w:bCs/>
+                <w:sz w:val="18"/>
+                <w:szCs w:val="18"/>
+                <w:lang w:val="ro-RO"/>
+              </w:rPr>
+              <w:t xml:space="preserve"> </w:t>
+            </w:r>
+            <w:proofErr w:type="spellStart"/>
+            <w:r>
+              <w:rPr>
+                <w:rFonts w:ascii="Times New Roman" w:hAnsi="Times New Roman"/>
+                <w:bCs/>
+                <w:sz w:val="18"/>
+                <w:szCs w:val="18"/>
+                <w:lang w:val="ro-RO"/>
+              </w:rPr>
+              <w:t>şi</w:t>
+            </w:r>
+            <w:proofErr w:type="spellEnd"/>
+            <w:r>
+              <w:rPr>
+                <w:rFonts w:ascii="Times New Roman" w:hAnsi="Times New Roman"/>
+                <w:bCs/>
+                <w:sz w:val="18"/>
+                <w:szCs w:val="18"/>
+                <w:lang w:val="ro-RO"/>
+              </w:rPr>
+              <w:t xml:space="preserve"> se </w:t>
+            </w:r>
+            <w:proofErr w:type="spellStart"/>
+            <w:r>
+              <w:rPr>
+                <w:rFonts w:ascii="Times New Roman" w:hAnsi="Times New Roman"/>
+                <w:bCs/>
+                <w:sz w:val="18"/>
+                <w:szCs w:val="18"/>
+                <w:lang w:val="ro-RO"/>
+              </w:rPr>
+              <w:t>sancţionează</w:t>
+            </w:r>
+            <w:proofErr w:type="spellEnd"/>
+            <w:r>
+              <w:rPr>
+                <w:rFonts w:ascii="Times New Roman" w:hAnsi="Times New Roman"/>
+                <w:bCs/>
+                <w:sz w:val="18"/>
+                <w:szCs w:val="18"/>
+                <w:lang w:val="ro-RO"/>
+              </w:rPr>
+              <w:t xml:space="preserve"> conform art.330 al Codului contravențional al Republicii Moldova</w:t>
             </w:r>
             <w:r>
               <w:rPr>
@@ -3340,7 +4343,103 @@
                 <w:szCs w:val="18"/>
                 <w:lang w:val="ro-RO"/>
               </w:rPr>
-              <w:t xml:space="preserve">В соответствии с Законом Республики Молдова № </w:t>
+              <w:t xml:space="preserve">В </w:t>
+            </w:r>
+            <w:proofErr w:type="spellStart"/>
+            <w:r>
+              <w:rPr>
+                <w:rFonts w:ascii="Times New Roman" w:hAnsi="Times New Roman"/>
+                <w:i/>
+                <w:iCs/>
+                <w:sz w:val="18"/>
+                <w:szCs w:val="18"/>
+                <w:lang w:val="ro-RO"/>
+              </w:rPr>
+              <w:t>соответствии</w:t>
+            </w:r>
+            <w:proofErr w:type="spellEnd"/>
+            <w:r>
+              <w:rPr>
+                <w:rFonts w:ascii="Times New Roman" w:hAnsi="Times New Roman"/>
+                <w:i/>
+                <w:iCs/>
+                <w:sz w:val="18"/>
+                <w:szCs w:val="18"/>
+                <w:lang w:val="ro-RO"/>
+              </w:rPr>
+              <w:t xml:space="preserve"> с </w:t>
+            </w:r>
+            <w:proofErr w:type="spellStart"/>
+            <w:r>
+              <w:rPr>
+                <w:rFonts w:ascii="Times New Roman" w:hAnsi="Times New Roman"/>
+                <w:i/>
+                <w:iCs/>
+                <w:sz w:val="18"/>
+                <w:szCs w:val="18"/>
+                <w:lang w:val="ro-RO"/>
+              </w:rPr>
+              <w:t>Законом</w:t>
+            </w:r>
+            <w:proofErr w:type="spellEnd"/>
+            <w:r>
+              <w:rPr>
+                <w:rFonts w:ascii="Times New Roman" w:hAnsi="Times New Roman"/>
+                <w:i/>
+                <w:iCs/>
+                <w:sz w:val="18"/>
+                <w:szCs w:val="18"/>
+                <w:lang w:val="ro-RO"/>
+              </w:rPr>
+              <w:t xml:space="preserve"> </w:t>
+            </w:r>
+            <w:proofErr w:type="spellStart"/>
+            <w:r>
+              <w:rPr>
+                <w:rFonts w:ascii="Times New Roman" w:hAnsi="Times New Roman"/>
+                <w:i/>
+                <w:iCs/>
+                <w:sz w:val="18"/>
+                <w:szCs w:val="18"/>
+                <w:lang w:val="ro-RO"/>
+              </w:rPr>
+              <w:t>Республики</w:t>
+            </w:r>
+            <w:proofErr w:type="spellEnd"/>
+            <w:r>
+              <w:rPr>
+                <w:rFonts w:ascii="Times New Roman" w:hAnsi="Times New Roman"/>
+                <w:i/>
+                <w:iCs/>
+                <w:sz w:val="18"/>
+                <w:szCs w:val="18"/>
+                <w:lang w:val="ro-RO"/>
+              </w:rPr>
+              <w:t xml:space="preserve"> </w:t>
+            </w:r>
+            <w:proofErr w:type="spellStart"/>
+            <w:r>
+              <w:rPr>
+                <w:rFonts w:ascii="Times New Roman" w:hAnsi="Times New Roman"/>
+                <w:i/>
+                <w:iCs/>
+                <w:sz w:val="18"/>
+                <w:szCs w:val="18"/>
+                <w:lang w:val="ro-RO"/>
+              </w:rPr>
+              <w:t>Молдова</w:t>
+            </w:r>
+            <w:proofErr w:type="spellEnd"/>
+            <w:r>
+              <w:rPr>
+                <w:rFonts w:ascii="Times New Roman" w:hAnsi="Times New Roman"/>
+                <w:i/>
+                <w:iCs/>
+                <w:sz w:val="18"/>
+                <w:szCs w:val="18"/>
+                <w:lang w:val="ro-RO"/>
+              </w:rPr>
+              <w:t xml:space="preserve"> № </w:t>
             </w:r>
             <w:r>
               <w:rPr>
@@ -3353,16 +4452,29 @@
               </w:rPr>
               <w:t xml:space="preserve">93 </w:t>
             </w:r>
-            <w:r>
-              <w:rPr>
-                <w:rFonts w:ascii="Times New Roman" w:hAnsi="Times New Roman"/>
-                <w:i/>
-                <w:iCs/>
-                <w:sz w:val="18"/>
-                <w:szCs w:val="18"/>
-                <w:lang w:val="ro-RO"/>
-              </w:rPr>
-              <w:t xml:space="preserve">oт </w:t>
+            <w:proofErr w:type="spellStart"/>
+            <w:r>
+              <w:rPr>
+                <w:rFonts w:ascii="Times New Roman" w:hAnsi="Times New Roman"/>
+                <w:i/>
+                <w:iCs/>
+                <w:sz w:val="18"/>
+                <w:szCs w:val="18"/>
+                <w:lang w:val="ro-RO"/>
+              </w:rPr>
+              <w:t>oт</w:t>
+            </w:r>
+            <w:proofErr w:type="spellEnd"/>
+            <w:r>
+              <w:rPr>
+                <w:rFonts w:ascii="Times New Roman" w:hAnsi="Times New Roman"/>
+                <w:i/>
+                <w:iCs/>
+                <w:sz w:val="18"/>
+                <w:szCs w:val="18"/>
+                <w:lang w:val="ro-RO"/>
+              </w:rPr>
+              <w:t xml:space="preserve"> </w:t>
             </w:r>
             <w:r>
               <w:rPr>
@@ -3375,16 +4487,173 @@
               </w:rPr>
               <w:t xml:space="preserve">26.05.2017 </w:t>
             </w:r>
-            <w:r>
-              <w:rPr>
-                <w:rFonts w:ascii="Times New Roman" w:hAnsi="Times New Roman"/>
-                <w:i/>
-                <w:iCs/>
-                <w:sz w:val="18"/>
-                <w:szCs w:val="18"/>
-                <w:lang w:val="ro-RO"/>
-              </w:rPr>
-              <w:t>года «Об официальной статистике», органы официальной статистики:</w:t>
+            <w:proofErr w:type="spellStart"/>
+            <w:r>
+              <w:rPr>
+                <w:rFonts w:ascii="Times New Roman" w:hAnsi="Times New Roman"/>
+                <w:i/>
+                <w:iCs/>
+                <w:sz w:val="18"/>
+                <w:szCs w:val="18"/>
+                <w:lang w:val="ro-RO"/>
+              </w:rPr>
+              <w:t>года</w:t>
+            </w:r>
+            <w:proofErr w:type="spellEnd"/>
+            <w:r>
+              <w:rPr>
+                <w:rFonts w:ascii="Times New Roman" w:hAnsi="Times New Roman"/>
+                <w:i/>
+                <w:iCs/>
+                <w:sz w:val="18"/>
+                <w:szCs w:val="18"/>
+                <w:lang w:val="ro-RO"/>
+              </w:rPr>
+              <w:t xml:space="preserve"> «</w:t>
+            </w:r>
+            <w:proofErr w:type="spellStart"/>
+            <w:r>
+              <w:rPr>
+                <w:rFonts w:ascii="Times New Roman" w:hAnsi="Times New Roman"/>
+                <w:i/>
+                <w:iCs/>
+                <w:sz w:val="18"/>
+                <w:szCs w:val="18"/>
+                <w:lang w:val="ro-RO"/>
+              </w:rPr>
+              <w:t>Об</w:t>
+            </w:r>
+            <w:proofErr w:type="spellEnd"/>
+            <w:r>
+              <w:rPr>
+                <w:rFonts w:ascii="Times New Roman" w:hAnsi="Times New Roman"/>
+                <w:i/>
+                <w:iCs/>
+                <w:sz w:val="18"/>
+                <w:szCs w:val="18"/>
+                <w:lang w:val="ro-RO"/>
+              </w:rPr>
+              <w:t xml:space="preserve"> </w:t>
+            </w:r>
+            <w:proofErr w:type="spellStart"/>
+            <w:r>
+              <w:rPr>
+                <w:rFonts w:ascii="Times New Roman" w:hAnsi="Times New Roman"/>
+                <w:i/>
+                <w:iCs/>
+                <w:sz w:val="18"/>
+                <w:szCs w:val="18"/>
+                <w:lang w:val="ro-RO"/>
+              </w:rPr>
+              <w:t>официальной</w:t>
+            </w:r>
+            <w:proofErr w:type="spellEnd"/>
+            <w:r>
+              <w:rPr>
+                <w:rFonts w:ascii="Times New Roman" w:hAnsi="Times New Roman"/>
+                <w:i/>
+                <w:iCs/>
+                <w:sz w:val="18"/>
+                <w:szCs w:val="18"/>
+                <w:lang w:val="ro-RO"/>
+              </w:rPr>
+              <w:t xml:space="preserve"> </w:t>
+            </w:r>
+            <w:proofErr w:type="spellStart"/>
+            <w:r>
+              <w:rPr>
+                <w:rFonts w:ascii="Times New Roman" w:hAnsi="Times New Roman"/>
+                <w:i/>
+                <w:iCs/>
+                <w:sz w:val="18"/>
+                <w:szCs w:val="18"/>
+                <w:lang w:val="ro-RO"/>
+              </w:rPr>
+              <w:t>статистике</w:t>
+            </w:r>
+            <w:proofErr w:type="spellEnd"/>
+            <w:r>
+              <w:rPr>
+                <w:rFonts w:ascii="Times New Roman" w:hAnsi="Times New Roman"/>
+                <w:i/>
+                <w:iCs/>
+                <w:sz w:val="18"/>
+                <w:szCs w:val="18"/>
+                <w:lang w:val="ro-RO"/>
+              </w:rPr>
+              <w:t xml:space="preserve">», </w:t>
+            </w:r>
+            <w:proofErr w:type="spellStart"/>
+            <w:r>
+              <w:rPr>
+                <w:rFonts w:ascii="Times New Roman" w:hAnsi="Times New Roman"/>
+                <w:i/>
+                <w:iCs/>
+                <w:sz w:val="18"/>
+                <w:szCs w:val="18"/>
+                <w:lang w:val="ro-RO"/>
+              </w:rPr>
+              <w:t>органы</w:t>
+            </w:r>
+            <w:proofErr w:type="spellEnd"/>
+            <w:r>
+              <w:rPr>
+                <w:rFonts w:ascii="Times New Roman" w:hAnsi="Times New Roman"/>
+                <w:i/>
+                <w:iCs/>
+                <w:sz w:val="18"/>
+                <w:szCs w:val="18"/>
+                <w:lang w:val="ro-RO"/>
+              </w:rPr>
+              <w:t xml:space="preserve"> </w:t>
+            </w:r>
+            <w:proofErr w:type="spellStart"/>
+            <w:r>
+              <w:rPr>
+                <w:rFonts w:ascii="Times New Roman" w:hAnsi="Times New Roman"/>
+                <w:i/>
+                <w:iCs/>
+                <w:sz w:val="18"/>
+                <w:szCs w:val="18"/>
+                <w:lang w:val="ro-RO"/>
+              </w:rPr>
+              <w:t>официальной</w:t>
+            </w:r>
+            <w:proofErr w:type="spellEnd"/>
+            <w:r>
+              <w:rPr>
+                <w:rFonts w:ascii="Times New Roman" w:hAnsi="Times New Roman"/>
+                <w:i/>
+                <w:iCs/>
+                <w:sz w:val="18"/>
+                <w:szCs w:val="18"/>
+                <w:lang w:val="ro-RO"/>
+              </w:rPr>
+              <w:t xml:space="preserve"> </w:t>
+            </w:r>
+            <w:proofErr w:type="spellStart"/>
+            <w:r>
+              <w:rPr>
+                <w:rFonts w:ascii="Times New Roman" w:hAnsi="Times New Roman"/>
+                <w:i/>
+                <w:iCs/>
+                <w:sz w:val="18"/>
+                <w:szCs w:val="18"/>
+                <w:lang w:val="ro-RO"/>
+              </w:rPr>
+              <w:t>статистики</w:t>
+            </w:r>
+            <w:proofErr w:type="spellEnd"/>
+            <w:r>
+              <w:rPr>
+                <w:rFonts w:ascii="Times New Roman" w:hAnsi="Times New Roman"/>
+                <w:i/>
+                <w:iCs/>
+                <w:sz w:val="18"/>
+                <w:szCs w:val="18"/>
+                <w:lang w:val="ro-RO"/>
+              </w:rPr>
+              <w:t>:</w:t>
             </w:r>
           </w:p>
           <w:p>
@@ -3516,16 +4785,485 @@
                 <w:lang w:val="ro-RO"/>
               </w:rPr>
             </w:pPr>
-            <w:r>
-              <w:rPr>
-                <w:rFonts w:ascii="Times New Roman" w:hAnsi="Times New Roman"/>
-                <w:i/>
-                <w:iCs/>
-                <w:sz w:val="18"/>
-                <w:szCs w:val="18"/>
-                <w:lang w:val="ro-RO"/>
-              </w:rPr>
-              <w:t>Непредставление в установленный срок статистических данных, представление недостоверных данных или в неполном объеме является правонарушением и санкционируется в соответствии сo ст.330 Кодекса о правонарушениях Республики Молдова.</w:t>
+            <w:proofErr w:type="spellStart"/>
+            <w:r>
+              <w:rPr>
+                <w:rFonts w:ascii="Times New Roman" w:hAnsi="Times New Roman"/>
+                <w:i/>
+                <w:iCs/>
+                <w:sz w:val="18"/>
+                <w:szCs w:val="18"/>
+                <w:lang w:val="ro-RO"/>
+              </w:rPr>
+              <w:t>Непредставление</w:t>
+            </w:r>
+            <w:proofErr w:type="spellEnd"/>
+            <w:r>
+              <w:rPr>
+                <w:rFonts w:ascii="Times New Roman" w:hAnsi="Times New Roman"/>
+                <w:i/>
+                <w:iCs/>
+                <w:sz w:val="18"/>
+                <w:szCs w:val="18"/>
+                <w:lang w:val="ro-RO"/>
+              </w:rPr>
+              <w:t xml:space="preserve"> в </w:t>
+            </w:r>
+            <w:proofErr w:type="spellStart"/>
+            <w:r>
+              <w:rPr>
+                <w:rFonts w:ascii="Times New Roman" w:hAnsi="Times New Roman"/>
+                <w:i/>
+                <w:iCs/>
+                <w:sz w:val="18"/>
+                <w:szCs w:val="18"/>
+                <w:lang w:val="ro-RO"/>
+              </w:rPr>
+              <w:t>установленный</w:t>
+            </w:r>
+            <w:proofErr w:type="spellEnd"/>
+            <w:r>
+              <w:rPr>
+                <w:rFonts w:ascii="Times New Roman" w:hAnsi="Times New Roman"/>
+                <w:i/>
+                <w:iCs/>
+                <w:sz w:val="18"/>
+                <w:szCs w:val="18"/>
+                <w:lang w:val="ro-RO"/>
+              </w:rPr>
+              <w:t xml:space="preserve"> </w:t>
+            </w:r>
+            <w:proofErr w:type="spellStart"/>
+            <w:r>
+              <w:rPr>
+                <w:rFonts w:ascii="Times New Roman" w:hAnsi="Times New Roman"/>
+                <w:i/>
+                <w:iCs/>
+                <w:sz w:val="18"/>
+                <w:szCs w:val="18"/>
+                <w:lang w:val="ro-RO"/>
+              </w:rPr>
+              <w:t>срок</w:t>
+            </w:r>
+            <w:proofErr w:type="spellEnd"/>
+            <w:r>
+              <w:rPr>
+                <w:rFonts w:ascii="Times New Roman" w:hAnsi="Times New Roman"/>
+                <w:i/>
+                <w:iCs/>
+                <w:sz w:val="18"/>
+                <w:szCs w:val="18"/>
+                <w:lang w:val="ro-RO"/>
+              </w:rPr>
+              <w:t xml:space="preserve"> </w:t>
+            </w:r>
+            <w:proofErr w:type="spellStart"/>
+            <w:r>
+              <w:rPr>
+                <w:rFonts w:ascii="Times New Roman" w:hAnsi="Times New Roman"/>
+                <w:i/>
+                <w:iCs/>
+                <w:sz w:val="18"/>
+                <w:szCs w:val="18"/>
+                <w:lang w:val="ro-RO"/>
+              </w:rPr>
+              <w:t>статистических</w:t>
+            </w:r>
+            <w:proofErr w:type="spellEnd"/>
+            <w:r>
+              <w:rPr>
+                <w:rFonts w:ascii="Times New Roman" w:hAnsi="Times New Roman"/>
+                <w:i/>
+                <w:iCs/>
+                <w:sz w:val="18"/>
+                <w:szCs w:val="18"/>
+                <w:lang w:val="ro-RO"/>
+              </w:rPr>
+              <w:t xml:space="preserve"> </w:t>
+            </w:r>
+            <w:proofErr w:type="spellStart"/>
+            <w:r>
+              <w:rPr>
+                <w:rFonts w:ascii="Times New Roman" w:hAnsi="Times New Roman"/>
+                <w:i/>
+                <w:iCs/>
+                <w:sz w:val="18"/>
+                <w:szCs w:val="18"/>
+                <w:lang w:val="ro-RO"/>
+              </w:rPr>
+              <w:t>данных</w:t>
+            </w:r>
+            <w:proofErr w:type="spellEnd"/>
+            <w:r>
+              <w:rPr>
+                <w:rFonts w:ascii="Times New Roman" w:hAnsi="Times New Roman"/>
+                <w:i/>
+                <w:iCs/>
+                <w:sz w:val="18"/>
+                <w:szCs w:val="18"/>
+                <w:lang w:val="ro-RO"/>
+              </w:rPr>
+              <w:t xml:space="preserve">, </w:t>
+            </w:r>
+            <w:proofErr w:type="spellStart"/>
+            <w:r>
+              <w:rPr>
+                <w:rFonts w:ascii="Times New Roman" w:hAnsi="Times New Roman"/>
+                <w:i/>
+                <w:iCs/>
+                <w:sz w:val="18"/>
+                <w:szCs w:val="18"/>
+                <w:lang w:val="ro-RO"/>
+              </w:rPr>
+              <w:t>представление</w:t>
+            </w:r>
+            <w:proofErr w:type="spellEnd"/>
+            <w:r>
+              <w:rPr>
+                <w:rFonts w:ascii="Times New Roman" w:hAnsi="Times New Roman"/>
+                <w:i/>
+                <w:iCs/>
+                <w:sz w:val="18"/>
+                <w:szCs w:val="18"/>
+                <w:lang w:val="ro-RO"/>
+              </w:rPr>
+              <w:t xml:space="preserve"> </w:t>
+            </w:r>
+            <w:proofErr w:type="spellStart"/>
+            <w:r>
+              <w:rPr>
+                <w:rFonts w:ascii="Times New Roman" w:hAnsi="Times New Roman"/>
+                <w:i/>
+                <w:iCs/>
+                <w:sz w:val="18"/>
+                <w:szCs w:val="18"/>
+                <w:lang w:val="ro-RO"/>
+              </w:rPr>
+              <w:t>недостоверных</w:t>
+            </w:r>
+            <w:proofErr w:type="spellEnd"/>
+            <w:r>
+              <w:rPr>
+                <w:rFonts w:ascii="Times New Roman" w:hAnsi="Times New Roman"/>
+                <w:i/>
+                <w:iCs/>
+                <w:sz w:val="18"/>
+                <w:szCs w:val="18"/>
+                <w:lang w:val="ro-RO"/>
+              </w:rPr>
+              <w:t xml:space="preserve"> </w:t>
+            </w:r>
+            <w:proofErr w:type="spellStart"/>
+            <w:r>
+              <w:rPr>
+                <w:rFonts w:ascii="Times New Roman" w:hAnsi="Times New Roman"/>
+                <w:i/>
+                <w:iCs/>
+                <w:sz w:val="18"/>
+                <w:szCs w:val="18"/>
+                <w:lang w:val="ro-RO"/>
+              </w:rPr>
+              <w:t>данных</w:t>
+            </w:r>
+            <w:proofErr w:type="spellEnd"/>
+            <w:r>
+              <w:rPr>
+                <w:rFonts w:ascii="Times New Roman" w:hAnsi="Times New Roman"/>
+                <w:i/>
+                <w:iCs/>
+                <w:sz w:val="18"/>
+                <w:szCs w:val="18"/>
+                <w:lang w:val="ro-RO"/>
+              </w:rPr>
+              <w:t xml:space="preserve"> </w:t>
+            </w:r>
+            <w:proofErr w:type="spellStart"/>
+            <w:r>
+              <w:rPr>
+                <w:rFonts w:ascii="Times New Roman" w:hAnsi="Times New Roman"/>
+                <w:i/>
+                <w:iCs/>
+                <w:sz w:val="18"/>
+                <w:szCs w:val="18"/>
+                <w:lang w:val="ro-RO"/>
+              </w:rPr>
+              <w:t>или</w:t>
+            </w:r>
+            <w:proofErr w:type="spellEnd"/>
+            <w:r>
+              <w:rPr>
+                <w:rFonts w:ascii="Times New Roman" w:hAnsi="Times New Roman"/>
+                <w:i/>
+                <w:iCs/>
+                <w:sz w:val="18"/>
+                <w:szCs w:val="18"/>
+                <w:lang w:val="ro-RO"/>
+              </w:rPr>
+              <w:t xml:space="preserve"> в </w:t>
+            </w:r>
+            <w:proofErr w:type="spellStart"/>
+            <w:r>
+              <w:rPr>
+                <w:rFonts w:ascii="Times New Roman" w:hAnsi="Times New Roman"/>
+                <w:i/>
+                <w:iCs/>
+                <w:sz w:val="18"/>
+                <w:szCs w:val="18"/>
+                <w:lang w:val="ro-RO"/>
+              </w:rPr>
+              <w:t>неполном</w:t>
+            </w:r>
+            <w:proofErr w:type="spellEnd"/>
+            <w:r>
+              <w:rPr>
+                <w:rFonts w:ascii="Times New Roman" w:hAnsi="Times New Roman"/>
+                <w:i/>
+                <w:iCs/>
+                <w:sz w:val="18"/>
+                <w:szCs w:val="18"/>
+                <w:lang w:val="ro-RO"/>
+              </w:rPr>
+              <w:t xml:space="preserve"> </w:t>
+            </w:r>
+            <w:proofErr w:type="spellStart"/>
+            <w:r>
+              <w:rPr>
+                <w:rFonts w:ascii="Times New Roman" w:hAnsi="Times New Roman"/>
+                <w:i/>
+                <w:iCs/>
+                <w:sz w:val="18"/>
+                <w:szCs w:val="18"/>
+                <w:lang w:val="ro-RO"/>
+              </w:rPr>
+              <w:t>объеме</w:t>
+            </w:r>
+            <w:proofErr w:type="spellEnd"/>
+            <w:r>
+              <w:rPr>
+                <w:rFonts w:ascii="Times New Roman" w:hAnsi="Times New Roman"/>
+                <w:i/>
+                <w:iCs/>
+                <w:sz w:val="18"/>
+                <w:szCs w:val="18"/>
+                <w:lang w:val="ro-RO"/>
+              </w:rPr>
+              <w:t xml:space="preserve"> </w:t>
+            </w:r>
+            <w:proofErr w:type="spellStart"/>
+            <w:r>
+              <w:rPr>
+                <w:rFonts w:ascii="Times New Roman" w:hAnsi="Times New Roman"/>
+                <w:i/>
+                <w:iCs/>
+                <w:sz w:val="18"/>
+                <w:szCs w:val="18"/>
+                <w:lang w:val="ro-RO"/>
+              </w:rPr>
+              <w:t>является</w:t>
+            </w:r>
+            <w:proofErr w:type="spellEnd"/>
+            <w:r>
+              <w:rPr>
+                <w:rFonts w:ascii="Times New Roman" w:hAnsi="Times New Roman"/>
+                <w:i/>
+                <w:iCs/>
+                <w:sz w:val="18"/>
+                <w:szCs w:val="18"/>
+                <w:lang w:val="ro-RO"/>
+              </w:rPr>
+              <w:t xml:space="preserve"> </w:t>
+            </w:r>
+            <w:proofErr w:type="spellStart"/>
+            <w:r>
+              <w:rPr>
+                <w:rFonts w:ascii="Times New Roman" w:hAnsi="Times New Roman"/>
+                <w:i/>
+                <w:iCs/>
+                <w:sz w:val="18"/>
+                <w:szCs w:val="18"/>
+                <w:lang w:val="ro-RO"/>
+              </w:rPr>
+              <w:t>правонарушением</w:t>
+            </w:r>
+            <w:proofErr w:type="spellEnd"/>
+            <w:r>
+              <w:rPr>
+                <w:rFonts w:ascii="Times New Roman" w:hAnsi="Times New Roman"/>
+                <w:i/>
+                <w:iCs/>
+                <w:sz w:val="18"/>
+                <w:szCs w:val="18"/>
+                <w:lang w:val="ro-RO"/>
+              </w:rPr>
+              <w:t xml:space="preserve"> и </w:t>
+            </w:r>
+            <w:proofErr w:type="spellStart"/>
+            <w:r>
+              <w:rPr>
+                <w:rFonts w:ascii="Times New Roman" w:hAnsi="Times New Roman"/>
+                <w:i/>
+                <w:iCs/>
+                <w:sz w:val="18"/>
+                <w:szCs w:val="18"/>
+                <w:lang w:val="ro-RO"/>
+              </w:rPr>
+              <w:t>санкционируется</w:t>
+            </w:r>
+            <w:proofErr w:type="spellEnd"/>
+            <w:r>
+              <w:rPr>
+                <w:rFonts w:ascii="Times New Roman" w:hAnsi="Times New Roman"/>
+                <w:i/>
+                <w:iCs/>
+                <w:sz w:val="18"/>
+                <w:szCs w:val="18"/>
+                <w:lang w:val="ro-RO"/>
+              </w:rPr>
+              <w:t xml:space="preserve"> в </w:t>
+            </w:r>
+            <w:proofErr w:type="spellStart"/>
+            <w:r>
+              <w:rPr>
+                <w:rFonts w:ascii="Times New Roman" w:hAnsi="Times New Roman"/>
+                <w:i/>
+                <w:iCs/>
+                <w:sz w:val="18"/>
+                <w:szCs w:val="18"/>
+                <w:lang w:val="ro-RO"/>
+              </w:rPr>
+              <w:t>соответствии</w:t>
+            </w:r>
+            <w:proofErr w:type="spellEnd"/>
+            <w:r>
+              <w:rPr>
+                <w:rFonts w:ascii="Times New Roman" w:hAnsi="Times New Roman"/>
+                <w:i/>
+                <w:iCs/>
+                <w:sz w:val="18"/>
+                <w:szCs w:val="18"/>
+                <w:lang w:val="ro-RO"/>
+              </w:rPr>
+              <w:t xml:space="preserve"> </w:t>
+            </w:r>
+            <w:proofErr w:type="spellStart"/>
+            <w:r>
+              <w:rPr>
+                <w:rFonts w:ascii="Times New Roman" w:hAnsi="Times New Roman"/>
+                <w:i/>
+                <w:iCs/>
+                <w:sz w:val="18"/>
+                <w:szCs w:val="18"/>
+                <w:lang w:val="ro-RO"/>
+              </w:rPr>
+              <w:t>сo</w:t>
+            </w:r>
+            <w:proofErr w:type="spellEnd"/>
+            <w:r>
+              <w:rPr>
+                <w:rFonts w:ascii="Times New Roman" w:hAnsi="Times New Roman"/>
+                <w:i/>
+                <w:iCs/>
+                <w:sz w:val="18"/>
+                <w:szCs w:val="18"/>
+                <w:lang w:val="ro-RO"/>
+              </w:rPr>
+              <w:t xml:space="preserve"> ст.330 </w:t>
+            </w:r>
+            <w:proofErr w:type="spellStart"/>
+            <w:r>
+              <w:rPr>
+                <w:rFonts w:ascii="Times New Roman" w:hAnsi="Times New Roman"/>
+                <w:i/>
+                <w:iCs/>
+                <w:sz w:val="18"/>
+                <w:szCs w:val="18"/>
+                <w:lang w:val="ro-RO"/>
+              </w:rPr>
+              <w:t>Кодекса</w:t>
+            </w:r>
+            <w:proofErr w:type="spellEnd"/>
+            <w:r>
+              <w:rPr>
+                <w:rFonts w:ascii="Times New Roman" w:hAnsi="Times New Roman"/>
+                <w:i/>
+                <w:iCs/>
+                <w:sz w:val="18"/>
+                <w:szCs w:val="18"/>
+                <w:lang w:val="ro-RO"/>
+              </w:rPr>
+              <w:t xml:space="preserve"> о </w:t>
+            </w:r>
+            <w:proofErr w:type="spellStart"/>
+            <w:r>
+              <w:rPr>
+                <w:rFonts w:ascii="Times New Roman" w:hAnsi="Times New Roman"/>
+                <w:i/>
+                <w:iCs/>
+                <w:sz w:val="18"/>
+                <w:szCs w:val="18"/>
+                <w:lang w:val="ro-RO"/>
+              </w:rPr>
+              <w:t>правонарушениях</w:t>
+            </w:r>
+            <w:proofErr w:type="spellEnd"/>
+            <w:r>
+              <w:rPr>
+                <w:rFonts w:ascii="Times New Roman" w:hAnsi="Times New Roman"/>
+                <w:i/>
+                <w:iCs/>
+                <w:sz w:val="18"/>
+                <w:szCs w:val="18"/>
+                <w:lang w:val="ro-RO"/>
+              </w:rPr>
+              <w:t xml:space="preserve"> </w:t>
+            </w:r>
+            <w:proofErr w:type="spellStart"/>
+            <w:r>
+              <w:rPr>
+                <w:rFonts w:ascii="Times New Roman" w:hAnsi="Times New Roman"/>
+                <w:i/>
+                <w:iCs/>
+                <w:sz w:val="18"/>
+                <w:szCs w:val="18"/>
+                <w:lang w:val="ro-RO"/>
+              </w:rPr>
+              <w:t>Республики</w:t>
+            </w:r>
+            <w:proofErr w:type="spellEnd"/>
+            <w:r>
+              <w:rPr>
+                <w:rFonts w:ascii="Times New Roman" w:hAnsi="Times New Roman"/>
+                <w:i/>
+                <w:iCs/>
+                <w:sz w:val="18"/>
+                <w:szCs w:val="18"/>
+                <w:lang w:val="ro-RO"/>
+              </w:rPr>
+              <w:t xml:space="preserve"> </w:t>
+            </w:r>
+            <w:proofErr w:type="spellStart"/>
+            <w:r>
+              <w:rPr>
+                <w:rFonts w:ascii="Times New Roman" w:hAnsi="Times New Roman"/>
+                <w:i/>
+                <w:iCs/>
+                <w:sz w:val="18"/>
+                <w:szCs w:val="18"/>
+                <w:lang w:val="ro-RO"/>
+              </w:rPr>
+              <w:t>Молдова</w:t>
+            </w:r>
+            <w:proofErr w:type="spellEnd"/>
+            <w:r>
+              <w:rPr>
+                <w:rFonts w:ascii="Times New Roman" w:hAnsi="Times New Roman"/>
+                <w:i/>
+                <w:iCs/>
+                <w:sz w:val="18"/>
+                <w:szCs w:val="18"/>
+                <w:lang w:val="ro-RO"/>
+              </w:rPr>
+              <w:t>.</w:t>
             </w:r>
           </w:p>
           <w:p>
@@ -3561,7 +5299,29 @@
                 <w:highlight w:val="yellow"/>
                 <w:lang w:val="ro-RO"/>
               </w:rPr>
-              <w:t xml:space="preserve">Aprobat prin Ordinul Biroului Naţional de Statistică </w:t>
+              <w:t xml:space="preserve">Aprobat prin Ordinul Biroului </w:t>
+            </w:r>
+            <w:proofErr w:type="spellStart"/>
+            <w:r>
+              <w:rPr>
+                <w:rFonts w:ascii="Times New Roman" w:hAnsi="Times New Roman"/>
+                <w:sz w:val="18"/>
+                <w:szCs w:val="18"/>
+                <w:highlight w:val="yellow"/>
+                <w:lang w:val="ro-RO"/>
+              </w:rPr>
+              <w:t>Naţional</w:t>
+            </w:r>
+            <w:proofErr w:type="spellEnd"/>
+            <w:r>
+              <w:rPr>
+                <w:rFonts w:ascii="Times New Roman" w:hAnsi="Times New Roman"/>
+                <w:sz w:val="18"/>
+                <w:szCs w:val="18"/>
+                <w:highlight w:val="yellow"/>
+                <w:lang w:val="ro-RO"/>
+              </w:rPr>
+              <w:t xml:space="preserve"> de Statistică </w:t>
             </w:r>
           </w:p>
           <w:p>
@@ -3604,17 +5364,135 @@
                 <w:lang w:val="ro-RO"/>
               </w:rPr>
             </w:pPr>
-            <w:r>
-              <w:rPr>
-                <w:rFonts w:ascii="Times New Roman" w:hAnsi="Times New Roman"/>
-                <w:i/>
-                <w:iCs/>
-                <w:sz w:val="18"/>
-                <w:szCs w:val="18"/>
-                <w:highlight w:val="yellow"/>
-                <w:lang w:val="ro-RO"/>
-              </w:rPr>
-              <w:t xml:space="preserve">Утвержден приказом Национального бюро статистики </w:t>
+            <w:proofErr w:type="spellStart"/>
+            <w:r>
+              <w:rPr>
+                <w:rFonts w:ascii="Times New Roman" w:hAnsi="Times New Roman"/>
+                <w:i/>
+                <w:iCs/>
+                <w:sz w:val="18"/>
+                <w:szCs w:val="18"/>
+                <w:highlight w:val="yellow"/>
+                <w:lang w:val="ro-RO"/>
+              </w:rPr>
+              <w:t>Утвержден</w:t>
+            </w:r>
+            <w:proofErr w:type="spellEnd"/>
+            <w:r>
+              <w:rPr>
+                <w:rFonts w:ascii="Times New Roman" w:hAnsi="Times New Roman"/>
+                <w:i/>
+                <w:iCs/>
+                <w:sz w:val="18"/>
+                <w:szCs w:val="18"/>
+                <w:highlight w:val="yellow"/>
+                <w:lang w:val="ro-RO"/>
+              </w:rPr>
+              <w:t xml:space="preserve"> </w:t>
+            </w:r>
+            <w:proofErr w:type="spellStart"/>
+            <w:r>
+              <w:rPr>
+                <w:rFonts w:ascii="Times New Roman" w:hAnsi="Times New Roman"/>
+                <w:i/>
+                <w:iCs/>
+                <w:sz w:val="18"/>
+                <w:szCs w:val="18"/>
+                <w:highlight w:val="yellow"/>
+                <w:lang w:val="ro-RO"/>
+              </w:rPr>
+              <w:t>приказом</w:t>
+            </w:r>
+            <w:proofErr w:type="spellEnd"/>
+            <w:r>
+              <w:rPr>
+                <w:rFonts w:ascii="Times New Roman" w:hAnsi="Times New Roman"/>
+                <w:i/>
+                <w:iCs/>
+                <w:sz w:val="18"/>
+                <w:szCs w:val="18"/>
+                <w:highlight w:val="yellow"/>
+                <w:lang w:val="ro-RO"/>
+              </w:rPr>
+              <w:t xml:space="preserve"> </w:t>
+            </w:r>
+            <w:proofErr w:type="spellStart"/>
+            <w:r>
+              <w:rPr>
+                <w:rFonts w:ascii="Times New Roman" w:hAnsi="Times New Roman"/>
+                <w:i/>
+                <w:iCs/>
+                <w:sz w:val="18"/>
+                <w:szCs w:val="18"/>
+                <w:highlight w:val="yellow"/>
+                <w:lang w:val="ro-RO"/>
+              </w:rPr>
+              <w:t>Национального</w:t>
+            </w:r>
+            <w:proofErr w:type="spellEnd"/>
+            <w:r>
+              <w:rPr>
+                <w:rFonts w:ascii="Times New Roman" w:hAnsi="Times New Roman"/>
+                <w:i/>
+                <w:iCs/>
+                <w:sz w:val="18"/>
+                <w:szCs w:val="18"/>
+                <w:highlight w:val="yellow"/>
+                <w:lang w:val="ro-RO"/>
+              </w:rPr>
+              <w:t xml:space="preserve"> </w:t>
+            </w:r>
+            <w:proofErr w:type="spellStart"/>
+            <w:r>
+              <w:rPr>
+                <w:rFonts w:ascii="Times New Roman" w:hAnsi="Times New Roman"/>
+                <w:i/>
+                <w:iCs/>
+                <w:sz w:val="18"/>
+                <w:szCs w:val="18"/>
+                <w:highlight w:val="yellow"/>
+                <w:lang w:val="ro-RO"/>
+              </w:rPr>
+              <w:t>бюро</w:t>
+            </w:r>
+            <w:proofErr w:type="spellEnd"/>
+            <w:r>
+              <w:rPr>
+                <w:rFonts w:ascii="Times New Roman" w:hAnsi="Times New Roman"/>
+                <w:i/>
+                <w:iCs/>
+                <w:sz w:val="18"/>
+                <w:szCs w:val="18"/>
+                <w:highlight w:val="yellow"/>
+                <w:lang w:val="ro-RO"/>
+              </w:rPr>
+              <w:t xml:space="preserve"> </w:t>
+            </w:r>
+            <w:proofErr w:type="spellStart"/>
+            <w:r>
+              <w:rPr>
+                <w:rFonts w:ascii="Times New Roman" w:hAnsi="Times New Roman"/>
+                <w:i/>
+                <w:iCs/>
+                <w:sz w:val="18"/>
+                <w:szCs w:val="18"/>
+                <w:highlight w:val="yellow"/>
+                <w:lang w:val="ro-RO"/>
+              </w:rPr>
+              <w:t>статистики</w:t>
+            </w:r>
+            <w:proofErr w:type="spellEnd"/>
+            <w:r>
+              <w:rPr>
+                <w:rFonts w:ascii="Times New Roman" w:hAnsi="Times New Roman"/>
+                <w:i/>
+                <w:iCs/>
+                <w:sz w:val="18"/>
+                <w:szCs w:val="18"/>
+                <w:highlight w:val="yellow"/>
+                <w:lang w:val="ro-RO"/>
+              </w:rPr>
+              <w:t xml:space="preserve"> </w:t>
             </w:r>
           </w:p>
           <w:p>
@@ -3842,7 +5720,47 @@
                 <w:highlight w:val="yellow"/>
                 <w:lang w:val="ro-RO"/>
               </w:rPr>
-              <w:t>primăriile oraşelor (muncipiilor), satelor (comunelor).</w:t>
+              <w:t xml:space="preserve">primăriile </w:t>
+            </w:r>
+            <w:proofErr w:type="spellStart"/>
+            <w:r>
+              <w:rPr>
+                <w:sz w:val="18"/>
+                <w:szCs w:val="18"/>
+                <w:highlight w:val="yellow"/>
+                <w:lang w:val="ro-RO"/>
+              </w:rPr>
+              <w:t>oraşelor</w:t>
+            </w:r>
+            <w:proofErr w:type="spellEnd"/>
+            <w:r>
+              <w:rPr>
+                <w:sz w:val="18"/>
+                <w:szCs w:val="18"/>
+                <w:highlight w:val="yellow"/>
+                <w:lang w:val="ro-RO"/>
+              </w:rPr>
+              <w:t xml:space="preserve"> (</w:t>
+            </w:r>
+            <w:proofErr w:type="spellStart"/>
+            <w:r>
+              <w:rPr>
+                <w:sz w:val="18"/>
+                <w:szCs w:val="18"/>
+                <w:highlight w:val="yellow"/>
+                <w:lang w:val="ro-RO"/>
+              </w:rPr>
+              <w:t>muncipiilor</w:t>
+            </w:r>
+            <w:proofErr w:type="spellEnd"/>
+            <w:r>
+              <w:rPr>
+                <w:sz w:val="18"/>
+                <w:szCs w:val="18"/>
+                <w:highlight w:val="yellow"/>
+                <w:lang w:val="ro-RO"/>
+              </w:rPr>
+              <w:t>), satelor (comunelor).</w:t>
             </w:r>
             <w:r>
               <w:rPr>
@@ -3909,22 +5827,57 @@
               </w:rPr>
               <w:t>-line на портале </w:t>
             </w:r>
-            <w:hyperlink r:id="rId14" w:history="1">
-              <w:r>
-                <w:rPr>
-                  <w:rFonts w:ascii="Times New Roman" w:hAnsi="Times New Roman"/>
-                  <w:bCs/>
-                  <w:i/>
-                  <w:snapToGrid/>
-                  <w:color w:val="0808B8"/>
-                  <w:sz w:val="18"/>
-                  <w:szCs w:val="18"/>
-                  <w:u w:val="single"/>
-                  <w:lang w:val="ro-RO"/>
-                </w:rPr>
-                <w:t>https://raportare.gov.md/</w:t>
-              </w:r>
-            </w:hyperlink>
+            <w:r>
+              <w:fldChar w:fldCharType="begin"/>
+            </w:r>
+            <w:r>
+              <w:instrText>HYPERLINK</w:instrText>
+            </w:r>
+            <w:r>
+              <w:rPr>
+                <w:lang w:val="ru-MD"/>
+              </w:rPr>
+              <w:instrText xml:space="preserve"> "</w:instrText>
+            </w:r>
+            <w:r>
+              <w:instrText>https</w:instrText>
+            </w:r>
+            <w:r>
+              <w:rPr>
+                <w:lang w:val="ru-MD"/>
+              </w:rPr>
+              <w:instrText>://</w:instrText>
+            </w:r>
+            <w:r>
+              <w:instrText>raportare</w:instrText>
+            </w:r>
+            <w:r>
+              <w:rPr>
+                <w:lang w:val="ru-MD"/>
+              </w:rPr>
+              <w:instrText>.</w:instrText>
+            </w:r>
+            <w:r>
+              <w:instrText>gov</w:instrText>
+            </w:r>
+            <w:r>
+              <w:rPr>
+                <w:lang w:val="ru-MD"/>
+              </w:rPr>
+              <w:instrText>.</w:instrText>
+            </w:r>
+            <w:r>
+              <w:instrText>md</w:instrText>
+            </w:r>
+            <w:r>
+              <w:rPr>
+                <w:lang w:val="ru-MD"/>
+              </w:rPr>
+              <w:instrText>/"</w:instrText>
+            </w:r>
+            <w:r>
+              <w:fldChar w:fldCharType="separate"/>
+            </w:r>
             <w:r>
               <w:rPr>
                 <w:rFonts w:ascii="Times New Roman" w:hAnsi="Times New Roman"/>
@@ -3935,9 +5888,12 @@
                 <w:sz w:val="18"/>
                 <w:szCs w:val="18"/>
                 <w:u w:val="single"/>
-                <w:lang w:val="rm-CH"/>
-              </w:rPr>
-              <w:t>/</w:t>
+                <w:lang w:val="ro-RO"/>
+              </w:rPr>
+              <w:t>https://raportare.gov.md/</w:t>
+            </w:r>
+            <w:r>
+              <w:fldChar w:fldCharType="end"/>
             </w:r>
             <w:r>
               <w:rPr>
@@ -3948,6 +5904,20 @@
                 <w:color w:val="0808B8"/>
                 <w:sz w:val="18"/>
                 <w:szCs w:val="18"/>
+                <w:u w:val="single"/>
+                <w:lang w:val="rm-CH"/>
+              </w:rPr>
+              <w:t>/</w:t>
+            </w:r>
+            <w:r>
+              <w:rPr>
+                <w:rFonts w:ascii="Times New Roman" w:hAnsi="Times New Roman"/>
+                <w:bCs/>
+                <w:i/>
+                <w:snapToGrid/>
+                <w:color w:val="0808B8"/>
+                <w:sz w:val="18"/>
+                <w:szCs w:val="18"/>
                 <w:lang w:val="rm-CH"/>
               </w:rPr>
               <w:t> </w:t>
@@ -4013,6 +5983,7 @@
               </w:rPr>
               <w:t xml:space="preserve">в </w:t>
             </w:r>
+            <w:proofErr w:type="spellStart"/>
             <w:r>
               <w:rPr>
                 <w:rFonts w:ascii="Times New Roman" w:hAnsi="Times New Roman"/>
@@ -4024,11 +5995,13 @@
                 <w:szCs w:val="18"/>
                 <w:lang w:val="ro-RO"/>
               </w:rPr>
-              <w:t xml:space="preserve">адрес </w:t>
-            </w:r>
-            <w:r>
-              <w:rPr>
-                <w:rFonts w:ascii="Times New Roman" w:hAnsi="Times New Roman"/>
+              <w:t>адрес</w:t>
+            </w:r>
+            <w:proofErr w:type="spellEnd"/>
+            <w:r>
+              <w:rPr>
+                <w:rFonts w:ascii="Times New Roman" w:hAnsi="Times New Roman"/>
+                <w:bCs/>
                 <w:i/>
                 <w:snapToGrid/>
                 <w:spacing w:val="-8"/>
@@ -4036,12 +6009,12 @@
                 <w:szCs w:val="18"/>
                 <w:lang w:val="ro-RO"/>
               </w:rPr>
-              <w:t xml:space="preserve">территориального </w:t>
-            </w:r>
-            <w:r>
-              <w:rPr>
-                <w:rFonts w:ascii="Times New Roman" w:hAnsi="Times New Roman"/>
-                <w:bCs/>
+              <w:t xml:space="preserve"> </w:t>
+            </w:r>
+            <w:proofErr w:type="spellStart"/>
+            <w:r>
+              <w:rPr>
+                <w:rFonts w:ascii="Times New Roman" w:hAnsi="Times New Roman"/>
                 <w:i/>
                 <w:snapToGrid/>
                 <w:spacing w:val="-8"/>
@@ -4049,8 +6022,9 @@
                 <w:szCs w:val="18"/>
                 <w:lang w:val="ro-RO"/>
               </w:rPr>
-              <w:t>органа</w:t>
-            </w:r>
+              <w:t>территориального</w:t>
+            </w:r>
+            <w:proofErr w:type="spellEnd"/>
             <w:r>
               <w:rPr>
                 <w:rFonts w:ascii="Times New Roman" w:hAnsi="Times New Roman"/>
@@ -4061,22 +6035,23 @@
                 <w:szCs w:val="18"/>
                 <w:lang w:val="ro-RO"/>
               </w:rPr>
-              <w:t xml:space="preserve"> статистики </w:t>
-            </w:r>
-            <w:r>
-              <w:rPr>
-                <w:rFonts w:ascii="Times New Roman" w:hAnsi="Times New Roman"/>
-                <w:b/>
+              <w:t xml:space="preserve"> </w:t>
+            </w:r>
+            <w:proofErr w:type="spellStart"/>
+            <w:r>
+              <w:rPr>
+                <w:rFonts w:ascii="Times New Roman" w:hAnsi="Times New Roman"/>
                 <w:bCs/>
                 <w:i/>
                 <w:snapToGrid/>
                 <w:spacing w:val="-8"/>
                 <w:sz w:val="18"/>
                 <w:szCs w:val="18"/>
-                <w:lang w:val="ru-RU"/>
-              </w:rPr>
-              <w:t>до</w:t>
-            </w:r>
+                <w:lang w:val="ro-RO"/>
+              </w:rPr>
+              <w:t>органа</w:t>
+            </w:r>
+            <w:proofErr w:type="spellEnd"/>
             <w:r>
               <w:rPr>
                 <w:rFonts w:ascii="Times New Roman" w:hAnsi="Times New Roman"/>
@@ -4085,8 +6060,60 @@
                 <w:spacing w:val="-8"/>
                 <w:sz w:val="18"/>
                 <w:szCs w:val="18"/>
+                <w:lang w:val="ro-RO"/>
+              </w:rPr>
+              <w:t xml:space="preserve"> </w:t>
+            </w:r>
+            <w:proofErr w:type="spellStart"/>
+            <w:r>
+              <w:rPr>
+                <w:rFonts w:ascii="Times New Roman" w:hAnsi="Times New Roman"/>
+                <w:i/>
+                <w:snapToGrid/>
+                <w:spacing w:val="-8"/>
+                <w:sz w:val="18"/>
+                <w:szCs w:val="18"/>
+                <w:lang w:val="ro-RO"/>
+              </w:rPr>
+              <w:t>статистики</w:t>
+            </w:r>
+            <w:proofErr w:type="spellEnd"/>
+            <w:r>
+              <w:rPr>
+                <w:rFonts w:ascii="Times New Roman" w:hAnsi="Times New Roman"/>
+                <w:i/>
+                <w:snapToGrid/>
+                <w:spacing w:val="-8"/>
+                <w:sz w:val="18"/>
+                <w:szCs w:val="18"/>
+                <w:lang w:val="ro-RO"/>
+              </w:rPr>
+              <w:t xml:space="preserve"> </w:t>
+            </w:r>
+            <w:r>
+              <w:rPr>
+                <w:rFonts w:ascii="Times New Roman" w:hAnsi="Times New Roman"/>
+                <w:b/>
+                <w:bCs/>
+                <w:i/>
+                <w:snapToGrid/>
+                <w:spacing w:val="-8"/>
+                <w:sz w:val="18"/>
+                <w:szCs w:val="18"/>
                 <w:lang w:val="ru-RU"/>
               </w:rPr>
+              <w:t>до</w:t>
+            </w:r>
+            <w:r>
+              <w:rPr>
+                <w:rFonts w:ascii="Times New Roman" w:hAnsi="Times New Roman"/>
+                <w:i/>
+                <w:snapToGrid/>
+                <w:spacing w:val="-8"/>
+                <w:sz w:val="18"/>
+                <w:szCs w:val="18"/>
+                <w:lang w:val="ru-RU"/>
+              </w:rPr>
               <w:t xml:space="preserve"> </w:t>
             </w:r>
             <w:r>
@@ -4100,11 +6127,13 @@
                 <w:szCs w:val="18"/>
                 <w:lang w:val="ro-RO"/>
               </w:rPr>
-              <w:t>17 мая</w:t>
-            </w:r>
-            <w:r>
-              <w:rPr>
-                <w:rFonts w:ascii="Times New Roman" w:hAnsi="Times New Roman"/>
+              <w:t xml:space="preserve">17 </w:t>
+            </w:r>
+            <w:proofErr w:type="spellStart"/>
+            <w:r>
+              <w:rPr>
+                <w:rFonts w:ascii="Times New Roman" w:hAnsi="Times New Roman"/>
+                <w:b/>
                 <w:bCs/>
                 <w:i/>
                 <w:snapToGrid/>
@@ -4112,8 +6141,22 @@
                 <w:szCs w:val="18"/>
                 <w:lang w:val="ro-RO"/>
               </w:rPr>
+              <w:t>мая</w:t>
+            </w:r>
+            <w:proofErr w:type="spellEnd"/>
+            <w:r>
+              <w:rPr>
+                <w:rFonts w:ascii="Times New Roman" w:hAnsi="Times New Roman"/>
+                <w:bCs/>
+                <w:i/>
+                <w:snapToGrid/>
+                <w:sz w:val="18"/>
+                <w:szCs w:val="18"/>
+                <w:lang w:val="ro-RO"/>
+              </w:rPr>
               <w:t xml:space="preserve"> </w:t>
             </w:r>
+            <w:proofErr w:type="spellStart"/>
             <w:r>
               <w:rPr>
                 <w:rFonts w:ascii="Times New Roman" w:hAnsi="Times New Roman"/>
@@ -4123,8 +6166,9 @@
                 <w:szCs w:val="18"/>
                 <w:lang w:val="ro-RO"/>
               </w:rPr>
-              <w:t xml:space="preserve">примэриями городов </w:t>
-            </w:r>
+              <w:t>примэриями</w:t>
+            </w:r>
+            <w:proofErr w:type="spellEnd"/>
             <w:r>
               <w:rPr>
                 <w:rFonts w:ascii="Times New Roman" w:hAnsi="Times New Roman"/>
@@ -4134,6 +6178,41 @@
                 <w:szCs w:val="18"/>
                 <w:lang w:val="ro-RO"/>
               </w:rPr>
+              <w:t xml:space="preserve"> </w:t>
+            </w:r>
+            <w:proofErr w:type="spellStart"/>
+            <w:r>
+              <w:rPr>
+                <w:rFonts w:ascii="Times New Roman" w:hAnsi="Times New Roman"/>
+                <w:i/>
+                <w:snapToGrid/>
+                <w:sz w:val="18"/>
+                <w:szCs w:val="18"/>
+                <w:lang w:val="ro-RO"/>
+              </w:rPr>
+              <w:t>городов</w:t>
+            </w:r>
+            <w:proofErr w:type="spellEnd"/>
+            <w:r>
+              <w:rPr>
+                <w:rFonts w:ascii="Times New Roman" w:hAnsi="Times New Roman"/>
+                <w:i/>
+                <w:snapToGrid/>
+                <w:sz w:val="18"/>
+                <w:szCs w:val="18"/>
+                <w:lang w:val="ro-RO"/>
+              </w:rPr>
+              <w:t xml:space="preserve"> </w:t>
+            </w:r>
+            <w:r>
+              <w:rPr>
+                <w:rFonts w:ascii="Times New Roman" w:hAnsi="Times New Roman"/>
+                <w:i/>
+                <w:snapToGrid/>
+                <w:sz w:val="18"/>
+                <w:szCs w:val="18"/>
+                <w:lang w:val="ro-RO"/>
+              </w:rPr>
               <w:t>(</w:t>
             </w:r>
             <w:r>
@@ -4147,6 +6226,7 @@
               </w:rPr>
               <w:t xml:space="preserve">муниципий), </w:t>
             </w:r>
+            <w:proofErr w:type="spellStart"/>
             <w:r>
               <w:rPr>
                 <w:rFonts w:ascii="Times New Roman" w:hAnsi="Times New Roman"/>
@@ -4156,7 +6236,43 @@
                 <w:szCs w:val="18"/>
                 <w:lang w:val="ro-RO"/>
               </w:rPr>
-              <w:t>сел (коммун)</w:t>
+              <w:t>сел</w:t>
+            </w:r>
+            <w:proofErr w:type="spellEnd"/>
+            <w:r>
+              <w:rPr>
+                <w:rFonts w:ascii="Times New Roman" w:hAnsi="Times New Roman"/>
+                <w:i/>
+                <w:snapToGrid/>
+                <w:sz w:val="18"/>
+                <w:szCs w:val="18"/>
+                <w:lang w:val="ro-RO"/>
+              </w:rPr>
+              <w:t xml:space="preserve"> (</w:t>
+            </w:r>
+            <w:proofErr w:type="spellStart"/>
+            <w:r>
+              <w:rPr>
+                <w:rFonts w:ascii="Times New Roman" w:hAnsi="Times New Roman"/>
+                <w:i/>
+                <w:snapToGrid/>
+                <w:sz w:val="18"/>
+                <w:szCs w:val="18"/>
+                <w:lang w:val="ro-RO"/>
+              </w:rPr>
+              <w:t>коммун</w:t>
+            </w:r>
+            <w:proofErr w:type="spellEnd"/>
+            <w:r>
+              <w:rPr>
+                <w:rFonts w:ascii="Times New Roman" w:hAnsi="Times New Roman"/>
+                <w:i/>
+                <w:snapToGrid/>
+                <w:sz w:val="18"/>
+                <w:szCs w:val="18"/>
+                <w:lang w:val="ro-RO"/>
+              </w:rPr>
+              <w:t>)</w:t>
             </w:r>
             <w:r>
               <w:rPr>
@@ -4183,7 +6299,7 @@
           <w:lang w:val="ro-RO"/>
         </w:rPr>
         <w:sectPr>
-          <w:footerReference w:type="first" r:id="rId15"/>
+          <w:footerReference w:type="first" r:id="rId14"/>
           <w:pgSz w:w="16838" w:h="11906" w:orient="landscape" w:code="9"/>
           <w:pgMar w:top="360" w:right="794" w:bottom="794" w:left="794" w:header="709" w:footer="709" w:gutter="0"/>
           <w:cols w:space="708"/>
@@ -4273,6 +6389,7 @@
               </w:rPr>
               <w:t xml:space="preserve"> </w:t>
             </w:r>
+            <w:proofErr w:type="spellStart"/>
             <w:r>
               <w:rPr>
                 <w:rFonts w:ascii="Times New Roman" w:hAnsi="Times New Roman"/>
@@ -4282,7 +6399,19 @@
                 <w:szCs w:val="24"/>
                 <w:lang w:val="ro-RO"/>
               </w:rPr>
-              <w:t>Informaţia privind utilizatorii de terenuri agricole</w:t>
+              <w:t>Informaţia</w:t>
+            </w:r>
+            <w:proofErr w:type="spellEnd"/>
+            <w:r>
+              <w:rPr>
+                <w:rFonts w:ascii="Times New Roman" w:hAnsi="Times New Roman"/>
+                <w:b/>
+                <w:bCs/>
+                <w:sz w:val="24"/>
+                <w:szCs w:val="24"/>
+                <w:lang w:val="ro-RO"/>
+              </w:rPr>
+              <w:t xml:space="preserve"> privind utilizatorii de terenuri agricole</w:t>
             </w:r>
             <w:r>
               <w:rPr>
@@ -4318,6 +6447,7 @@
                 <w:szCs w:val="24"/>
               </w:rPr>
             </w:pPr>
+            <w:proofErr w:type="spellStart"/>
             <w:r>
               <w:rPr>
                 <w:rFonts w:ascii="Times New Roman" w:hAnsi="Times New Roman"/>
@@ -4328,8 +6458,9 @@
                 <w:szCs w:val="24"/>
                 <w:lang w:val="ro-RO"/>
               </w:rPr>
-              <w:t>Информация о пользователях сельскохозяйственных угодий</w:t>
-            </w:r>
+              <w:t>Информация</w:t>
+            </w:r>
+            <w:proofErr w:type="spellEnd"/>
             <w:r>
               <w:rPr>
                 <w:rFonts w:ascii="Times New Roman" w:hAnsi="Times New Roman"/>
@@ -4338,28 +6469,198 @@
                 <w:i/>
                 <w:sz w:val="24"/>
                 <w:szCs w:val="24"/>
-              </w:rPr>
-              <w:t xml:space="preserve"> </w:t>
-            </w:r>
+                <w:lang w:val="ro-RO"/>
+              </w:rPr>
+              <w:t xml:space="preserve"> о </w:t>
+            </w:r>
+            <w:proofErr w:type="spellStart"/>
             <w:r>
               <w:rPr>
                 <w:rFonts w:ascii="Times New Roman" w:hAnsi="Times New Roman"/>
                 <w:b/>
+                <w:bCs/>
                 <w:i/>
                 <w:sz w:val="24"/>
                 <w:szCs w:val="24"/>
-                <w:highlight w:val="yellow"/>
-                <w:lang w:val="ro-RO"/>
-              </w:rPr>
-              <w:t>по состоянию на 1 мая 202__</w:t>
-            </w:r>
+                <w:lang w:val="ro-RO"/>
+              </w:rPr>
+              <w:t>пользователях</w:t>
+            </w:r>
+            <w:proofErr w:type="spellEnd"/>
             <w:r>
               <w:rPr>
                 <w:rFonts w:ascii="Times New Roman" w:hAnsi="Times New Roman"/>
                 <w:b/>
+                <w:bCs/>
                 <w:i/>
                 <w:sz w:val="24"/>
                 <w:szCs w:val="24"/>
+                <w:lang w:val="ro-RO"/>
+              </w:rPr>
+              <w:t xml:space="preserve"> </w:t>
+            </w:r>
+            <w:proofErr w:type="spellStart"/>
+            <w:r>
+              <w:rPr>
+                <w:rFonts w:ascii="Times New Roman" w:hAnsi="Times New Roman"/>
+                <w:b/>
+                <w:bCs/>
+                <w:i/>
+                <w:sz w:val="24"/>
+                <w:szCs w:val="24"/>
+                <w:lang w:val="ro-RO"/>
+              </w:rPr>
+              <w:t>сельскохозяйственных</w:t>
+            </w:r>
+            <w:proofErr w:type="spellEnd"/>
+            <w:r>
+              <w:rPr>
+                <w:rFonts w:ascii="Times New Roman" w:hAnsi="Times New Roman"/>
+                <w:b/>
+                <w:bCs/>
+                <w:i/>
+                <w:sz w:val="24"/>
+                <w:szCs w:val="24"/>
+                <w:lang w:val="ro-RO"/>
+              </w:rPr>
+              <w:t xml:space="preserve"> </w:t>
+            </w:r>
+            <w:proofErr w:type="spellStart"/>
+            <w:r>
+              <w:rPr>
+                <w:rFonts w:ascii="Times New Roman" w:hAnsi="Times New Roman"/>
+                <w:b/>
+                <w:bCs/>
+                <w:i/>
+                <w:sz w:val="24"/>
+                <w:szCs w:val="24"/>
+                <w:lang w:val="ro-RO"/>
+              </w:rPr>
+              <w:t>угодий</w:t>
+            </w:r>
+            <w:proofErr w:type="spellEnd"/>
+            <w:r>
+              <w:rPr>
+                <w:rFonts w:ascii="Times New Roman" w:hAnsi="Times New Roman"/>
+                <w:b/>
+                <w:bCs/>
+                <w:i/>
+                <w:sz w:val="24"/>
+                <w:szCs w:val="24"/>
+              </w:rPr>
+              <w:t xml:space="preserve"> </w:t>
+            </w:r>
+            <w:proofErr w:type="spellStart"/>
+            <w:r>
+              <w:rPr>
+                <w:rFonts w:ascii="Times New Roman" w:hAnsi="Times New Roman"/>
+                <w:b/>
+                <w:i/>
+                <w:sz w:val="24"/>
+                <w:szCs w:val="24"/>
+                <w:highlight w:val="yellow"/>
+                <w:lang w:val="ro-RO"/>
+              </w:rPr>
+              <w:t>по</w:t>
+            </w:r>
+            <w:proofErr w:type="spellEnd"/>
+            <w:r>
+              <w:rPr>
+                <w:rFonts w:ascii="Times New Roman" w:hAnsi="Times New Roman"/>
+                <w:b/>
+                <w:i/>
+                <w:sz w:val="24"/>
+                <w:szCs w:val="24"/>
+                <w:highlight w:val="yellow"/>
+                <w:lang w:val="ro-RO"/>
+              </w:rPr>
+              <w:t xml:space="preserve"> </w:t>
+            </w:r>
+            <w:proofErr w:type="spellStart"/>
+            <w:r>
+              <w:rPr>
+                <w:rFonts w:ascii="Times New Roman" w:hAnsi="Times New Roman"/>
+                <w:b/>
+                <w:i/>
+                <w:sz w:val="24"/>
+                <w:szCs w:val="24"/>
+                <w:highlight w:val="yellow"/>
+                <w:lang w:val="ro-RO"/>
+              </w:rPr>
+              <w:t>состоянию</w:t>
+            </w:r>
+            <w:proofErr w:type="spellEnd"/>
+            <w:r>
+              <w:rPr>
+                <w:rFonts w:ascii="Times New Roman" w:hAnsi="Times New Roman"/>
+                <w:b/>
+                <w:i/>
+                <w:sz w:val="24"/>
+                <w:szCs w:val="24"/>
+                <w:highlight w:val="yellow"/>
+                <w:lang w:val="ro-RO"/>
+              </w:rPr>
+              <w:t xml:space="preserve"> </w:t>
+            </w:r>
+            <w:proofErr w:type="spellStart"/>
+            <w:r>
+              <w:rPr>
+                <w:rFonts w:ascii="Times New Roman" w:hAnsi="Times New Roman"/>
+                <w:b/>
+                <w:i/>
+                <w:sz w:val="24"/>
+                <w:szCs w:val="24"/>
+                <w:highlight w:val="yellow"/>
+                <w:lang w:val="ro-RO"/>
+              </w:rPr>
+              <w:t>на</w:t>
+            </w:r>
+            <w:proofErr w:type="spellEnd"/>
+            <w:r>
+              <w:rPr>
+                <w:rFonts w:ascii="Times New Roman" w:hAnsi="Times New Roman"/>
+                <w:b/>
+                <w:i/>
+                <w:sz w:val="24"/>
+                <w:szCs w:val="24"/>
+                <w:highlight w:val="yellow"/>
+                <w:lang w:val="ro-RO"/>
+              </w:rPr>
+              <w:t xml:space="preserve"> 1 </w:t>
+            </w:r>
+            <w:proofErr w:type="spellStart"/>
+            <w:r>
+              <w:rPr>
+                <w:rFonts w:ascii="Times New Roman" w:hAnsi="Times New Roman"/>
+                <w:b/>
+                <w:i/>
+                <w:sz w:val="24"/>
+                <w:szCs w:val="24"/>
+                <w:highlight w:val="yellow"/>
+                <w:lang w:val="ro-RO"/>
+              </w:rPr>
+              <w:t>мая</w:t>
+            </w:r>
+            <w:proofErr w:type="spellEnd"/>
+            <w:r>
+              <w:rPr>
+                <w:rFonts w:ascii="Times New Roman" w:hAnsi="Times New Roman"/>
+                <w:b/>
+                <w:i/>
+                <w:sz w:val="24"/>
+                <w:szCs w:val="24"/>
+                <w:highlight w:val="yellow"/>
+                <w:lang w:val="ro-RO"/>
+              </w:rPr>
+              <w:t xml:space="preserve"> 202__</w:t>
+            </w:r>
+            <w:r>
+              <w:rPr>
+                <w:rFonts w:ascii="Times New Roman" w:hAnsi="Times New Roman"/>
+                <w:b/>
+                <w:i/>
+                <w:sz w:val="24"/>
+                <w:szCs w:val="24"/>
                 <w:highlight w:val="yellow"/>
               </w:rPr>
               <w:t>года</w:t>
@@ -4404,6 +6705,7 @@
               </w:rPr>
               <w:t>/</w:t>
             </w:r>
+            <w:proofErr w:type="spellStart"/>
             <w:r>
               <w:rPr>
                 <w:rFonts w:ascii="Times New Roman" w:hAnsi="Times New Roman"/>
@@ -4415,6 +6717,7 @@
               </w:rPr>
               <w:t>гектаров</w:t>
             </w:r>
+            <w:proofErr w:type="spellEnd"/>
           </w:p>
         </w:tc>
       </w:tr>
@@ -4531,6 +6834,7 @@
                 <w:lang w:val="ro-RO"/>
               </w:rPr>
             </w:pPr>
+            <w:proofErr w:type="spellStart"/>
             <w:r>
               <w:rPr>
                 <w:rFonts w:ascii="Times New Roman" w:hAnsi="Times New Roman"/>
@@ -4542,6 +6846,7 @@
               </w:rPr>
               <w:t>строки</w:t>
             </w:r>
+            <w:proofErr w:type="spellEnd"/>
           </w:p>
         </w:tc>
         <w:tc>
@@ -4777,18 +7082,72 @@
                 <w:lang w:val="ro-RO"/>
               </w:rPr>
             </w:pPr>
-            <w:r>
-              <w:rPr>
-                <w:rFonts w:ascii="Times New Roman" w:hAnsi="Times New Roman"/>
-                <w:i/>
-                <w:iCs/>
-                <w:sz w:val="18"/>
-                <w:szCs w:val="18"/>
-                <w:highlight w:val="yellow"/>
-                <w:lang w:val="ro-RO"/>
-              </w:rPr>
-              <w:t>Наименование экономических cубьектов</w:t>
-            </w:r>
+            <w:proofErr w:type="spellStart"/>
+            <w:r>
+              <w:rPr>
+                <w:rFonts w:ascii="Times New Roman" w:hAnsi="Times New Roman"/>
+                <w:i/>
+                <w:iCs/>
+                <w:sz w:val="18"/>
+                <w:szCs w:val="18"/>
+                <w:highlight w:val="yellow"/>
+                <w:lang w:val="ro-RO"/>
+              </w:rPr>
+              <w:t>Наименование</w:t>
+            </w:r>
+            <w:proofErr w:type="spellEnd"/>
+            <w:r>
+              <w:rPr>
+                <w:rFonts w:ascii="Times New Roman" w:hAnsi="Times New Roman"/>
+                <w:i/>
+                <w:iCs/>
+                <w:sz w:val="18"/>
+                <w:szCs w:val="18"/>
+                <w:highlight w:val="yellow"/>
+                <w:lang w:val="ro-RO"/>
+              </w:rPr>
+              <w:t xml:space="preserve"> </w:t>
+            </w:r>
+            <w:proofErr w:type="spellStart"/>
+            <w:r>
+              <w:rPr>
+                <w:rFonts w:ascii="Times New Roman" w:hAnsi="Times New Roman"/>
+                <w:i/>
+                <w:iCs/>
+                <w:sz w:val="18"/>
+                <w:szCs w:val="18"/>
+                <w:highlight w:val="yellow"/>
+                <w:lang w:val="ro-RO"/>
+              </w:rPr>
+              <w:t>экономических</w:t>
+            </w:r>
+            <w:proofErr w:type="spellEnd"/>
+            <w:r>
+              <w:rPr>
+                <w:rFonts w:ascii="Times New Roman" w:hAnsi="Times New Roman"/>
+                <w:i/>
+                <w:iCs/>
+                <w:sz w:val="18"/>
+                <w:szCs w:val="18"/>
+                <w:highlight w:val="yellow"/>
+                <w:lang w:val="ro-RO"/>
+              </w:rPr>
+              <w:t xml:space="preserve"> </w:t>
+            </w:r>
+            <w:proofErr w:type="spellStart"/>
+            <w:r>
+              <w:rPr>
+                <w:rFonts w:ascii="Times New Roman" w:hAnsi="Times New Roman"/>
+                <w:i/>
+                <w:iCs/>
+                <w:sz w:val="18"/>
+                <w:szCs w:val="18"/>
+                <w:highlight w:val="yellow"/>
+                <w:lang w:val="ro-RO"/>
+              </w:rPr>
+              <w:t>cубьектов</w:t>
+            </w:r>
+            <w:proofErr w:type="spellEnd"/>
           </w:p>
         </w:tc>
         <w:tc>
@@ -4838,18 +7197,72 @@
                 <w:lang w:val="ro-RO"/>
               </w:rPr>
             </w:pPr>
-            <w:r>
-              <w:rPr>
-                <w:rFonts w:ascii="Times New Roman" w:hAnsi="Times New Roman"/>
-                <w:i/>
-                <w:iCs/>
-                <w:sz w:val="18"/>
-                <w:szCs w:val="18"/>
-                <w:highlight w:val="yellow"/>
-                <w:lang w:val="ro-RO"/>
-              </w:rPr>
-              <w:t>Число экономи-ческих субьектов</w:t>
-            </w:r>
+            <w:proofErr w:type="spellStart"/>
+            <w:r>
+              <w:rPr>
+                <w:rFonts w:ascii="Times New Roman" w:hAnsi="Times New Roman"/>
+                <w:i/>
+                <w:iCs/>
+                <w:sz w:val="18"/>
+                <w:szCs w:val="18"/>
+                <w:highlight w:val="yellow"/>
+                <w:lang w:val="ro-RO"/>
+              </w:rPr>
+              <w:t>Число</w:t>
+            </w:r>
+            <w:proofErr w:type="spellEnd"/>
+            <w:r>
+              <w:rPr>
+                <w:rFonts w:ascii="Times New Roman" w:hAnsi="Times New Roman"/>
+                <w:i/>
+                <w:iCs/>
+                <w:sz w:val="18"/>
+                <w:szCs w:val="18"/>
+                <w:highlight w:val="yellow"/>
+                <w:lang w:val="ro-RO"/>
+              </w:rPr>
+              <w:t xml:space="preserve"> </w:t>
+            </w:r>
+            <w:proofErr w:type="spellStart"/>
+            <w:r>
+              <w:rPr>
+                <w:rFonts w:ascii="Times New Roman" w:hAnsi="Times New Roman"/>
+                <w:i/>
+                <w:iCs/>
+                <w:sz w:val="18"/>
+                <w:szCs w:val="18"/>
+                <w:highlight w:val="yellow"/>
+                <w:lang w:val="ro-RO"/>
+              </w:rPr>
+              <w:t>экономи-ческих</w:t>
+            </w:r>
+            <w:proofErr w:type="spellEnd"/>
+            <w:r>
+              <w:rPr>
+                <w:rFonts w:ascii="Times New Roman" w:hAnsi="Times New Roman"/>
+                <w:i/>
+                <w:iCs/>
+                <w:sz w:val="18"/>
+                <w:szCs w:val="18"/>
+                <w:highlight w:val="yellow"/>
+                <w:lang w:val="ro-RO"/>
+              </w:rPr>
+              <w:t xml:space="preserve"> </w:t>
+            </w:r>
+            <w:proofErr w:type="spellStart"/>
+            <w:r>
+              <w:rPr>
+                <w:rFonts w:ascii="Times New Roman" w:hAnsi="Times New Roman"/>
+                <w:i/>
+                <w:iCs/>
+                <w:sz w:val="18"/>
+                <w:szCs w:val="18"/>
+                <w:highlight w:val="yellow"/>
+                <w:lang w:val="ro-RO"/>
+              </w:rPr>
+              <w:t>субьектов</w:t>
+            </w:r>
+            <w:proofErr w:type="spellEnd"/>
           </w:p>
         </w:tc>
         <w:tc>
@@ -4880,7 +7293,27 @@
                 <w:szCs w:val="18"/>
                 <w:lang w:val="ro-RO"/>
               </w:rPr>
-              <w:t xml:space="preserve">Total suprafaţa terenurilor </w:t>
+              <w:t xml:space="preserve">Total </w:t>
+            </w:r>
+            <w:proofErr w:type="spellStart"/>
+            <w:r>
+              <w:rPr>
+                <w:rFonts w:ascii="Times New Roman" w:hAnsi="Times New Roman"/>
+                <w:sz w:val="18"/>
+                <w:szCs w:val="18"/>
+                <w:lang w:val="ro-RO"/>
+              </w:rPr>
+              <w:t>suprafaţa</w:t>
+            </w:r>
+            <w:proofErr w:type="spellEnd"/>
+            <w:r>
+              <w:rPr>
+                <w:rFonts w:ascii="Times New Roman" w:hAnsi="Times New Roman"/>
+                <w:sz w:val="18"/>
+                <w:szCs w:val="18"/>
+                <w:lang w:val="ro-RO"/>
+              </w:rPr>
+              <w:t xml:space="preserve"> terenurilor </w:t>
             </w:r>
             <w:r>
               <w:rPr>
@@ -4898,8 +7331,19 @@
                 <w:szCs w:val="18"/>
                 <w:lang w:val="ro-RO"/>
               </w:rPr>
-              <w:t>în folosinţă</w:t>
-            </w:r>
+              <w:t xml:space="preserve">în </w:t>
+            </w:r>
+            <w:proofErr w:type="spellStart"/>
+            <w:r>
+              <w:rPr>
+                <w:rFonts w:ascii="Times New Roman" w:hAnsi="Times New Roman"/>
+                <w:sz w:val="18"/>
+                <w:szCs w:val="18"/>
+                <w:lang w:val="ro-RO"/>
+              </w:rPr>
+              <w:t>folosinţă</w:t>
+            </w:r>
+            <w:proofErr w:type="spellEnd"/>
           </w:p>
           <w:p>
             <w:pPr>
@@ -4915,24 +7359,50 @@
                 <w:lang w:val="ro-RO"/>
               </w:rPr>
             </w:pPr>
-            <w:r>
-              <w:rPr>
-                <w:rFonts w:ascii="Times New Roman" w:hAnsi="Times New Roman"/>
-                <w:i/>
-                <w:iCs/>
-                <w:sz w:val="18"/>
-                <w:szCs w:val="18"/>
-                <w:lang w:val="ro-RO"/>
-              </w:rPr>
-              <w:t>Всего сельскохозяйст</w:t>
-            </w:r>
-            <w:r>
-              <w:rPr>
-                <w:rFonts w:ascii="Times New Roman" w:hAnsi="Times New Roman"/>
-                <w:i/>
-                <w:iCs/>
-                <w:sz w:val="18"/>
-                <w:szCs w:val="18"/>
+            <w:proofErr w:type="spellStart"/>
+            <w:r>
+              <w:rPr>
+                <w:rFonts w:ascii="Times New Roman" w:hAnsi="Times New Roman"/>
+                <w:i/>
+                <w:iCs/>
+                <w:sz w:val="18"/>
+                <w:szCs w:val="18"/>
+                <w:lang w:val="ro-RO"/>
+              </w:rPr>
+              <w:t>Всего</w:t>
+            </w:r>
+            <w:proofErr w:type="spellEnd"/>
+            <w:r>
+              <w:rPr>
+                <w:rFonts w:ascii="Times New Roman" w:hAnsi="Times New Roman"/>
+                <w:i/>
+                <w:iCs/>
+                <w:sz w:val="18"/>
+                <w:szCs w:val="18"/>
+                <w:lang w:val="ro-RO"/>
+              </w:rPr>
+              <w:t xml:space="preserve"> </w:t>
+            </w:r>
+            <w:proofErr w:type="spellStart"/>
+            <w:r>
+              <w:rPr>
+                <w:rFonts w:ascii="Times New Roman" w:hAnsi="Times New Roman"/>
+                <w:i/>
+                <w:iCs/>
+                <w:sz w:val="18"/>
+                <w:szCs w:val="18"/>
+                <w:lang w:val="ro-RO"/>
+              </w:rPr>
+              <w:t>сельскохозяйст</w:t>
+            </w:r>
+            <w:r>
+              <w:rPr>
+                <w:rFonts w:ascii="Times New Roman" w:hAnsi="Times New Roman"/>
+                <w:i/>
+                <w:iCs/>
+                <w:sz w:val="18"/>
+                <w:szCs w:val="18"/>
+                <w:lang w:val="ro-RO"/>
               </w:rPr>
               <w:t>-</w:t>
             </w:r>
@@ -4954,6 +7424,7 @@
                 <w:iCs/>
                 <w:sz w:val="18"/>
                 <w:szCs w:val="18"/>
+                <w:lang w:val="ro-RO"/>
               </w:rPr>
               <w:t>е</w:t>
             </w:r>
@@ -4966,7 +7437,43 @@
                 <w:szCs w:val="18"/>
                 <w:lang w:val="ro-RO"/>
               </w:rPr>
-              <w:t xml:space="preserve">нных угодий </w:t>
+              <w:t>нных</w:t>
+            </w:r>
+            <w:proofErr w:type="spellEnd"/>
+            <w:r>
+              <w:rPr>
+                <w:rFonts w:ascii="Times New Roman" w:hAnsi="Times New Roman"/>
+                <w:i/>
+                <w:iCs/>
+                <w:sz w:val="18"/>
+                <w:szCs w:val="18"/>
+                <w:lang w:val="ro-RO"/>
+              </w:rPr>
+              <w:t xml:space="preserve"> </w:t>
+            </w:r>
+            <w:proofErr w:type="spellStart"/>
+            <w:r>
+              <w:rPr>
+                <w:rFonts w:ascii="Times New Roman" w:hAnsi="Times New Roman"/>
+                <w:i/>
+                <w:iCs/>
+                <w:sz w:val="18"/>
+                <w:szCs w:val="18"/>
+                <w:lang w:val="ro-RO"/>
+              </w:rPr>
+              <w:t>угодий</w:t>
+            </w:r>
+            <w:proofErr w:type="spellEnd"/>
+            <w:r>
+              <w:rPr>
+                <w:rFonts w:ascii="Times New Roman" w:hAnsi="Times New Roman"/>
+                <w:i/>
+                <w:iCs/>
+                <w:sz w:val="18"/>
+                <w:szCs w:val="18"/>
+                <w:lang w:val="ro-RO"/>
+              </w:rPr>
+              <w:t xml:space="preserve"> </w:t>
             </w:r>
           </w:p>
           <w:p>
@@ -4992,8 +7499,21 @@
                 <w:szCs w:val="18"/>
                 <w:lang w:val="ro-RO"/>
               </w:rPr>
-              <w:t>в пользовании</w:t>
-            </w:r>
+              <w:t xml:space="preserve">в </w:t>
+            </w:r>
+            <w:proofErr w:type="spellStart"/>
+            <w:r>
+              <w:rPr>
+                <w:rFonts w:ascii="Times New Roman" w:hAnsi="Times New Roman"/>
+                <w:i/>
+                <w:iCs/>
+                <w:sz w:val="18"/>
+                <w:szCs w:val="18"/>
+                <w:lang w:val="ro-RO"/>
+              </w:rPr>
+              <w:t>пользовании</w:t>
+            </w:r>
+            <w:proofErr w:type="spellEnd"/>
           </w:p>
         </w:tc>
         <w:tc>
@@ -5046,7 +7566,55 @@
                 <w:szCs w:val="18"/>
                 <w:lang w:val="ro-RO"/>
               </w:rPr>
-              <w:t xml:space="preserve"> том числе:</w:t>
+              <w:t xml:space="preserve"> </w:t>
+            </w:r>
+            <w:proofErr w:type="spellStart"/>
+            <w:r>
+              <w:rPr>
+                <w:rFonts w:ascii="Times New Roman" w:hAnsi="Times New Roman"/>
+                <w:i/>
+                <w:iCs/>
+                <w:sz w:val="18"/>
+                <w:szCs w:val="18"/>
+                <w:lang w:val="ro-RO"/>
+              </w:rPr>
+              <w:t>том</w:t>
+            </w:r>
+            <w:proofErr w:type="spellEnd"/>
+            <w:r>
+              <w:rPr>
+                <w:rFonts w:ascii="Times New Roman" w:hAnsi="Times New Roman"/>
+                <w:i/>
+                <w:iCs/>
+                <w:sz w:val="18"/>
+                <w:szCs w:val="18"/>
+                <w:lang w:val="ro-RO"/>
+              </w:rPr>
+              <w:t xml:space="preserve"> </w:t>
+            </w:r>
+            <w:proofErr w:type="spellStart"/>
+            <w:r>
+              <w:rPr>
+                <w:rFonts w:ascii="Times New Roman" w:hAnsi="Times New Roman"/>
+                <w:i/>
+                <w:iCs/>
+                <w:sz w:val="18"/>
+                <w:szCs w:val="18"/>
+                <w:lang w:val="ro-RO"/>
+              </w:rPr>
+              <w:t>числе</w:t>
+            </w:r>
+            <w:proofErr w:type="spellEnd"/>
+            <w:r>
+              <w:rPr>
+                <w:rFonts w:ascii="Times New Roman" w:hAnsi="Times New Roman"/>
+                <w:i/>
+                <w:iCs/>
+                <w:sz w:val="18"/>
+                <w:szCs w:val="18"/>
+                <w:lang w:val="ro-RO"/>
+              </w:rPr>
+              <w:t>:</w:t>
             </w:r>
           </w:p>
         </w:tc>
@@ -5075,16 +7643,29 @@
                 <w:lang w:val="ro-RO"/>
               </w:rPr>
             </w:pPr>
-            <w:r>
-              <w:rPr>
-                <w:rFonts w:ascii="Times New Roman" w:hAnsi="Times New Roman"/>
-                <w:i/>
-                <w:iCs/>
-                <w:sz w:val="18"/>
-                <w:szCs w:val="18"/>
-                <w:lang w:val="ro-RO"/>
-              </w:rPr>
-              <w:t xml:space="preserve">Наименование </w:t>
+            <w:proofErr w:type="spellStart"/>
+            <w:r>
+              <w:rPr>
+                <w:rFonts w:ascii="Times New Roman" w:hAnsi="Times New Roman"/>
+                <w:i/>
+                <w:iCs/>
+                <w:sz w:val="18"/>
+                <w:szCs w:val="18"/>
+                <w:lang w:val="ro-RO"/>
+              </w:rPr>
+              <w:t>Наименование</w:t>
+            </w:r>
+            <w:proofErr w:type="spellEnd"/>
+            <w:r>
+              <w:rPr>
+                <w:rFonts w:ascii="Times New Roman" w:hAnsi="Times New Roman"/>
+                <w:i/>
+                <w:iCs/>
+                <w:sz w:val="18"/>
+                <w:szCs w:val="18"/>
+                <w:lang w:val="ro-RO"/>
+              </w:rPr>
+              <w:t xml:space="preserve"> </w:t>
             </w:r>
             <w:r>
               <w:rPr>
@@ -5096,6 +7677,7 @@
               </w:rPr>
               <w:t xml:space="preserve">категорий </w:t>
             </w:r>
+            <w:proofErr w:type="spellStart"/>
             <w:r>
               <w:rPr>
                 <w:rFonts w:ascii="Times New Roman" w:hAnsi="Times New Roman"/>
@@ -5107,6 +7689,7 @@
               </w:rPr>
               <w:t>сельхозпроизводителей</w:t>
             </w:r>
+            <w:proofErr w:type="spellEnd"/>
           </w:p>
         </w:tc>
       </w:tr>
@@ -5332,6 +7915,7 @@
                 <w:lang w:val="ro-RO"/>
               </w:rPr>
             </w:pPr>
+            <w:proofErr w:type="spellStart"/>
             <w:r>
               <w:rPr>
                 <w:rFonts w:ascii="Times New Roman" w:hAnsi="Times New Roman"/>
@@ -5343,6 +7927,7 @@
               </w:rPr>
               <w:t>Пашня</w:t>
             </w:r>
+            <w:proofErr w:type="spellEnd"/>
           </w:p>
         </w:tc>
         <w:tc>
@@ -5373,7 +7958,47 @@
                 <w:szCs w:val="18"/>
                 <w:lang w:val="ro-RO"/>
               </w:rPr>
-              <w:t>Livezi, arbuşti fructiferi şi nuciferi</w:t>
+              <w:t xml:space="preserve">Livezi, </w:t>
+            </w:r>
+            <w:proofErr w:type="spellStart"/>
+            <w:r>
+              <w:rPr>
+                <w:rFonts w:ascii="Times New Roman" w:hAnsi="Times New Roman"/>
+                <w:sz w:val="18"/>
+                <w:szCs w:val="18"/>
+                <w:lang w:val="ro-RO"/>
+              </w:rPr>
+              <w:t>arbuşti</w:t>
+            </w:r>
+            <w:proofErr w:type="spellEnd"/>
+            <w:r>
+              <w:rPr>
+                <w:rFonts w:ascii="Times New Roman" w:hAnsi="Times New Roman"/>
+                <w:sz w:val="18"/>
+                <w:szCs w:val="18"/>
+                <w:lang w:val="ro-RO"/>
+              </w:rPr>
+              <w:t xml:space="preserve"> fructiferi </w:t>
+            </w:r>
+            <w:proofErr w:type="spellStart"/>
+            <w:r>
+              <w:rPr>
+                <w:rFonts w:ascii="Times New Roman" w:hAnsi="Times New Roman"/>
+                <w:sz w:val="18"/>
+                <w:szCs w:val="18"/>
+                <w:lang w:val="ro-RO"/>
+              </w:rPr>
+              <w:t>şi</w:t>
+            </w:r>
+            <w:proofErr w:type="spellEnd"/>
+            <w:r>
+              <w:rPr>
+                <w:rFonts w:ascii="Times New Roman" w:hAnsi="Times New Roman"/>
+                <w:sz w:val="18"/>
+                <w:szCs w:val="18"/>
+                <w:lang w:val="ro-RO"/>
+              </w:rPr>
+              <w:t xml:space="preserve"> nuciferi</w:t>
             </w:r>
           </w:p>
           <w:p>
@@ -5389,17 +8014,67 @@
                 <w:lang w:val="ro-RO"/>
               </w:rPr>
             </w:pPr>
-            <w:r>
-              <w:rPr>
-                <w:rFonts w:ascii="Times New Roman" w:hAnsi="Times New Roman"/>
-                <w:i/>
-                <w:iCs/>
-                <w:sz w:val="18"/>
-                <w:szCs w:val="18"/>
-                <w:lang w:val="ro-RO"/>
-              </w:rPr>
-              <w:t>Сады, ягодники и орехоплодные</w:t>
-            </w:r>
+            <w:proofErr w:type="spellStart"/>
+            <w:r>
+              <w:rPr>
+                <w:rFonts w:ascii="Times New Roman" w:hAnsi="Times New Roman"/>
+                <w:i/>
+                <w:iCs/>
+                <w:sz w:val="18"/>
+                <w:szCs w:val="18"/>
+                <w:lang w:val="ro-RO"/>
+              </w:rPr>
+              <w:t>Сады</w:t>
+            </w:r>
+            <w:proofErr w:type="spellEnd"/>
+            <w:r>
+              <w:rPr>
+                <w:rFonts w:ascii="Times New Roman" w:hAnsi="Times New Roman"/>
+                <w:i/>
+                <w:iCs/>
+                <w:sz w:val="18"/>
+                <w:szCs w:val="18"/>
+                <w:lang w:val="ro-RO"/>
+              </w:rPr>
+              <w:t xml:space="preserve">, </w:t>
+            </w:r>
+            <w:proofErr w:type="spellStart"/>
+            <w:r>
+              <w:rPr>
+                <w:rFonts w:ascii="Times New Roman" w:hAnsi="Times New Roman"/>
+                <w:i/>
+                <w:iCs/>
+                <w:sz w:val="18"/>
+                <w:szCs w:val="18"/>
+                <w:lang w:val="ro-RO"/>
+              </w:rPr>
+              <w:t>ягодники</w:t>
+            </w:r>
+            <w:proofErr w:type="spellEnd"/>
+            <w:r>
+              <w:rPr>
+                <w:rFonts w:ascii="Times New Roman" w:hAnsi="Times New Roman"/>
+                <w:i/>
+                <w:iCs/>
+                <w:sz w:val="18"/>
+                <w:szCs w:val="18"/>
+                <w:lang w:val="ro-RO"/>
+              </w:rPr>
+              <w:t xml:space="preserve"> и </w:t>
+            </w:r>
+            <w:proofErr w:type="spellStart"/>
+            <w:r>
+              <w:rPr>
+                <w:rFonts w:ascii="Times New Roman" w:hAnsi="Times New Roman"/>
+                <w:i/>
+                <w:iCs/>
+                <w:sz w:val="18"/>
+                <w:szCs w:val="18"/>
+                <w:lang w:val="ro-RO"/>
+              </w:rPr>
+              <w:t>орехоплодные</w:t>
+            </w:r>
+            <w:proofErr w:type="spellEnd"/>
           </w:p>
         </w:tc>
         <w:tc>
@@ -5458,6 +8133,7 @@
                 <w:szCs w:val="18"/>
               </w:rPr>
             </w:pPr>
+            <w:proofErr w:type="spellStart"/>
             <w:r>
               <w:rPr>
                 <w:rFonts w:ascii="Times New Roman" w:hAnsi="Times New Roman"/>
@@ -5469,6 +8145,7 @@
               </w:rPr>
               <w:t>Виноград</w:t>
             </w:r>
+            <w:proofErr w:type="spellEnd"/>
             <w:r>
               <w:rPr>
                 <w:rFonts w:ascii="Times New Roman" w:hAnsi="Times New Roman"/>
@@ -5494,6 +8171,7 @@
                 <w:lang w:val="ro-RO"/>
               </w:rPr>
             </w:pPr>
+            <w:proofErr w:type="spellStart"/>
             <w:r>
               <w:rPr>
                 <w:rFonts w:ascii="Times New Roman" w:hAnsi="Times New Roman"/>
@@ -5505,6 +8183,7 @@
               </w:rPr>
               <w:t>ники</w:t>
             </w:r>
+            <w:proofErr w:type="spellEnd"/>
           </w:p>
         </w:tc>
         <w:tc>
@@ -5932,6 +8611,7 @@
             <w:r>
               <w:rPr>
                 <w:rFonts w:ascii="Times New Roman" w:hAnsi="Times New Roman"/>
+                <w:color w:val="EE0000"/>
                 <w:sz w:val="18"/>
                 <w:szCs w:val="18"/>
                 <w:highlight w:val="yellow"/>
@@ -6273,16 +8953,29 @@
                 <w:szCs w:val="18"/>
               </w:rPr>
             </w:pPr>
-            <w:r>
-              <w:rPr>
-                <w:rFonts w:ascii="Times New Roman" w:hAnsi="Times New Roman"/>
-                <w:i/>
-                <w:iCs/>
-                <w:sz w:val="18"/>
-                <w:szCs w:val="18"/>
-                <w:lang w:val="ro-RO"/>
-              </w:rPr>
-              <w:t xml:space="preserve">Cельскохозяйственные </w:t>
+            <w:proofErr w:type="spellStart"/>
+            <w:r>
+              <w:rPr>
+                <w:rFonts w:ascii="Times New Roman" w:hAnsi="Times New Roman"/>
+                <w:i/>
+                <w:iCs/>
+                <w:sz w:val="18"/>
+                <w:szCs w:val="18"/>
+                <w:lang w:val="ro-RO"/>
+              </w:rPr>
+              <w:t>Cельскохозяйственные</w:t>
+            </w:r>
+            <w:proofErr w:type="spellEnd"/>
+            <w:r>
+              <w:rPr>
+                <w:rFonts w:ascii="Times New Roman" w:hAnsi="Times New Roman"/>
+                <w:i/>
+                <w:iCs/>
+                <w:sz w:val="18"/>
+                <w:szCs w:val="18"/>
+                <w:lang w:val="ro-RO"/>
+              </w:rPr>
+              <w:t xml:space="preserve"> </w:t>
             </w:r>
             <w:r>
               <w:rPr>
@@ -7122,15 +9815,27 @@
               </w:rPr>
               <w:t>(de fermier) cu suprafaţa terenurilor agricole p</w:t>
             </w:r>
-            <w:r>
-              <w:rPr>
-                <w:rFonts w:ascii="Times New Roman" w:hAnsi="Times New Roman"/>
-                <w:sz w:val="18"/>
-                <w:szCs w:val="18"/>
-                <w:highlight w:val="yellow"/>
-                <w:lang w:val="ro-RO"/>
-              </w:rPr>
-              <w:t xml:space="preserve">ână la 10 ha </w:t>
+            <w:proofErr w:type="spellStart"/>
+            <w:r>
+              <w:rPr>
+                <w:rFonts w:ascii="Times New Roman" w:hAnsi="Times New Roman"/>
+                <w:sz w:val="18"/>
+                <w:szCs w:val="18"/>
+                <w:highlight w:val="yellow"/>
+                <w:lang w:val="ro-RO"/>
+              </w:rPr>
+              <w:t>ână</w:t>
+            </w:r>
+            <w:proofErr w:type="spellEnd"/>
+            <w:r>
+              <w:rPr>
+                <w:rFonts w:ascii="Times New Roman" w:hAnsi="Times New Roman"/>
+                <w:sz w:val="18"/>
+                <w:szCs w:val="18"/>
+                <w:highlight w:val="yellow"/>
+                <w:lang w:val="ro-RO"/>
+              </w:rPr>
+              <w:t xml:space="preserve"> la 10 ha </w:t>
             </w:r>
             <w:r>
               <w:rPr>
@@ -7438,6 +10143,7 @@
                 <w:highlight w:val="yellow"/>
               </w:rPr>
             </w:pPr>
+            <w:proofErr w:type="spellStart"/>
             <w:r>
               <w:rPr>
                 <w:rFonts w:ascii="Times New Roman" w:hAnsi="Times New Roman" w:hint="eastAsia"/>
@@ -7450,6 +10156,7 @@
               </w:rPr>
               <w:t>Крестьянские</w:t>
             </w:r>
+            <w:proofErr w:type="spellEnd"/>
             <w:r>
               <w:rPr>
                 <w:rFonts w:ascii="Times New Roman" w:hAnsi="Times New Roman"/>
@@ -7462,6 +10169,7 @@
               </w:rPr>
               <w:t xml:space="preserve"> (</w:t>
             </w:r>
+            <w:proofErr w:type="spellStart"/>
             <w:r>
               <w:rPr>
                 <w:rFonts w:ascii="Times New Roman" w:hAnsi="Times New Roman" w:hint="eastAsia"/>
@@ -7474,6 +10182,7 @@
               </w:rPr>
               <w:t>фермерские</w:t>
             </w:r>
+            <w:proofErr w:type="spellEnd"/>
             <w:r>
               <w:rPr>
                 <w:rFonts w:ascii="Times New Roman" w:hAnsi="Times New Roman"/>
@@ -7486,6 +10195,7 @@
               </w:rPr>
               <w:t xml:space="preserve">) </w:t>
             </w:r>
+            <w:proofErr w:type="spellStart"/>
             <w:r>
               <w:rPr>
                 <w:rFonts w:ascii="Times New Roman" w:hAnsi="Times New Roman" w:hint="eastAsia"/>
@@ -7498,6 +10208,7 @@
               </w:rPr>
               <w:t>хозяйства</w:t>
             </w:r>
+            <w:proofErr w:type="spellEnd"/>
             <w:r>
               <w:rPr>
                 <w:rFonts w:ascii="Times New Roman" w:hAnsi="Times New Roman"/>
@@ -7534,6 +10245,7 @@
               </w:rPr>
               <w:t xml:space="preserve"> </w:t>
             </w:r>
+            <w:proofErr w:type="spellStart"/>
             <w:r>
               <w:rPr>
                 <w:rFonts w:ascii="Times New Roman" w:hAnsi="Times New Roman" w:hint="eastAsia"/>
@@ -7546,6 +10258,7 @@
               </w:rPr>
               <w:t>площадью</w:t>
             </w:r>
+            <w:proofErr w:type="spellEnd"/>
             <w:r>
               <w:rPr>
                 <w:rFonts w:ascii="Times New Roman" w:hAnsi="Times New Roman"/>
@@ -7558,6 +10271,7 @@
               </w:rPr>
               <w:t xml:space="preserve"> </w:t>
             </w:r>
+            <w:proofErr w:type="spellStart"/>
             <w:r>
               <w:rPr>
                 <w:rFonts w:ascii="Times New Roman" w:hAnsi="Times New Roman" w:hint="eastAsia"/>
@@ -7570,17 +10284,70 @@
               </w:rPr>
               <w:t>сельхозугодий</w:t>
             </w:r>
-            <w:r>
-              <w:rPr>
-                <w:rFonts w:ascii="Times New Roman" w:hAnsi="Times New Roman"/>
-                <w:i/>
-                <w:iCs/>
-                <w:sz w:val="18"/>
-                <w:szCs w:val="18"/>
-                <w:highlight w:val="yellow"/>
-                <w:lang w:val="ro-RO"/>
-              </w:rPr>
-              <w:t xml:space="preserve"> менее 10 га  </w:t>
+            <w:proofErr w:type="spellEnd"/>
+            <w:r>
+              <w:rPr>
+                <w:rFonts w:ascii="Times New Roman" w:hAnsi="Times New Roman"/>
+                <w:i/>
+                <w:iCs/>
+                <w:sz w:val="18"/>
+                <w:szCs w:val="18"/>
+                <w:highlight w:val="yellow"/>
+                <w:lang w:val="ro-RO"/>
+              </w:rPr>
+              <w:t xml:space="preserve"> </w:t>
+            </w:r>
+            <w:proofErr w:type="spellStart"/>
+            <w:r>
+              <w:rPr>
+                <w:rFonts w:ascii="Times New Roman" w:hAnsi="Times New Roman"/>
+                <w:i/>
+                <w:iCs/>
+                <w:sz w:val="18"/>
+                <w:szCs w:val="18"/>
+                <w:highlight w:val="yellow"/>
+                <w:lang w:val="ro-RO"/>
+              </w:rPr>
+              <w:t>менее</w:t>
+            </w:r>
+            <w:proofErr w:type="spellEnd"/>
+            <w:r>
+              <w:rPr>
+                <w:rFonts w:ascii="Times New Roman" w:hAnsi="Times New Roman"/>
+                <w:i/>
+                <w:iCs/>
+                <w:sz w:val="18"/>
+                <w:szCs w:val="18"/>
+                <w:highlight w:val="yellow"/>
+                <w:lang w:val="ro-RO"/>
+              </w:rPr>
+              <w:t xml:space="preserve"> 10 </w:t>
+            </w:r>
+            <w:proofErr w:type="spellStart"/>
+            <w:r>
+              <w:rPr>
+                <w:rFonts w:ascii="Times New Roman" w:hAnsi="Times New Roman"/>
+                <w:i/>
+                <w:iCs/>
+                <w:sz w:val="18"/>
+                <w:szCs w:val="18"/>
+                <w:highlight w:val="yellow"/>
+                <w:lang w:val="ro-RO"/>
+              </w:rPr>
+              <w:t>га</w:t>
+            </w:r>
+            <w:proofErr w:type="spellEnd"/>
+            <w:r>
+              <w:rPr>
+                <w:rFonts w:ascii="Times New Roman" w:hAnsi="Times New Roman"/>
+                <w:i/>
+                <w:iCs/>
+                <w:sz w:val="18"/>
+                <w:szCs w:val="18"/>
+                <w:highlight w:val="yellow"/>
+                <w:lang w:val="ro-RO"/>
+              </w:rPr>
+              <w:t xml:space="preserve">  </w:t>
             </w:r>
             <w:r>
               <w:rPr>
@@ -8011,8 +10778,22 @@
                 <w:highlight w:val="yellow"/>
                 <w:lang w:val="ro-RO"/>
               </w:rPr>
-              <w:t xml:space="preserve"> до</w:t>
-            </w:r>
+              <w:t xml:space="preserve"> </w:t>
+            </w:r>
+            <w:proofErr w:type="spellStart"/>
+            <w:r>
+              <w:rPr>
+                <w:rFonts w:ascii="Times New Roman" w:hAnsi="Times New Roman" w:hint="eastAsia"/>
+                <w:i/>
+                <w:iCs/>
+                <w:sz w:val="18"/>
+                <w:szCs w:val="18"/>
+                <w:highlight w:val="yellow"/>
+                <w:lang w:val="ro-RO"/>
+              </w:rPr>
+              <w:t>до</w:t>
+            </w:r>
+            <w:proofErr w:type="spellEnd"/>
             <w:r>
               <w:rPr>
                 <w:rFonts w:ascii="Times New Roman" w:hAnsi="Times New Roman"/>
@@ -8025,6 +10806,7 @@
               </w:rPr>
               <w:t xml:space="preserve"> 1 </w:t>
             </w:r>
+            <w:proofErr w:type="spellStart"/>
             <w:r>
               <w:rPr>
                 <w:rFonts w:ascii="Times New Roman" w:hAnsi="Times New Roman" w:hint="eastAsia"/>
@@ -8037,6 +10819,7 @@
               </w:rPr>
               <w:t>га</w:t>
             </w:r>
+            <w:proofErr w:type="spellEnd"/>
           </w:p>
         </w:tc>
       </w:tr>
@@ -8509,6 +11292,7 @@
             <w:r>
               <w:rPr>
                 <w:rFonts w:ascii="Times New Roman" w:hAnsi="Times New Roman"/>
+                <w:color w:val="EE0000"/>
                 <w:sz w:val="18"/>
                 <w:szCs w:val="18"/>
                 <w:highlight w:val="yellow"/>
@@ -12400,6 +15184,7 @@
                 <w:lang w:val="ro-RO"/>
               </w:rPr>
             </w:pPr>
+            <w:proofErr w:type="spellStart"/>
             <w:r>
               <w:rPr>
                 <w:rFonts w:ascii="Times New Roman" w:hAnsi="Times New Roman" w:hint="eastAsia"/>
@@ -12411,6 +15196,7 @@
               </w:rPr>
               <w:t>Крестьянские</w:t>
             </w:r>
+            <w:proofErr w:type="spellEnd"/>
             <w:r>
               <w:rPr>
                 <w:rFonts w:ascii="Times New Roman" w:hAnsi="Times New Roman"/>
@@ -12422,6 +15208,7 @@
               </w:rPr>
               <w:t xml:space="preserve"> (</w:t>
             </w:r>
+            <w:proofErr w:type="spellStart"/>
             <w:r>
               <w:rPr>
                 <w:rFonts w:ascii="Times New Roman" w:hAnsi="Times New Roman" w:hint="eastAsia"/>
@@ -12433,6 +15220,7 @@
               </w:rPr>
               <w:t>фермерские</w:t>
             </w:r>
+            <w:proofErr w:type="spellEnd"/>
             <w:r>
               <w:rPr>
                 <w:rFonts w:ascii="Times New Roman" w:hAnsi="Times New Roman"/>
@@ -12444,6 +15232,7 @@
               </w:rPr>
               <w:t xml:space="preserve">) </w:t>
             </w:r>
+            <w:proofErr w:type="spellStart"/>
             <w:r>
               <w:rPr>
                 <w:rFonts w:ascii="Times New Roman" w:hAnsi="Times New Roman" w:hint="eastAsia"/>
@@ -12455,6 +15244,7 @@
               </w:rPr>
               <w:t>хозяйства</w:t>
             </w:r>
+            <w:proofErr w:type="spellEnd"/>
             <w:r>
               <w:rPr>
                 <w:rFonts w:ascii="Times New Roman" w:hAnsi="Times New Roman"/>
@@ -12488,6 +15278,7 @@
               </w:rPr>
               <w:t xml:space="preserve"> </w:t>
             </w:r>
+            <w:proofErr w:type="spellStart"/>
             <w:r>
               <w:rPr>
                 <w:rFonts w:ascii="Times New Roman" w:hAnsi="Times New Roman" w:hint="eastAsia"/>
@@ -12499,6 +15290,7 @@
               </w:rPr>
               <w:t>площадью</w:t>
             </w:r>
+            <w:proofErr w:type="spellEnd"/>
             <w:r>
               <w:rPr>
                 <w:rFonts w:ascii="Times New Roman" w:hAnsi="Times New Roman"/>
@@ -12510,6 +15302,7 @@
               </w:rPr>
               <w:t xml:space="preserve"> </w:t>
             </w:r>
+            <w:proofErr w:type="spellStart"/>
             <w:r>
               <w:rPr>
                 <w:rFonts w:ascii="Times New Roman" w:hAnsi="Times New Roman" w:hint="eastAsia"/>
@@ -12521,6 +15314,7 @@
               </w:rPr>
               <w:t>сельхозугодий</w:t>
             </w:r>
+            <w:proofErr w:type="spellEnd"/>
             <w:r>
               <w:rPr>
                 <w:rFonts w:ascii="Times New Roman" w:hAnsi="Times New Roman"/>
@@ -12532,6 +15326,7 @@
               </w:rPr>
               <w:t xml:space="preserve"> 10 </w:t>
             </w:r>
+            <w:proofErr w:type="spellStart"/>
             <w:r>
               <w:rPr>
                 <w:rFonts w:ascii="Times New Roman" w:hAnsi="Times New Roman" w:hint="eastAsia"/>
@@ -12543,6 +15338,7 @@
               </w:rPr>
               <w:t>га</w:t>
             </w:r>
+            <w:proofErr w:type="spellEnd"/>
             <w:r>
               <w:rPr>
                 <w:rFonts w:ascii="Times New Roman" w:hAnsi="Times New Roman"/>
@@ -12576,6 +15372,7 @@
               </w:rPr>
               <w:t xml:space="preserve"> </w:t>
             </w:r>
+            <w:proofErr w:type="spellStart"/>
             <w:r>
               <w:rPr>
                 <w:rFonts w:ascii="Times New Roman" w:hAnsi="Times New Roman" w:hint="eastAsia"/>
@@ -12587,6 +15384,7 @@
               </w:rPr>
               <w:t>более</w:t>
             </w:r>
+            <w:proofErr w:type="spellEnd"/>
             <w:r>
               <w:rPr>
                 <w:rFonts w:ascii="Times New Roman" w:hAnsi="Times New Roman"/>
@@ -12598,6 +15396,7 @@
               </w:rPr>
               <w:t xml:space="preserve">  – </w:t>
             </w:r>
+            <w:proofErr w:type="spellStart"/>
             <w:r>
               <w:rPr>
                 <w:rFonts w:ascii="Times New Roman" w:hAnsi="Times New Roman" w:hint="eastAsia"/>
@@ -12609,6 +15408,7 @@
               </w:rPr>
               <w:t>всего</w:t>
             </w:r>
+            <w:proofErr w:type="spellEnd"/>
             <w:r>
               <w:rPr>
                 <w:rFonts w:ascii="Times New Roman" w:hAnsi="Times New Roman"/>
@@ -13340,6 +16140,7 @@
         </w:rPr>
         <w:t>/</w:t>
       </w:r>
+      <w:proofErr w:type="spellStart"/>
       <w:r>
         <w:rPr>
           <w:rFonts w:ascii="Times New Roman" w:hAnsi="Times New Roman"/>
@@ -13351,6 +16152,7 @@
         </w:rPr>
         <w:t>гектаров</w:t>
       </w:r>
+      <w:proofErr w:type="spellEnd"/>
     </w:p>
     <w:tbl>
       <w:tblPr>
@@ -13437,7 +16239,29 @@
                 <w:highlight w:val="yellow"/>
                 <w:lang w:val="ro-RO"/>
               </w:rPr>
-              <w:t>Persoane care au primit în natură sectoare în contul cotelor de teren echivalent, le prelucrează individual şi n-au înregistrat gospodăria – total</w:t>
+              <w:t xml:space="preserve">Persoane care au primit în natură sectoare în contul cotelor de teren echivalent, le prelucrează individual </w:t>
+            </w:r>
+            <w:proofErr w:type="spellStart"/>
+            <w:r>
+              <w:rPr>
+                <w:rFonts w:ascii="Times New Roman" w:hAnsi="Times New Roman"/>
+                <w:sz w:val="18"/>
+                <w:szCs w:val="18"/>
+                <w:highlight w:val="yellow"/>
+                <w:lang w:val="ro-RO"/>
+              </w:rPr>
+              <w:t>şi</w:t>
+            </w:r>
+            <w:proofErr w:type="spellEnd"/>
+            <w:r>
+              <w:rPr>
+                <w:rFonts w:ascii="Times New Roman" w:hAnsi="Times New Roman"/>
+                <w:sz w:val="18"/>
+                <w:szCs w:val="18"/>
+                <w:highlight w:val="yellow"/>
+                <w:lang w:val="ro-RO"/>
+              </w:rPr>
+              <w:t xml:space="preserve"> n-au înregistrat gospodăria – total</w:t>
             </w:r>
           </w:p>
         </w:tc>
@@ -13682,6 +16506,7 @@
               </w:rPr>
               <w:t>Л</w:t>
             </w:r>
+            <w:proofErr w:type="spellStart"/>
             <w:r>
               <w:rPr>
                 <w:rFonts w:ascii="Times New Roman" w:hAnsi="Times New Roman"/>
@@ -13693,8 +16518,9 @@
                 <w:highlight w:val="yellow"/>
                 <w:lang w:val="ro-RO"/>
               </w:rPr>
-              <w:t xml:space="preserve">ица получившие участки в счет долей равноценной земли, обрабатывающие их индивидуально и не зарегистрировавшие свои </w:t>
-            </w:r>
+              <w:t>ица</w:t>
+            </w:r>
+            <w:proofErr w:type="spellEnd"/>
             <w:r>
               <w:rPr>
                 <w:rFonts w:ascii="Times New Roman" w:hAnsi="Times New Roman"/>
@@ -13704,6 +16530,355 @@
                 <w:sz w:val="18"/>
                 <w:szCs w:val="18"/>
                 <w:highlight w:val="yellow"/>
+                <w:lang w:val="ro-RO"/>
+              </w:rPr>
+              <w:t xml:space="preserve"> </w:t>
+            </w:r>
+            <w:proofErr w:type="spellStart"/>
+            <w:r>
+              <w:rPr>
+                <w:rFonts w:ascii="Times New Roman" w:hAnsi="Times New Roman"/>
+                <w:i/>
+                <w:iCs/>
+                <w:color w:val="000000" w:themeColor="text1"/>
+                <w:sz w:val="18"/>
+                <w:szCs w:val="18"/>
+                <w:highlight w:val="yellow"/>
+                <w:lang w:val="ro-RO"/>
+              </w:rPr>
+              <w:t>получившие</w:t>
+            </w:r>
+            <w:proofErr w:type="spellEnd"/>
+            <w:r>
+              <w:rPr>
+                <w:rFonts w:ascii="Times New Roman" w:hAnsi="Times New Roman"/>
+                <w:i/>
+                <w:iCs/>
+                <w:color w:val="000000" w:themeColor="text1"/>
+                <w:sz w:val="18"/>
+                <w:szCs w:val="18"/>
+                <w:highlight w:val="yellow"/>
+                <w:lang w:val="ro-RO"/>
+              </w:rPr>
+              <w:t xml:space="preserve"> </w:t>
+            </w:r>
+            <w:proofErr w:type="spellStart"/>
+            <w:r>
+              <w:rPr>
+                <w:rFonts w:ascii="Times New Roman" w:hAnsi="Times New Roman"/>
+                <w:i/>
+                <w:iCs/>
+                <w:color w:val="000000" w:themeColor="text1"/>
+                <w:sz w:val="18"/>
+                <w:szCs w:val="18"/>
+                <w:highlight w:val="yellow"/>
+                <w:lang w:val="ro-RO"/>
+              </w:rPr>
+              <w:t>участки</w:t>
+            </w:r>
+            <w:proofErr w:type="spellEnd"/>
+            <w:r>
+              <w:rPr>
+                <w:rFonts w:ascii="Times New Roman" w:hAnsi="Times New Roman"/>
+                <w:i/>
+                <w:iCs/>
+                <w:color w:val="000000" w:themeColor="text1"/>
+                <w:sz w:val="18"/>
+                <w:szCs w:val="18"/>
+                <w:highlight w:val="yellow"/>
+                <w:lang w:val="ro-RO"/>
+              </w:rPr>
+              <w:t xml:space="preserve"> в </w:t>
+            </w:r>
+            <w:proofErr w:type="spellStart"/>
+            <w:r>
+              <w:rPr>
+                <w:rFonts w:ascii="Times New Roman" w:hAnsi="Times New Roman"/>
+                <w:i/>
+                <w:iCs/>
+                <w:color w:val="000000" w:themeColor="text1"/>
+                <w:sz w:val="18"/>
+                <w:szCs w:val="18"/>
+                <w:highlight w:val="yellow"/>
+                <w:lang w:val="ro-RO"/>
+              </w:rPr>
+              <w:t>счет</w:t>
+            </w:r>
+            <w:proofErr w:type="spellEnd"/>
+            <w:r>
+              <w:rPr>
+                <w:rFonts w:ascii="Times New Roman" w:hAnsi="Times New Roman"/>
+                <w:i/>
+                <w:iCs/>
+                <w:color w:val="000000" w:themeColor="text1"/>
+                <w:sz w:val="18"/>
+                <w:szCs w:val="18"/>
+                <w:highlight w:val="yellow"/>
+                <w:lang w:val="ro-RO"/>
+              </w:rPr>
+              <w:t xml:space="preserve"> </w:t>
+            </w:r>
+            <w:proofErr w:type="spellStart"/>
+            <w:r>
+              <w:rPr>
+                <w:rFonts w:ascii="Times New Roman" w:hAnsi="Times New Roman"/>
+                <w:i/>
+                <w:iCs/>
+                <w:color w:val="000000" w:themeColor="text1"/>
+                <w:sz w:val="18"/>
+                <w:szCs w:val="18"/>
+                <w:highlight w:val="yellow"/>
+                <w:lang w:val="ro-RO"/>
+              </w:rPr>
+              <w:t>долей</w:t>
+            </w:r>
+            <w:proofErr w:type="spellEnd"/>
+            <w:r>
+              <w:rPr>
+                <w:rFonts w:ascii="Times New Roman" w:hAnsi="Times New Roman"/>
+                <w:i/>
+                <w:iCs/>
+                <w:color w:val="000000" w:themeColor="text1"/>
+                <w:sz w:val="18"/>
+                <w:szCs w:val="18"/>
+                <w:highlight w:val="yellow"/>
+                <w:lang w:val="ro-RO"/>
+              </w:rPr>
+              <w:t xml:space="preserve"> </w:t>
+            </w:r>
+            <w:proofErr w:type="spellStart"/>
+            <w:r>
+              <w:rPr>
+                <w:rFonts w:ascii="Times New Roman" w:hAnsi="Times New Roman"/>
+                <w:i/>
+                <w:iCs/>
+                <w:color w:val="000000" w:themeColor="text1"/>
+                <w:sz w:val="18"/>
+                <w:szCs w:val="18"/>
+                <w:highlight w:val="yellow"/>
+                <w:lang w:val="ro-RO"/>
+              </w:rPr>
+              <w:t>равноценной</w:t>
+            </w:r>
+            <w:proofErr w:type="spellEnd"/>
+            <w:r>
+              <w:rPr>
+                <w:rFonts w:ascii="Times New Roman" w:hAnsi="Times New Roman"/>
+                <w:i/>
+                <w:iCs/>
+                <w:color w:val="000000" w:themeColor="text1"/>
+                <w:sz w:val="18"/>
+                <w:szCs w:val="18"/>
+                <w:highlight w:val="yellow"/>
+                <w:lang w:val="ro-RO"/>
+              </w:rPr>
+              <w:t xml:space="preserve"> </w:t>
+            </w:r>
+            <w:proofErr w:type="spellStart"/>
+            <w:r>
+              <w:rPr>
+                <w:rFonts w:ascii="Times New Roman" w:hAnsi="Times New Roman"/>
+                <w:i/>
+                <w:iCs/>
+                <w:color w:val="000000" w:themeColor="text1"/>
+                <w:sz w:val="18"/>
+                <w:szCs w:val="18"/>
+                <w:highlight w:val="yellow"/>
+                <w:lang w:val="ro-RO"/>
+              </w:rPr>
+              <w:t>земли</w:t>
+            </w:r>
+            <w:proofErr w:type="spellEnd"/>
+            <w:r>
+              <w:rPr>
+                <w:rFonts w:ascii="Times New Roman" w:hAnsi="Times New Roman"/>
+                <w:i/>
+                <w:iCs/>
+                <w:color w:val="000000" w:themeColor="text1"/>
+                <w:sz w:val="18"/>
+                <w:szCs w:val="18"/>
+                <w:highlight w:val="yellow"/>
+                <w:lang w:val="ro-RO"/>
+              </w:rPr>
+              <w:t xml:space="preserve">, </w:t>
+            </w:r>
+            <w:proofErr w:type="spellStart"/>
+            <w:r>
+              <w:rPr>
+                <w:rFonts w:ascii="Times New Roman" w:hAnsi="Times New Roman"/>
+                <w:i/>
+                <w:iCs/>
+                <w:color w:val="000000" w:themeColor="text1"/>
+                <w:sz w:val="18"/>
+                <w:szCs w:val="18"/>
+                <w:highlight w:val="yellow"/>
+                <w:lang w:val="ro-RO"/>
+              </w:rPr>
+              <w:t>обрабатывающие</w:t>
+            </w:r>
+            <w:proofErr w:type="spellEnd"/>
+            <w:r>
+              <w:rPr>
+                <w:rFonts w:ascii="Times New Roman" w:hAnsi="Times New Roman"/>
+                <w:i/>
+                <w:iCs/>
+                <w:color w:val="000000" w:themeColor="text1"/>
+                <w:sz w:val="18"/>
+                <w:szCs w:val="18"/>
+                <w:highlight w:val="yellow"/>
+                <w:lang w:val="ro-RO"/>
+              </w:rPr>
+              <w:t xml:space="preserve"> </w:t>
+            </w:r>
+            <w:proofErr w:type="spellStart"/>
+            <w:r>
+              <w:rPr>
+                <w:rFonts w:ascii="Times New Roman" w:hAnsi="Times New Roman"/>
+                <w:i/>
+                <w:iCs/>
+                <w:color w:val="000000" w:themeColor="text1"/>
+                <w:sz w:val="18"/>
+                <w:szCs w:val="18"/>
+                <w:highlight w:val="yellow"/>
+                <w:lang w:val="ro-RO"/>
+              </w:rPr>
+              <w:t>их</w:t>
+            </w:r>
+            <w:proofErr w:type="spellEnd"/>
+            <w:r>
+              <w:rPr>
+                <w:rFonts w:ascii="Times New Roman" w:hAnsi="Times New Roman"/>
+                <w:i/>
+                <w:iCs/>
+                <w:color w:val="000000" w:themeColor="text1"/>
+                <w:sz w:val="18"/>
+                <w:szCs w:val="18"/>
+                <w:highlight w:val="yellow"/>
+                <w:lang w:val="ro-RO"/>
+              </w:rPr>
+              <w:t xml:space="preserve"> </w:t>
+            </w:r>
+            <w:proofErr w:type="spellStart"/>
+            <w:r>
+              <w:rPr>
+                <w:rFonts w:ascii="Times New Roman" w:hAnsi="Times New Roman"/>
+                <w:i/>
+                <w:iCs/>
+                <w:color w:val="000000" w:themeColor="text1"/>
+                <w:sz w:val="18"/>
+                <w:szCs w:val="18"/>
+                <w:highlight w:val="yellow"/>
+                <w:lang w:val="ro-RO"/>
+              </w:rPr>
+              <w:t>индивидуально</w:t>
+            </w:r>
+            <w:proofErr w:type="spellEnd"/>
+            <w:r>
+              <w:rPr>
+                <w:rFonts w:ascii="Times New Roman" w:hAnsi="Times New Roman"/>
+                <w:i/>
+                <w:iCs/>
+                <w:color w:val="000000" w:themeColor="text1"/>
+                <w:sz w:val="18"/>
+                <w:szCs w:val="18"/>
+                <w:highlight w:val="yellow"/>
+                <w:lang w:val="ro-RO"/>
+              </w:rPr>
+              <w:t xml:space="preserve"> и </w:t>
+            </w:r>
+            <w:proofErr w:type="spellStart"/>
+            <w:r>
+              <w:rPr>
+                <w:rFonts w:ascii="Times New Roman" w:hAnsi="Times New Roman"/>
+                <w:i/>
+                <w:iCs/>
+                <w:color w:val="000000" w:themeColor="text1"/>
+                <w:sz w:val="18"/>
+                <w:szCs w:val="18"/>
+                <w:highlight w:val="yellow"/>
+                <w:lang w:val="ro-RO"/>
+              </w:rPr>
+              <w:t>не</w:t>
+            </w:r>
+            <w:proofErr w:type="spellEnd"/>
+            <w:r>
+              <w:rPr>
+                <w:rFonts w:ascii="Times New Roman" w:hAnsi="Times New Roman"/>
+                <w:i/>
+                <w:iCs/>
+                <w:color w:val="000000" w:themeColor="text1"/>
+                <w:sz w:val="18"/>
+                <w:szCs w:val="18"/>
+                <w:highlight w:val="yellow"/>
+                <w:lang w:val="ro-RO"/>
+              </w:rPr>
+              <w:t xml:space="preserve"> </w:t>
+            </w:r>
+            <w:proofErr w:type="spellStart"/>
+            <w:r>
+              <w:rPr>
+                <w:rFonts w:ascii="Times New Roman" w:hAnsi="Times New Roman"/>
+                <w:i/>
+                <w:iCs/>
+                <w:color w:val="000000" w:themeColor="text1"/>
+                <w:sz w:val="18"/>
+                <w:szCs w:val="18"/>
+                <w:highlight w:val="yellow"/>
+                <w:lang w:val="ro-RO"/>
+              </w:rPr>
+              <w:t>зарегистрировавшие</w:t>
+            </w:r>
+            <w:proofErr w:type="spellEnd"/>
+            <w:r>
+              <w:rPr>
+                <w:rFonts w:ascii="Times New Roman" w:hAnsi="Times New Roman"/>
+                <w:i/>
+                <w:iCs/>
+                <w:color w:val="000000" w:themeColor="text1"/>
+                <w:sz w:val="18"/>
+                <w:szCs w:val="18"/>
+                <w:highlight w:val="yellow"/>
+                <w:lang w:val="ro-RO"/>
+              </w:rPr>
+              <w:t xml:space="preserve"> </w:t>
+            </w:r>
+            <w:proofErr w:type="spellStart"/>
+            <w:r>
+              <w:rPr>
+                <w:rFonts w:ascii="Times New Roman" w:hAnsi="Times New Roman"/>
+                <w:i/>
+                <w:iCs/>
+                <w:color w:val="000000" w:themeColor="text1"/>
+                <w:sz w:val="18"/>
+                <w:szCs w:val="18"/>
+                <w:highlight w:val="yellow"/>
+                <w:lang w:val="ro-RO"/>
+              </w:rPr>
+              <w:t>свои</w:t>
+            </w:r>
+            <w:proofErr w:type="spellEnd"/>
+            <w:r>
+              <w:rPr>
+                <w:rFonts w:ascii="Times New Roman" w:hAnsi="Times New Roman"/>
+                <w:i/>
+                <w:iCs/>
+                <w:color w:val="000000" w:themeColor="text1"/>
+                <w:sz w:val="18"/>
+                <w:szCs w:val="18"/>
+                <w:highlight w:val="yellow"/>
+                <w:lang w:val="ro-RO"/>
+              </w:rPr>
+              <w:t xml:space="preserve"> </w:t>
+            </w:r>
+            <w:r>
+              <w:rPr>
+                <w:rFonts w:ascii="Times New Roman" w:hAnsi="Times New Roman"/>
+                <w:i/>
+                <w:iCs/>
+                <w:color w:val="000000" w:themeColor="text1"/>
+                <w:sz w:val="18"/>
+                <w:szCs w:val="18"/>
+                <w:highlight w:val="yellow"/>
               </w:rPr>
               <w:t xml:space="preserve">хозяйства </w:t>
             </w:r>
@@ -13718,8 +16893,23 @@
                 <w:highlight w:val="yellow"/>
                 <w:lang w:val="ro-RO"/>
               </w:rPr>
-              <w:t>– всего</w:t>
-            </w:r>
+              <w:t xml:space="preserve">– </w:t>
+            </w:r>
+            <w:proofErr w:type="spellStart"/>
+            <w:r>
+              <w:rPr>
+                <w:rFonts w:ascii="Times New Roman" w:hAnsi="Times New Roman"/>
+                <w:i/>
+                <w:iCs/>
+                <w:color w:val="000000" w:themeColor="text1"/>
+                <w:sz w:val="18"/>
+                <w:szCs w:val="18"/>
+                <w:highlight w:val="yellow"/>
+                <w:lang w:val="ro-RO"/>
+              </w:rPr>
+              <w:t>всего</w:t>
+            </w:r>
+            <w:proofErr w:type="spellEnd"/>
           </w:p>
         </w:tc>
       </w:tr>
@@ -14024,17 +17214,31 @@
                 <w:highlight w:val="yellow"/>
               </w:rPr>
             </w:pPr>
-            <w:r>
-              <w:rPr>
-                <w:rFonts w:ascii="Times New Roman" w:hAnsi="Times New Roman"/>
-                <w:i/>
-                <w:iCs/>
-                <w:sz w:val="18"/>
-                <w:szCs w:val="18"/>
-                <w:highlight w:val="yellow"/>
-                <w:lang w:val="ro-RO"/>
-              </w:rPr>
-              <w:t xml:space="preserve">Земли </w:t>
+            <w:proofErr w:type="spellStart"/>
+            <w:r>
+              <w:rPr>
+                <w:rFonts w:ascii="Times New Roman" w:hAnsi="Times New Roman"/>
+                <w:i/>
+                <w:iCs/>
+                <w:sz w:val="18"/>
+                <w:szCs w:val="18"/>
+                <w:highlight w:val="yellow"/>
+                <w:lang w:val="ro-RO"/>
+              </w:rPr>
+              <w:t>Земли</w:t>
+            </w:r>
+            <w:proofErr w:type="spellEnd"/>
+            <w:r>
+              <w:rPr>
+                <w:rFonts w:ascii="Times New Roman" w:hAnsi="Times New Roman"/>
+                <w:i/>
+                <w:iCs/>
+                <w:sz w:val="18"/>
+                <w:szCs w:val="18"/>
+                <w:highlight w:val="yellow"/>
+                <w:lang w:val="ro-RO"/>
+              </w:rPr>
+              <w:t xml:space="preserve"> </w:t>
             </w:r>
             <w:r>
               <w:rPr>
@@ -14057,8 +17261,22 @@
                 <w:highlight w:val="yellow"/>
                 <w:lang w:val="ro-RO"/>
               </w:rPr>
-              <w:t xml:space="preserve"> участки</w:t>
-            </w:r>
+              <w:t xml:space="preserve"> </w:t>
+            </w:r>
+            <w:proofErr w:type="spellStart"/>
+            <w:r>
+              <w:rPr>
+                <w:rFonts w:ascii="Times New Roman" w:hAnsi="Times New Roman"/>
+                <w:i/>
+                <w:iCs/>
+                <w:sz w:val="18"/>
+                <w:szCs w:val="18"/>
+                <w:highlight w:val="yellow"/>
+                <w:lang w:val="ro-RO"/>
+              </w:rPr>
+              <w:t>участки</w:t>
+            </w:r>
+            <w:proofErr w:type="spellEnd"/>
             <w:r>
               <w:rPr>
                 <w:rFonts w:ascii="Times New Roman" w:hAnsi="Times New Roman"/>
@@ -14070,6 +17288,7 @@
               </w:rPr>
               <w:t xml:space="preserve"> и </w:t>
             </w:r>
+            <w:proofErr w:type="spellStart"/>
             <w:r>
               <w:rPr>
                 <w:rFonts w:ascii="Times New Roman" w:hAnsi="Times New Roman"/>
@@ -14082,6 +17301,7 @@
               </w:rPr>
               <w:t>огороды</w:t>
             </w:r>
+            <w:proofErr w:type="spellEnd"/>
             <w:r>
               <w:rPr>
                 <w:rFonts w:ascii="Times New Roman" w:hAnsi="Times New Roman"/>
@@ -14151,7 +17371,27 @@
                 <w:szCs w:val="18"/>
                 <w:lang w:val="ro-RO"/>
               </w:rPr>
-              <w:t>Terenurile întovărăşirilor pomicole, loturile pomicole</w:t>
+              <w:t xml:space="preserve">Terenurile </w:t>
+            </w:r>
+            <w:proofErr w:type="spellStart"/>
+            <w:r>
+              <w:rPr>
+                <w:rFonts w:ascii="Times New Roman" w:hAnsi="Times New Roman"/>
+                <w:sz w:val="18"/>
+                <w:szCs w:val="18"/>
+                <w:lang w:val="ro-RO"/>
+              </w:rPr>
+              <w:t>întovărăşirilor</w:t>
+            </w:r>
+            <w:proofErr w:type="spellEnd"/>
+            <w:r>
+              <w:rPr>
+                <w:rFonts w:ascii="Times New Roman" w:hAnsi="Times New Roman"/>
+                <w:sz w:val="18"/>
+                <w:szCs w:val="18"/>
+                <w:lang w:val="ro-RO"/>
+              </w:rPr>
+              <w:t xml:space="preserve"> pomicole, loturile pomicole</w:t>
             </w:r>
           </w:p>
         </w:tc>
@@ -14381,16 +17621,29 @@
                 <w:lang w:val="ro-RO"/>
               </w:rPr>
             </w:pPr>
-            <w:r>
-              <w:rPr>
-                <w:rFonts w:ascii="Times New Roman" w:hAnsi="Times New Roman"/>
-                <w:i/>
-                <w:iCs/>
-                <w:sz w:val="18"/>
-                <w:szCs w:val="18"/>
-                <w:lang w:val="ro-RO"/>
-              </w:rPr>
-              <w:t xml:space="preserve">Земли </w:t>
+            <w:proofErr w:type="spellStart"/>
+            <w:r>
+              <w:rPr>
+                <w:rFonts w:ascii="Times New Roman" w:hAnsi="Times New Roman"/>
+                <w:i/>
+                <w:iCs/>
+                <w:sz w:val="18"/>
+                <w:szCs w:val="18"/>
+                <w:lang w:val="ro-RO"/>
+              </w:rPr>
+              <w:t>Земли</w:t>
+            </w:r>
+            <w:proofErr w:type="spellEnd"/>
+            <w:r>
+              <w:rPr>
+                <w:rFonts w:ascii="Times New Roman" w:hAnsi="Times New Roman"/>
+                <w:i/>
+                <w:iCs/>
+                <w:sz w:val="18"/>
+                <w:szCs w:val="18"/>
+                <w:lang w:val="ro-RO"/>
+              </w:rPr>
+              <w:t xml:space="preserve"> </w:t>
             </w:r>
             <w:r>
               <w:rPr>
@@ -14402,6 +17655,7 @@
               </w:rPr>
               <w:t>с</w:t>
             </w:r>
+            <w:proofErr w:type="spellStart"/>
             <w:r>
               <w:rPr>
                 <w:rFonts w:ascii="Times New Roman" w:hAnsi="Times New Roman"/>
@@ -14413,6 +17667,7 @@
               </w:rPr>
               <w:t>адоводчески</w:t>
             </w:r>
+            <w:proofErr w:type="spellEnd"/>
             <w:r>
               <w:rPr>
                 <w:rFonts w:ascii="Times New Roman" w:hAnsi="Times New Roman"/>
@@ -14432,8 +17687,45 @@
                 <w:szCs w:val="18"/>
                 <w:lang w:val="ro-RO"/>
               </w:rPr>
-              <w:t xml:space="preserve"> товариществ, садовы</w:t>
-            </w:r>
+              <w:t xml:space="preserve"> </w:t>
+            </w:r>
+            <w:proofErr w:type="spellStart"/>
+            <w:r>
+              <w:rPr>
+                <w:rFonts w:ascii="Times New Roman" w:hAnsi="Times New Roman"/>
+                <w:i/>
+                <w:iCs/>
+                <w:sz w:val="18"/>
+                <w:szCs w:val="18"/>
+                <w:lang w:val="ro-RO"/>
+              </w:rPr>
+              <w:t>товариществ</w:t>
+            </w:r>
+            <w:proofErr w:type="spellEnd"/>
+            <w:r>
+              <w:rPr>
+                <w:rFonts w:ascii="Times New Roman" w:hAnsi="Times New Roman"/>
+                <w:i/>
+                <w:iCs/>
+                <w:sz w:val="18"/>
+                <w:szCs w:val="18"/>
+                <w:lang w:val="ro-RO"/>
+              </w:rPr>
+              <w:t xml:space="preserve">, </w:t>
+            </w:r>
+            <w:proofErr w:type="spellStart"/>
+            <w:r>
+              <w:rPr>
+                <w:rFonts w:ascii="Times New Roman" w:hAnsi="Times New Roman"/>
+                <w:i/>
+                <w:iCs/>
+                <w:sz w:val="18"/>
+                <w:szCs w:val="18"/>
+                <w:lang w:val="ro-RO"/>
+              </w:rPr>
+              <w:t>садовы</w:t>
+            </w:r>
+            <w:proofErr w:type="spellEnd"/>
             <w:r>
               <w:rPr>
                 <w:rFonts w:ascii="Times New Roman" w:hAnsi="Times New Roman"/>
@@ -14453,7 +17745,19 @@
                 <w:szCs w:val="18"/>
                 <w:lang w:val="ro-RO"/>
               </w:rPr>
-              <w:t xml:space="preserve"> участк</w:t>
+              <w:t xml:space="preserve"> </w:t>
+            </w:r>
+            <w:proofErr w:type="spellStart"/>
+            <w:r>
+              <w:rPr>
+                <w:rFonts w:ascii="Times New Roman" w:hAnsi="Times New Roman"/>
+                <w:i/>
+                <w:iCs/>
+                <w:sz w:val="18"/>
+                <w:szCs w:val="18"/>
+                <w:lang w:val="ro-RO"/>
+              </w:rPr>
+              <w:t>участк</w:t>
             </w:r>
             <w:r>
               <w:rPr>
@@ -14465,6 +17769,7 @@
               </w:rPr>
               <w:t>ов</w:t>
             </w:r>
+            <w:proofErr w:type="spellEnd"/>
           </w:p>
         </w:tc>
       </w:tr>
@@ -14843,7 +18148,29 @@
                 <w:highlight w:val="yellow"/>
                 <w:lang w:val="ro-RO"/>
               </w:rPr>
-              <w:t>, excluzând terenurile transmise în arendă/posesie deţinătorilor indicați în rândurile 1000–1700</w:t>
+              <w:t xml:space="preserve">, excluzând terenurile transmise în arendă/posesie </w:t>
+            </w:r>
+            <w:proofErr w:type="spellStart"/>
+            <w:r>
+              <w:rPr>
+                <w:rFonts w:ascii="Times New Roman" w:hAnsi="Times New Roman"/>
+                <w:sz w:val="18"/>
+                <w:szCs w:val="18"/>
+                <w:highlight w:val="yellow"/>
+                <w:lang w:val="ro-RO"/>
+              </w:rPr>
+              <w:t>deţinătorilor</w:t>
+            </w:r>
+            <w:proofErr w:type="spellEnd"/>
+            <w:r>
+              <w:rPr>
+                <w:rFonts w:ascii="Times New Roman" w:hAnsi="Times New Roman"/>
+                <w:sz w:val="18"/>
+                <w:szCs w:val="18"/>
+                <w:highlight w:val="yellow"/>
+                <w:lang w:val="ro-RO"/>
+              </w:rPr>
+              <w:t xml:space="preserve"> indicați în rândurile 1000–1700</w:t>
             </w:r>
           </w:p>
         </w:tc>
@@ -15277,6 +18604,7 @@
               </w:rPr>
               <w:t xml:space="preserve"> </w:t>
             </w:r>
+            <w:proofErr w:type="gramStart"/>
             <w:r>
               <w:rPr>
                 <w:rFonts w:ascii="Times New Roman" w:hAnsi="Times New Roman" w:hint="eastAsia"/>
@@ -15299,17 +18627,162 @@
               </w:rPr>
               <w:t xml:space="preserve"> </w:t>
             </w:r>
-            <w:r>
-              <w:rPr>
-                <w:rFonts w:ascii="Times New Roman" w:hAnsi="Times New Roman"/>
-                <w:i/>
-                <w:iCs/>
-                <w:sz w:val="18"/>
-                <w:szCs w:val="18"/>
-                <w:highlight w:val="yellow"/>
-                <w:lang w:val="ro-RO"/>
-              </w:rPr>
-              <w:t>резервного фонда, исключая земли, переданные в аренду/</w:t>
+            <w:proofErr w:type="spellStart"/>
+            <w:r>
+              <w:rPr>
+                <w:rFonts w:ascii="Times New Roman" w:hAnsi="Times New Roman"/>
+                <w:i/>
+                <w:iCs/>
+                <w:sz w:val="18"/>
+                <w:szCs w:val="18"/>
+                <w:highlight w:val="yellow"/>
+                <w:lang w:val="ro-RO"/>
+              </w:rPr>
+              <w:t>резервного</w:t>
+            </w:r>
+            <w:proofErr w:type="spellEnd"/>
+            <w:r>
+              <w:rPr>
+                <w:rFonts w:ascii="Times New Roman" w:hAnsi="Times New Roman"/>
+                <w:i/>
+                <w:iCs/>
+                <w:sz w:val="18"/>
+                <w:szCs w:val="18"/>
+                <w:highlight w:val="yellow"/>
+                <w:lang w:val="ro-RO"/>
+              </w:rPr>
+              <w:t xml:space="preserve"> </w:t>
+            </w:r>
+            <w:proofErr w:type="spellStart"/>
+            <w:r>
+              <w:rPr>
+                <w:rFonts w:ascii="Times New Roman" w:hAnsi="Times New Roman"/>
+                <w:i/>
+                <w:iCs/>
+                <w:sz w:val="18"/>
+                <w:szCs w:val="18"/>
+                <w:highlight w:val="yellow"/>
+                <w:lang w:val="ro-RO"/>
+              </w:rPr>
+              <w:t>фонда</w:t>
+            </w:r>
+            <w:proofErr w:type="spellEnd"/>
+            <w:proofErr w:type="gramEnd"/>
+            <w:r>
+              <w:rPr>
+                <w:rFonts w:ascii="Times New Roman" w:hAnsi="Times New Roman"/>
+                <w:i/>
+                <w:iCs/>
+                <w:sz w:val="18"/>
+                <w:szCs w:val="18"/>
+                <w:highlight w:val="yellow"/>
+                <w:lang w:val="ro-RO"/>
+              </w:rPr>
+              <w:t xml:space="preserve">, </w:t>
+            </w:r>
+            <w:proofErr w:type="spellStart"/>
+            <w:r>
+              <w:rPr>
+                <w:rFonts w:ascii="Times New Roman" w:hAnsi="Times New Roman"/>
+                <w:i/>
+                <w:iCs/>
+                <w:sz w:val="18"/>
+                <w:szCs w:val="18"/>
+                <w:highlight w:val="yellow"/>
+                <w:lang w:val="ro-RO"/>
+              </w:rPr>
+              <w:t>исключая</w:t>
+            </w:r>
+            <w:proofErr w:type="spellEnd"/>
+            <w:r>
+              <w:rPr>
+                <w:rFonts w:ascii="Times New Roman" w:hAnsi="Times New Roman"/>
+                <w:i/>
+                <w:iCs/>
+                <w:sz w:val="18"/>
+                <w:szCs w:val="18"/>
+                <w:highlight w:val="yellow"/>
+                <w:lang w:val="ro-RO"/>
+              </w:rPr>
+              <w:t xml:space="preserve"> </w:t>
+            </w:r>
+            <w:proofErr w:type="spellStart"/>
+            <w:r>
+              <w:rPr>
+                <w:rFonts w:ascii="Times New Roman" w:hAnsi="Times New Roman"/>
+                <w:i/>
+                <w:iCs/>
+                <w:sz w:val="18"/>
+                <w:szCs w:val="18"/>
+                <w:highlight w:val="yellow"/>
+                <w:lang w:val="ro-RO"/>
+              </w:rPr>
+              <w:t>земли</w:t>
+            </w:r>
+            <w:proofErr w:type="spellEnd"/>
+            <w:r>
+              <w:rPr>
+                <w:rFonts w:ascii="Times New Roman" w:hAnsi="Times New Roman"/>
+                <w:i/>
+                <w:iCs/>
+                <w:sz w:val="18"/>
+                <w:szCs w:val="18"/>
+                <w:highlight w:val="yellow"/>
+                <w:lang w:val="ro-RO"/>
+              </w:rPr>
+              <w:t xml:space="preserve">, </w:t>
+            </w:r>
+            <w:proofErr w:type="spellStart"/>
+            <w:r>
+              <w:rPr>
+                <w:rFonts w:ascii="Times New Roman" w:hAnsi="Times New Roman"/>
+                <w:i/>
+                <w:iCs/>
+                <w:sz w:val="18"/>
+                <w:szCs w:val="18"/>
+                <w:highlight w:val="yellow"/>
+                <w:lang w:val="ro-RO"/>
+              </w:rPr>
+              <w:t>переданные</w:t>
+            </w:r>
+            <w:proofErr w:type="spellEnd"/>
+            <w:r>
+              <w:rPr>
+                <w:rFonts w:ascii="Times New Roman" w:hAnsi="Times New Roman"/>
+                <w:i/>
+                <w:iCs/>
+                <w:sz w:val="18"/>
+                <w:szCs w:val="18"/>
+                <w:highlight w:val="yellow"/>
+                <w:lang w:val="ro-RO"/>
+              </w:rPr>
+              <w:t xml:space="preserve"> в </w:t>
+            </w:r>
+            <w:proofErr w:type="spellStart"/>
+            <w:r>
+              <w:rPr>
+                <w:rFonts w:ascii="Times New Roman" w:hAnsi="Times New Roman"/>
+                <w:i/>
+                <w:iCs/>
+                <w:sz w:val="18"/>
+                <w:szCs w:val="18"/>
+                <w:highlight w:val="yellow"/>
+                <w:lang w:val="ro-RO"/>
+              </w:rPr>
+              <w:t>аренду</w:t>
+            </w:r>
+            <w:proofErr w:type="spellEnd"/>
+            <w:r>
+              <w:rPr>
+                <w:rFonts w:ascii="Times New Roman" w:hAnsi="Times New Roman"/>
+                <w:i/>
+                <w:iCs/>
+                <w:sz w:val="18"/>
+                <w:szCs w:val="18"/>
+                <w:highlight w:val="yellow"/>
+                <w:lang w:val="ro-RO"/>
+              </w:rPr>
+              <w:t>/</w:t>
             </w:r>
             <w:r>
               <w:rPr>
@@ -15332,8 +18805,100 @@
                 <w:highlight w:val="yellow"/>
                 <w:lang w:val="ro-RO"/>
               </w:rPr>
-              <w:t xml:space="preserve"> пользователям, указанным по строкам</w:t>
-            </w:r>
+              <w:t xml:space="preserve"> </w:t>
+            </w:r>
+            <w:proofErr w:type="spellStart"/>
+            <w:r>
+              <w:rPr>
+                <w:rFonts w:ascii="Times New Roman" w:hAnsi="Times New Roman"/>
+                <w:i/>
+                <w:iCs/>
+                <w:sz w:val="18"/>
+                <w:szCs w:val="18"/>
+                <w:highlight w:val="yellow"/>
+                <w:lang w:val="ro-RO"/>
+              </w:rPr>
+              <w:t>пользователям</w:t>
+            </w:r>
+            <w:proofErr w:type="spellEnd"/>
+            <w:r>
+              <w:rPr>
+                <w:rFonts w:ascii="Times New Roman" w:hAnsi="Times New Roman"/>
+                <w:i/>
+                <w:iCs/>
+                <w:sz w:val="18"/>
+                <w:szCs w:val="18"/>
+                <w:highlight w:val="yellow"/>
+                <w:lang w:val="ro-RO"/>
+              </w:rPr>
+              <w:t xml:space="preserve">, </w:t>
+            </w:r>
+            <w:proofErr w:type="spellStart"/>
+            <w:r>
+              <w:rPr>
+                <w:rFonts w:ascii="Times New Roman" w:hAnsi="Times New Roman"/>
+                <w:i/>
+                <w:iCs/>
+                <w:sz w:val="18"/>
+                <w:szCs w:val="18"/>
+                <w:highlight w:val="yellow"/>
+                <w:lang w:val="ro-RO"/>
+              </w:rPr>
+              <w:t>указанным</w:t>
+            </w:r>
+            <w:proofErr w:type="spellEnd"/>
+            <w:r>
+              <w:rPr>
+                <w:rFonts w:ascii="Times New Roman" w:hAnsi="Times New Roman"/>
+                <w:i/>
+                <w:iCs/>
+                <w:sz w:val="18"/>
+                <w:szCs w:val="18"/>
+                <w:highlight w:val="yellow"/>
+                <w:lang w:val="ro-RO"/>
+              </w:rPr>
+              <w:t xml:space="preserve"> </w:t>
+            </w:r>
+            <w:proofErr w:type="spellStart"/>
+            <w:r>
+              <w:rPr>
+                <w:rFonts w:ascii="Times New Roman" w:hAnsi="Times New Roman"/>
+                <w:i/>
+                <w:iCs/>
+                <w:sz w:val="18"/>
+                <w:szCs w:val="18"/>
+                <w:highlight w:val="yellow"/>
+                <w:lang w:val="ro-RO"/>
+              </w:rPr>
+              <w:t>по</w:t>
+            </w:r>
+            <w:proofErr w:type="spellEnd"/>
+            <w:r>
+              <w:rPr>
+                <w:rFonts w:ascii="Times New Roman" w:hAnsi="Times New Roman"/>
+                <w:i/>
+                <w:iCs/>
+                <w:sz w:val="18"/>
+                <w:szCs w:val="18"/>
+                <w:highlight w:val="yellow"/>
+                <w:lang w:val="ro-RO"/>
+              </w:rPr>
+              <w:t xml:space="preserve"> </w:t>
+            </w:r>
+            <w:proofErr w:type="spellStart"/>
+            <w:r>
+              <w:rPr>
+                <w:rFonts w:ascii="Times New Roman" w:hAnsi="Times New Roman"/>
+                <w:i/>
+                <w:iCs/>
+                <w:sz w:val="18"/>
+                <w:szCs w:val="18"/>
+                <w:highlight w:val="yellow"/>
+                <w:lang w:val="ro-RO"/>
+              </w:rPr>
+              <w:t>строкам</w:t>
+            </w:r>
+            <w:proofErr w:type="spellEnd"/>
             <w:r>
               <w:rPr>
                 <w:rFonts w:ascii="Times New Roman" w:hAnsi="Times New Roman"/>
@@ -15630,6 +19195,7 @@
                 <w:lang w:val="ro-RO"/>
               </w:rPr>
             </w:pPr>
+            <w:proofErr w:type="spellStart"/>
             <w:r>
               <w:rPr>
                 <w:rFonts w:ascii="Times New Roman" w:hAnsi="Times New Roman"/>
@@ -15642,6 +19208,7 @@
               </w:rPr>
               <w:t>Сель</w:t>
             </w:r>
+            <w:proofErr w:type="spellEnd"/>
             <w:r>
               <w:rPr>
                 <w:rFonts w:ascii="Times New Roman" w:hAnsi="Times New Roman"/>
@@ -15663,8 +19230,22 @@
                 <w:highlight w:val="yellow"/>
                 <w:lang w:val="ro-RO"/>
               </w:rPr>
-              <w:t>в пользовании</w:t>
-            </w:r>
+              <w:t xml:space="preserve">в </w:t>
+            </w:r>
+            <w:proofErr w:type="spellStart"/>
+            <w:r>
+              <w:rPr>
+                <w:rFonts w:ascii="Times New Roman" w:hAnsi="Times New Roman"/>
+                <w:i/>
+                <w:iCs/>
+                <w:sz w:val="18"/>
+                <w:szCs w:val="18"/>
+                <w:highlight w:val="yellow"/>
+                <w:lang w:val="ro-RO"/>
+              </w:rPr>
+              <w:t>пользовании</w:t>
+            </w:r>
+            <w:proofErr w:type="spellEnd"/>
             <w:r>
               <w:rPr>
                 <w:rFonts w:ascii="Times New Roman" w:hAnsi="Times New Roman"/>
@@ -15696,6 +19277,7 @@
               </w:rPr>
               <w:t xml:space="preserve"> </w:t>
             </w:r>
+            <w:proofErr w:type="spellStart"/>
             <w:r>
               <w:rPr>
                 <w:rFonts w:ascii="Times New Roman" w:hAnsi="Times New Roman"/>
@@ -15708,6 +19290,7 @@
               </w:rPr>
               <w:t>всего</w:t>
             </w:r>
+            <w:proofErr w:type="spellEnd"/>
             <w:r>
               <w:rPr>
                 <w:rFonts w:ascii="Times New Roman" w:hAnsi="Times New Roman"/>
@@ -16078,6 +19661,7 @@
         <w:t xml:space="preserve">II. </w:t>
       </w:r>
       <w:bookmarkEnd w:id="3"/>
+      <w:proofErr w:type="spellStart"/>
       <w:r>
         <w:rPr>
           <w:rFonts w:ascii="Times New Roman" w:hAnsi="Times New Roman"/>
@@ -16089,7 +19673,21 @@
           <w:highlight w:val="yellow"/>
           <w:lang w:val="ro-RO"/>
         </w:rPr>
-        <w:t xml:space="preserve">Informaţia privind deținătorii de bazine acvatice destinate captării peștelui </w:t>
+        <w:t>Informaţia</w:t>
+      </w:r>
+      <w:proofErr w:type="spellEnd"/>
+      <w:r>
+        <w:rPr>
+          <w:rFonts w:ascii="Times New Roman" w:hAnsi="Times New Roman"/>
+          <w:b/>
+          <w:bCs/>
+          <w:iCs/>
+          <w:sz w:val="24"/>
+          <w:szCs w:val="24"/>
+          <w:highlight w:val="yellow"/>
+          <w:lang w:val="ro-RO"/>
+        </w:rPr>
+        <w:t xml:space="preserve"> privind deținătorii de bazine acvatice destinate captării peștelui </w:t>
       </w:r>
       <w:r>
         <w:rPr>
@@ -16119,6 +19717,7 @@
           <w:highlight w:val="yellow"/>
         </w:rPr>
       </w:pPr>
+      <w:proofErr w:type="spellStart"/>
       <w:r>
         <w:rPr>
           <w:rFonts w:ascii="Times New Roman" w:hAnsi="Times New Roman" w:hint="eastAsia"/>
@@ -16133,6 +19732,7 @@
         </w:rPr>
         <w:t>Информация</w:t>
       </w:r>
+      <w:proofErr w:type="spellEnd"/>
       <w:r>
         <w:rPr>
           <w:rFonts w:ascii="Times New Roman" w:hAnsi="Times New Roman"/>
@@ -16202,6 +19802,7 @@
         </w:rPr>
         <w:t xml:space="preserve">, </w:t>
       </w:r>
+      <w:proofErr w:type="spellStart"/>
       <w:r>
         <w:rPr>
           <w:rFonts w:ascii="Times New Roman" w:hAnsi="Times New Roman" w:hint="eastAsia"/>
@@ -16216,6 +19817,7 @@
         </w:rPr>
         <w:t>предназначенны</w:t>
       </w:r>
+      <w:proofErr w:type="spellEnd"/>
       <w:r>
         <w:rPr>
           <w:rFonts w:ascii="Times New Roman" w:hAnsi="Times New Roman" w:hint="eastAsia"/>
@@ -16243,6 +19845,7 @@
         </w:rPr>
         <w:t xml:space="preserve"> </w:t>
       </w:r>
+      <w:proofErr w:type="spellStart"/>
       <w:r>
         <w:rPr>
           <w:rFonts w:ascii="Times New Roman" w:hAnsi="Times New Roman" w:hint="eastAsia"/>
@@ -16257,6 +19860,7 @@
         </w:rPr>
         <w:t>для</w:t>
       </w:r>
+      <w:proofErr w:type="spellEnd"/>
       <w:r>
         <w:rPr>
           <w:rFonts w:ascii="Times New Roman" w:hAnsi="Times New Roman"/>
@@ -16271,6 +19875,7 @@
         </w:rPr>
         <w:t xml:space="preserve"> </w:t>
       </w:r>
+      <w:proofErr w:type="spellStart"/>
       <w:r>
         <w:rPr>
           <w:rFonts w:ascii="Times New Roman" w:hAnsi="Times New Roman" w:hint="eastAsia"/>
@@ -16285,6 +19890,7 @@
         </w:rPr>
         <w:t>вылова</w:t>
       </w:r>
+      <w:proofErr w:type="spellEnd"/>
       <w:r>
         <w:rPr>
           <w:rFonts w:ascii="Times New Roman" w:hAnsi="Times New Roman"/>
@@ -16299,6 +19905,7 @@
         </w:rPr>
         <w:t xml:space="preserve"> </w:t>
       </w:r>
+      <w:proofErr w:type="spellStart"/>
       <w:r>
         <w:rPr>
           <w:rFonts w:ascii="Times New Roman" w:hAnsi="Times New Roman" w:hint="eastAsia"/>
@@ -16313,6 +19920,7 @@
         </w:rPr>
         <w:t>рыбы</w:t>
       </w:r>
+      <w:proofErr w:type="spellEnd"/>
       <w:r>
         <w:rPr>
           <w:rFonts w:ascii="Times New Roman" w:hAnsi="Times New Roman"/>
@@ -16326,6 +19934,7 @@
         </w:rPr>
         <w:t xml:space="preserve"> </w:t>
       </w:r>
+      <w:proofErr w:type="spellStart"/>
       <w:r>
         <w:rPr>
           <w:rFonts w:ascii="Times New Roman" w:hAnsi="Times New Roman"/>
@@ -16336,7 +19945,98 @@
           <w:highlight w:val="yellow"/>
           <w:lang w:val="ro-RO"/>
         </w:rPr>
-        <w:t>по состоянию на 1 мая 202__</w:t>
+        <w:t>по</w:t>
+      </w:r>
+      <w:proofErr w:type="spellEnd"/>
+      <w:r>
+        <w:rPr>
+          <w:rFonts w:ascii="Times New Roman" w:hAnsi="Times New Roman"/>
+          <w:b/>
+          <w:i/>
+          <w:sz w:val="24"/>
+          <w:szCs w:val="24"/>
+          <w:highlight w:val="yellow"/>
+          <w:lang w:val="ro-RO"/>
+        </w:rPr>
+        <w:t xml:space="preserve"> </w:t>
+      </w:r>
+      <w:proofErr w:type="spellStart"/>
+      <w:r>
+        <w:rPr>
+          <w:rFonts w:ascii="Times New Roman" w:hAnsi="Times New Roman"/>
+          <w:b/>
+          <w:i/>
+          <w:sz w:val="24"/>
+          <w:szCs w:val="24"/>
+          <w:highlight w:val="yellow"/>
+          <w:lang w:val="ro-RO"/>
+        </w:rPr>
+        <w:t>состоянию</w:t>
+      </w:r>
+      <w:proofErr w:type="spellEnd"/>
+      <w:r>
+        <w:rPr>
+          <w:rFonts w:ascii="Times New Roman" w:hAnsi="Times New Roman"/>
+          <w:b/>
+          <w:i/>
+          <w:sz w:val="24"/>
+          <w:szCs w:val="24"/>
+          <w:highlight w:val="yellow"/>
+          <w:lang w:val="ro-RO"/>
+        </w:rPr>
+        <w:t xml:space="preserve"> </w:t>
+      </w:r>
+      <w:proofErr w:type="spellStart"/>
+      <w:r>
+        <w:rPr>
+          <w:rFonts w:ascii="Times New Roman" w:hAnsi="Times New Roman"/>
+          <w:b/>
+          <w:i/>
+          <w:sz w:val="24"/>
+          <w:szCs w:val="24"/>
+          <w:highlight w:val="yellow"/>
+          <w:lang w:val="ro-RO"/>
+        </w:rPr>
+        <w:t>на</w:t>
+      </w:r>
+      <w:proofErr w:type="spellEnd"/>
+      <w:r>
+        <w:rPr>
+          <w:rFonts w:ascii="Times New Roman" w:hAnsi="Times New Roman"/>
+          <w:b/>
+          <w:i/>
+          <w:sz w:val="24"/>
+          <w:szCs w:val="24"/>
+          <w:highlight w:val="yellow"/>
+          <w:lang w:val="ro-RO"/>
+        </w:rPr>
+        <w:t xml:space="preserve"> 1 </w:t>
+      </w:r>
+      <w:proofErr w:type="spellStart"/>
+      <w:r>
+        <w:rPr>
+          <w:rFonts w:ascii="Times New Roman" w:hAnsi="Times New Roman"/>
+          <w:b/>
+          <w:i/>
+          <w:sz w:val="24"/>
+          <w:szCs w:val="24"/>
+          <w:highlight w:val="yellow"/>
+          <w:lang w:val="ro-RO"/>
+        </w:rPr>
+        <w:t>мая</w:t>
+      </w:r>
+      <w:proofErr w:type="spellEnd"/>
+      <w:r>
+        <w:rPr>
+          <w:rFonts w:ascii="Times New Roman" w:hAnsi="Times New Roman"/>
+          <w:b/>
+          <w:i/>
+          <w:sz w:val="24"/>
+          <w:szCs w:val="24"/>
+          <w:highlight w:val="yellow"/>
+          <w:lang w:val="ro-RO"/>
+        </w:rPr>
+        <w:t xml:space="preserve"> 202__</w:t>
       </w:r>
       <w:r>
         <w:rPr>
@@ -16476,6 +20176,7 @@
                 <w:lang w:val="ro-MD"/>
               </w:rPr>
             </w:pPr>
+            <w:proofErr w:type="spellStart"/>
             <w:r>
               <w:rPr>
                 <w:rFonts w:ascii="Times New Roman" w:hAnsi="Times New Roman"/>
@@ -16488,6 +20189,7 @@
               </w:rPr>
               <w:t>строки</w:t>
             </w:r>
+            <w:proofErr w:type="spellEnd"/>
           </w:p>
         </w:tc>
         <w:tc>
@@ -16568,6 +20270,7 @@
               </w:rPr>
               <w:t xml:space="preserve">Cod / </w:t>
             </w:r>
+            <w:proofErr w:type="spellStart"/>
             <w:r>
               <w:rPr>
                 <w:rFonts w:ascii="Times New Roman" w:hAnsi="Times New Roman"/>
@@ -16578,7 +20281,20 @@
                 <w:highlight w:val="yellow"/>
                 <w:lang w:val="ro-MD"/>
               </w:rPr>
-              <w:t xml:space="preserve">Код </w:t>
+              <w:t>Код</w:t>
+            </w:r>
+            <w:proofErr w:type="spellEnd"/>
+            <w:r>
+              <w:rPr>
+                <w:rFonts w:ascii="Times New Roman" w:hAnsi="Times New Roman"/>
+                <w:i/>
+                <w:iCs/>
+                <w:sz w:val="18"/>
+                <w:szCs w:val="18"/>
+                <w:highlight w:val="yellow"/>
+                <w:lang w:val="ro-MD"/>
+              </w:rPr>
+              <w:t xml:space="preserve"> </w:t>
             </w:r>
             <w:r>
               <w:rPr>
@@ -16689,6 +20405,7 @@
                 <w:highlight w:val="yellow"/>
               </w:rPr>
             </w:pPr>
+            <w:proofErr w:type="spellStart"/>
             <w:r>
               <w:rPr>
                 <w:rFonts w:ascii="Times New Roman" w:hAnsi="Times New Roman"/>
@@ -16699,7 +20416,46 @@
                 <w:highlight w:val="yellow"/>
                 <w:lang w:val="ro-MD"/>
               </w:rPr>
-              <w:t xml:space="preserve">Наименование экономических </w:t>
+              <w:t>Наименование</w:t>
+            </w:r>
+            <w:proofErr w:type="spellEnd"/>
+            <w:r>
+              <w:rPr>
+                <w:rFonts w:ascii="Times New Roman" w:hAnsi="Times New Roman"/>
+                <w:i/>
+                <w:iCs/>
+                <w:sz w:val="18"/>
+                <w:szCs w:val="18"/>
+                <w:highlight w:val="yellow"/>
+                <w:lang w:val="ro-MD"/>
+              </w:rPr>
+              <w:t xml:space="preserve"> </w:t>
+            </w:r>
+            <w:proofErr w:type="spellStart"/>
+            <w:r>
+              <w:rPr>
+                <w:rFonts w:ascii="Times New Roman" w:hAnsi="Times New Roman"/>
+                <w:i/>
+                <w:iCs/>
+                <w:sz w:val="18"/>
+                <w:szCs w:val="18"/>
+                <w:highlight w:val="yellow"/>
+                <w:lang w:val="ro-MD"/>
+              </w:rPr>
+              <w:t>экономических</w:t>
+            </w:r>
+            <w:proofErr w:type="spellEnd"/>
+            <w:r>
+              <w:rPr>
+                <w:rFonts w:ascii="Times New Roman" w:hAnsi="Times New Roman"/>
+                <w:i/>
+                <w:iCs/>
+                <w:sz w:val="18"/>
+                <w:szCs w:val="18"/>
+                <w:highlight w:val="yellow"/>
+                <w:lang w:val="ro-MD"/>
+              </w:rPr>
+              <w:t xml:space="preserve"> </w:t>
             </w:r>
             <w:r>
               <w:rPr>
@@ -16770,6 +20526,7 @@
                 <w:highlight w:val="yellow"/>
               </w:rPr>
             </w:pPr>
+            <w:proofErr w:type="spellStart"/>
             <w:r>
               <w:rPr>
                 <w:rFonts w:ascii="Times New Roman" w:hAnsi="Times New Roman"/>
@@ -16780,7 +20537,46 @@
                 <w:highlight w:val="yellow"/>
                 <w:lang w:val="ro-MD"/>
               </w:rPr>
-              <w:t xml:space="preserve">Число экономи-ческих </w:t>
+              <w:t>Число</w:t>
+            </w:r>
+            <w:proofErr w:type="spellEnd"/>
+            <w:r>
+              <w:rPr>
+                <w:rFonts w:ascii="Times New Roman" w:hAnsi="Times New Roman"/>
+                <w:i/>
+                <w:iCs/>
+                <w:sz w:val="18"/>
+                <w:szCs w:val="18"/>
+                <w:highlight w:val="yellow"/>
+                <w:lang w:val="ro-MD"/>
+              </w:rPr>
+              <w:t xml:space="preserve"> </w:t>
+            </w:r>
+            <w:proofErr w:type="spellStart"/>
+            <w:r>
+              <w:rPr>
+                <w:rFonts w:ascii="Times New Roman" w:hAnsi="Times New Roman"/>
+                <w:i/>
+                <w:iCs/>
+                <w:sz w:val="18"/>
+                <w:szCs w:val="18"/>
+                <w:highlight w:val="yellow"/>
+                <w:lang w:val="ro-MD"/>
+              </w:rPr>
+              <w:t>экономи-ческих</w:t>
+            </w:r>
+            <w:proofErr w:type="spellEnd"/>
+            <w:r>
+              <w:rPr>
+                <w:rFonts w:ascii="Times New Roman" w:hAnsi="Times New Roman"/>
+                <w:i/>
+                <w:iCs/>
+                <w:sz w:val="18"/>
+                <w:szCs w:val="18"/>
+                <w:highlight w:val="yellow"/>
+                <w:lang w:val="ro-MD"/>
+              </w:rPr>
+              <w:t xml:space="preserve"> </w:t>
             </w:r>
             <w:r>
               <w:rPr>
@@ -16845,7 +20641,59 @@
                 <w:highlight w:val="yellow"/>
                 <w:lang w:val="ro-RO"/>
               </w:rPr>
-              <w:t xml:space="preserve"> том числе:</w:t>
+              <w:t xml:space="preserve"> </w:t>
+            </w:r>
+            <w:proofErr w:type="spellStart"/>
+            <w:r>
+              <w:rPr>
+                <w:rFonts w:ascii="Times New Roman" w:hAnsi="Times New Roman"/>
+                <w:i/>
+                <w:iCs/>
+                <w:sz w:val="18"/>
+                <w:szCs w:val="18"/>
+                <w:highlight w:val="yellow"/>
+                <w:lang w:val="ro-RO"/>
+              </w:rPr>
+              <w:t>том</w:t>
+            </w:r>
+            <w:proofErr w:type="spellEnd"/>
+            <w:r>
+              <w:rPr>
+                <w:rFonts w:ascii="Times New Roman" w:hAnsi="Times New Roman"/>
+                <w:i/>
+                <w:iCs/>
+                <w:sz w:val="18"/>
+                <w:szCs w:val="18"/>
+                <w:highlight w:val="yellow"/>
+                <w:lang w:val="ro-RO"/>
+              </w:rPr>
+              <w:t xml:space="preserve"> </w:t>
+            </w:r>
+            <w:proofErr w:type="spellStart"/>
+            <w:r>
+              <w:rPr>
+                <w:rFonts w:ascii="Times New Roman" w:hAnsi="Times New Roman"/>
+                <w:i/>
+                <w:iCs/>
+                <w:sz w:val="18"/>
+                <w:szCs w:val="18"/>
+                <w:highlight w:val="yellow"/>
+                <w:lang w:val="ro-RO"/>
+              </w:rPr>
+              <w:t>числе</w:t>
+            </w:r>
+            <w:proofErr w:type="spellEnd"/>
+            <w:r>
+              <w:rPr>
+                <w:rFonts w:ascii="Times New Roman" w:hAnsi="Times New Roman"/>
+                <w:i/>
+                <w:iCs/>
+                <w:sz w:val="18"/>
+                <w:szCs w:val="18"/>
+                <w:highlight w:val="yellow"/>
+                <w:lang w:val="ro-RO"/>
+              </w:rPr>
+              <w:t>:</w:t>
             </w:r>
           </w:p>
         </w:tc>
@@ -16870,17 +20718,31 @@
                 <w:lang w:val="ro-RO"/>
               </w:rPr>
             </w:pPr>
-            <w:r>
-              <w:rPr>
-                <w:rFonts w:ascii="Times New Roman" w:hAnsi="Times New Roman"/>
-                <w:i/>
-                <w:iCs/>
-                <w:sz w:val="18"/>
-                <w:szCs w:val="18"/>
-                <w:highlight w:val="yellow"/>
-                <w:lang w:val="ro-RO"/>
-              </w:rPr>
-              <w:t xml:space="preserve">Наименование </w:t>
+            <w:proofErr w:type="spellStart"/>
+            <w:r>
+              <w:rPr>
+                <w:rFonts w:ascii="Times New Roman" w:hAnsi="Times New Roman"/>
+                <w:i/>
+                <w:iCs/>
+                <w:sz w:val="18"/>
+                <w:szCs w:val="18"/>
+                <w:highlight w:val="yellow"/>
+                <w:lang w:val="ro-RO"/>
+              </w:rPr>
+              <w:t>Наименование</w:t>
+            </w:r>
+            <w:proofErr w:type="spellEnd"/>
+            <w:r>
+              <w:rPr>
+                <w:rFonts w:ascii="Times New Roman" w:hAnsi="Times New Roman"/>
+                <w:i/>
+                <w:iCs/>
+                <w:sz w:val="18"/>
+                <w:szCs w:val="18"/>
+                <w:highlight w:val="yellow"/>
+                <w:lang w:val="ro-RO"/>
+              </w:rPr>
+              <w:t xml:space="preserve"> </w:t>
             </w:r>
             <w:r>
               <w:rPr>
@@ -16893,6 +20755,7 @@
               </w:rPr>
               <w:t xml:space="preserve">категорий </w:t>
             </w:r>
+            <w:proofErr w:type="spellStart"/>
             <w:r>
               <w:rPr>
                 <w:rFonts w:ascii="Times New Roman" w:hAnsi="Times New Roman"/>
@@ -16905,6 +20768,7 @@
               </w:rPr>
               <w:t>сельхозпроизводителей</w:t>
             </w:r>
+            <w:proofErr w:type="spellEnd"/>
           </w:p>
         </w:tc>
       </w:tr>
@@ -17174,6 +21038,7 @@
               </w:rPr>
               <w:t xml:space="preserve"> </w:t>
             </w:r>
+            <w:proofErr w:type="spellStart"/>
             <w:r>
               <w:rPr>
                 <w:rFonts w:ascii="Times New Roman" w:hAnsi="Times New Roman" w:hint="eastAsia"/>
@@ -17185,6 +21050,7 @@
               </w:rPr>
               <w:t>аренде</w:t>
             </w:r>
+            <w:proofErr w:type="spellEnd"/>
           </w:p>
         </w:tc>
         <w:tc>
@@ -17388,6 +21254,7 @@
                 <w:lang w:val="ro-MD"/>
               </w:rPr>
             </w:pPr>
+            <w:proofErr w:type="spellStart"/>
             <w:r>
               <w:rPr>
                 <w:rFonts w:ascii="Times New Roman" w:hAnsi="Times New Roman" w:hint="eastAsia"/>
@@ -17399,6 +21266,7 @@
               </w:rPr>
               <w:t>Число</w:t>
             </w:r>
+            <w:proofErr w:type="spellEnd"/>
             <w:r>
               <w:rPr>
                 <w:rFonts w:ascii="Times New Roman" w:hAnsi="Times New Roman"/>
@@ -17410,6 +21278,7 @@
               </w:rPr>
               <w:t xml:space="preserve"> </w:t>
             </w:r>
+            <w:proofErr w:type="spellStart"/>
             <w:r>
               <w:rPr>
                 <w:rFonts w:ascii="Times New Roman" w:hAnsi="Times New Roman" w:hint="eastAsia"/>
@@ -17421,6 +21290,7 @@
               </w:rPr>
               <w:t>водоемов</w:t>
             </w:r>
+            <w:proofErr w:type="spellEnd"/>
           </w:p>
         </w:tc>
         <w:tc>
@@ -17440,6 +21310,7 @@
                 <w:lang w:val="ro-RO"/>
               </w:rPr>
             </w:pPr>
+            <w:proofErr w:type="spellStart"/>
             <w:r>
               <w:rPr>
                 <w:rFonts w:ascii="Times New Roman" w:hAnsi="Times New Roman"/>
@@ -17451,6 +21322,7 @@
               </w:rPr>
               <w:t>Suprafa</w:t>
             </w:r>
+            <w:proofErr w:type="spellEnd"/>
             <w:r>
               <w:rPr>
                 <w:rFonts w:ascii="Times New Roman" w:hAnsi="Times New Roman"/>
@@ -17522,6 +21394,7 @@
                 <w:lang w:val="ro-MD"/>
               </w:rPr>
             </w:pPr>
+            <w:proofErr w:type="spellStart"/>
             <w:r>
               <w:rPr>
                 <w:rFonts w:ascii="Times New Roman" w:hAnsi="Times New Roman"/>
@@ -17533,6 +21406,7 @@
               </w:rPr>
               <w:t>Площадь</w:t>
             </w:r>
+            <w:proofErr w:type="spellEnd"/>
             <w:r>
               <w:rPr>
                 <w:rFonts w:ascii="Times New Roman" w:hAnsi="Times New Roman"/>
@@ -17544,6 +21418,7 @@
               </w:rPr>
               <w:t xml:space="preserve"> </w:t>
             </w:r>
+            <w:proofErr w:type="spellStart"/>
             <w:r>
               <w:rPr>
                 <w:rFonts w:ascii="Times New Roman" w:hAnsi="Times New Roman"/>
@@ -17555,6 +21430,7 @@
               </w:rPr>
               <w:t>водоемов</w:t>
             </w:r>
+            <w:proofErr w:type="spellEnd"/>
           </w:p>
           <w:p>
             <w:pPr>
@@ -17642,6 +21518,7 @@
                 <w:lang w:val="ro-MD"/>
               </w:rPr>
             </w:pPr>
+            <w:proofErr w:type="spellStart"/>
             <w:r>
               <w:rPr>
                 <w:rFonts w:ascii="Times New Roman" w:hAnsi="Times New Roman" w:hint="eastAsia"/>
@@ -17653,6 +21530,7 @@
               </w:rPr>
               <w:t>Число</w:t>
             </w:r>
+            <w:proofErr w:type="spellEnd"/>
             <w:r>
               <w:rPr>
                 <w:rFonts w:ascii="Times New Roman" w:hAnsi="Times New Roman"/>
@@ -17664,6 +21542,7 @@
               </w:rPr>
               <w:t xml:space="preserve"> </w:t>
             </w:r>
+            <w:proofErr w:type="spellStart"/>
             <w:r>
               <w:rPr>
                 <w:rFonts w:ascii="Times New Roman" w:hAnsi="Times New Roman" w:hint="eastAsia"/>
@@ -17675,6 +21554,7 @@
               </w:rPr>
               <w:t>водоемов</w:t>
             </w:r>
+            <w:proofErr w:type="spellEnd"/>
           </w:p>
         </w:tc>
         <w:tc>
@@ -17765,6 +21645,7 @@
                 <w:lang w:val="ro-MD"/>
               </w:rPr>
             </w:pPr>
+            <w:proofErr w:type="spellStart"/>
             <w:r>
               <w:rPr>
                 <w:rFonts w:ascii="Times New Roman" w:hAnsi="Times New Roman"/>
@@ -17776,6 +21657,7 @@
               </w:rPr>
               <w:t>Площадь</w:t>
             </w:r>
+            <w:proofErr w:type="spellEnd"/>
             <w:r>
               <w:rPr>
                 <w:rFonts w:ascii="Times New Roman" w:hAnsi="Times New Roman"/>
@@ -17787,6 +21669,7 @@
               </w:rPr>
               <w:t xml:space="preserve"> </w:t>
             </w:r>
+            <w:proofErr w:type="spellStart"/>
             <w:r>
               <w:rPr>
                 <w:rFonts w:ascii="Times New Roman" w:hAnsi="Times New Roman"/>
@@ -17798,6 +21681,7 @@
               </w:rPr>
               <w:t>водоемов</w:t>
             </w:r>
+            <w:proofErr w:type="spellEnd"/>
           </w:p>
           <w:p>
             <w:pPr>
@@ -18571,17 +22455,31 @@
                 <w:lang w:val="ro-RO"/>
               </w:rPr>
             </w:pPr>
-            <w:r>
-              <w:rPr>
-                <w:rFonts w:ascii="Times New Roman" w:hAnsi="Times New Roman"/>
-                <w:i/>
-                <w:iCs/>
-                <w:sz w:val="18"/>
-                <w:szCs w:val="18"/>
-                <w:highlight w:val="yellow"/>
-                <w:lang w:val="ro-RO"/>
-              </w:rPr>
-              <w:t xml:space="preserve">Cельскохозяйственные </w:t>
+            <w:proofErr w:type="spellStart"/>
+            <w:r>
+              <w:rPr>
+                <w:rFonts w:ascii="Times New Roman" w:hAnsi="Times New Roman"/>
+                <w:i/>
+                <w:iCs/>
+                <w:sz w:val="18"/>
+                <w:szCs w:val="18"/>
+                <w:highlight w:val="yellow"/>
+                <w:lang w:val="ro-RO"/>
+              </w:rPr>
+              <w:t>Cельскохозяйственные</w:t>
+            </w:r>
+            <w:proofErr w:type="spellEnd"/>
+            <w:r>
+              <w:rPr>
+                <w:rFonts w:ascii="Times New Roman" w:hAnsi="Times New Roman"/>
+                <w:i/>
+                <w:iCs/>
+                <w:sz w:val="18"/>
+                <w:szCs w:val="18"/>
+                <w:highlight w:val="yellow"/>
+                <w:lang w:val="ro-RO"/>
+              </w:rPr>
+              <w:t xml:space="preserve"> </w:t>
             </w:r>
             <w:r>
               <w:rPr>
@@ -18667,6 +22565,7 @@
               </w:rPr>
               <w:t xml:space="preserve"> </w:t>
             </w:r>
+            <w:proofErr w:type="spellStart"/>
             <w:r>
               <w:rPr>
                 <w:rFonts w:ascii="Times New Roman" w:hAnsi="Times New Roman" w:hint="eastAsia"/>
@@ -18680,6 +22579,7 @@
               </w:rPr>
               <w:t>имеющи</w:t>
             </w:r>
+            <w:proofErr w:type="spellEnd"/>
             <w:r>
               <w:rPr>
                 <w:rFonts w:ascii="Times New Roman" w:hAnsi="Times New Roman"/>
@@ -18705,6 +22605,7 @@
               </w:rPr>
               <w:t xml:space="preserve"> </w:t>
             </w:r>
+            <w:proofErr w:type="spellStart"/>
             <w:r>
               <w:rPr>
                 <w:rFonts w:ascii="Times New Roman" w:hAnsi="Times New Roman" w:hint="eastAsia"/>
@@ -18718,6 +22619,7 @@
               </w:rPr>
               <w:t>водоемы</w:t>
             </w:r>
+            <w:proofErr w:type="spellEnd"/>
             <w:r>
               <w:rPr>
                 <w:rFonts w:ascii="Times New Roman" w:hAnsi="Times New Roman"/>
@@ -18730,6 +22632,7 @@
               </w:rPr>
               <w:t xml:space="preserve">, </w:t>
             </w:r>
+            <w:proofErr w:type="spellStart"/>
             <w:r>
               <w:rPr>
                 <w:rFonts w:ascii="Times New Roman" w:hAnsi="Times New Roman" w:hint="eastAsia"/>
@@ -18742,6 +22645,7 @@
               </w:rPr>
               <w:t>предназначенных</w:t>
             </w:r>
+            <w:proofErr w:type="spellEnd"/>
             <w:r>
               <w:rPr>
                 <w:rFonts w:ascii="Times New Roman" w:hAnsi="Times New Roman"/>
@@ -18754,6 +22658,7 @@
               </w:rPr>
               <w:t xml:space="preserve"> </w:t>
             </w:r>
+            <w:proofErr w:type="spellStart"/>
             <w:r>
               <w:rPr>
                 <w:rFonts w:ascii="Times New Roman" w:hAnsi="Times New Roman" w:hint="eastAsia"/>
@@ -18766,6 +22671,7 @@
               </w:rPr>
               <w:t>для</w:t>
             </w:r>
+            <w:proofErr w:type="spellEnd"/>
             <w:r>
               <w:rPr>
                 <w:rFonts w:ascii="Times New Roman" w:hAnsi="Times New Roman"/>
@@ -18778,6 +22684,7 @@
               </w:rPr>
               <w:t xml:space="preserve"> </w:t>
             </w:r>
+            <w:proofErr w:type="spellStart"/>
             <w:r>
               <w:rPr>
                 <w:rFonts w:ascii="Times New Roman" w:hAnsi="Times New Roman" w:hint="eastAsia"/>
@@ -18790,6 +22697,7 @@
               </w:rPr>
               <w:t>вылова</w:t>
             </w:r>
+            <w:proofErr w:type="spellEnd"/>
             <w:r>
               <w:rPr>
                 <w:rFonts w:ascii="Times New Roman" w:hAnsi="Times New Roman"/>
@@ -18802,6 +22710,7 @@
               </w:rPr>
               <w:t xml:space="preserve"> </w:t>
             </w:r>
+            <w:proofErr w:type="spellStart"/>
             <w:r>
               <w:rPr>
                 <w:rFonts w:ascii="Times New Roman" w:hAnsi="Times New Roman" w:hint="eastAsia"/>
@@ -18814,6 +22723,7 @@
               </w:rPr>
               <w:t>рыбы</w:t>
             </w:r>
+            <w:proofErr w:type="spellEnd"/>
             <w:r>
               <w:rPr>
                 <w:rFonts w:ascii="Times New Roman" w:hAnsi="Times New Roman"/>
@@ -19450,7 +23360,7 @@
             <w:r>
               <w:rPr>
                 <w:highlight w:val="yellow"/>
-                <w:lang w:val="en-GB"/>
+                <w:lang w:val="it-IT"/>
               </w:rPr>
               <w:t xml:space="preserve"> </w:t>
             </w:r>
@@ -19747,18 +23657,85 @@
                 <w:lang w:val="ro-RO"/>
               </w:rPr>
             </w:pPr>
-            <w:r>
-              <w:rPr>
-                <w:rFonts w:ascii="Times New Roman" w:hAnsi="Times New Roman"/>
-                <w:i/>
-                <w:iCs/>
-                <w:sz w:val="18"/>
-                <w:szCs w:val="18"/>
-                <w:highlight w:val="yellow"/>
-                <w:lang w:val="ro-RO"/>
-              </w:rPr>
-              <w:t xml:space="preserve">Крестьянские (фермерские) хозяйства, </w:t>
-            </w:r>
+            <w:proofErr w:type="spellStart"/>
+            <w:r>
+              <w:rPr>
+                <w:rFonts w:ascii="Times New Roman" w:hAnsi="Times New Roman"/>
+                <w:i/>
+                <w:iCs/>
+                <w:sz w:val="18"/>
+                <w:szCs w:val="18"/>
+                <w:highlight w:val="yellow"/>
+                <w:lang w:val="ro-RO"/>
+              </w:rPr>
+              <w:t>Крестьянские</w:t>
+            </w:r>
+            <w:proofErr w:type="spellEnd"/>
+            <w:r>
+              <w:rPr>
+                <w:rFonts w:ascii="Times New Roman" w:hAnsi="Times New Roman"/>
+                <w:i/>
+                <w:iCs/>
+                <w:sz w:val="18"/>
+                <w:szCs w:val="18"/>
+                <w:highlight w:val="yellow"/>
+                <w:lang w:val="ro-RO"/>
+              </w:rPr>
+              <w:t xml:space="preserve"> (</w:t>
+            </w:r>
+            <w:proofErr w:type="spellStart"/>
+            <w:r>
+              <w:rPr>
+                <w:rFonts w:ascii="Times New Roman" w:hAnsi="Times New Roman"/>
+                <w:i/>
+                <w:iCs/>
+                <w:sz w:val="18"/>
+                <w:szCs w:val="18"/>
+                <w:highlight w:val="yellow"/>
+                <w:lang w:val="ro-RO"/>
+              </w:rPr>
+              <w:t>фермерские</w:t>
+            </w:r>
+            <w:proofErr w:type="spellEnd"/>
+            <w:r>
+              <w:rPr>
+                <w:rFonts w:ascii="Times New Roman" w:hAnsi="Times New Roman"/>
+                <w:i/>
+                <w:iCs/>
+                <w:sz w:val="18"/>
+                <w:szCs w:val="18"/>
+                <w:highlight w:val="yellow"/>
+                <w:lang w:val="ro-RO"/>
+              </w:rPr>
+              <w:t xml:space="preserve">) </w:t>
+            </w:r>
+            <w:proofErr w:type="spellStart"/>
+            <w:r>
+              <w:rPr>
+                <w:rFonts w:ascii="Times New Roman" w:hAnsi="Times New Roman"/>
+                <w:i/>
+                <w:iCs/>
+                <w:sz w:val="18"/>
+                <w:szCs w:val="18"/>
+                <w:highlight w:val="yellow"/>
+                <w:lang w:val="ro-RO"/>
+              </w:rPr>
+              <w:t>хозяйства</w:t>
+            </w:r>
+            <w:proofErr w:type="spellEnd"/>
+            <w:r>
+              <w:rPr>
+                <w:rFonts w:ascii="Times New Roman" w:hAnsi="Times New Roman"/>
+                <w:i/>
+                <w:iCs/>
+                <w:sz w:val="18"/>
+                <w:szCs w:val="18"/>
+                <w:highlight w:val="yellow"/>
+                <w:lang w:val="ro-RO"/>
+              </w:rPr>
+              <w:t xml:space="preserve">, </w:t>
+            </w:r>
+            <w:proofErr w:type="spellStart"/>
             <w:r>
               <w:rPr>
                 <w:rFonts w:ascii="Times New Roman" w:hAnsi="Times New Roman" w:hint="eastAsia"/>
@@ -19771,6 +23748,7 @@
               </w:rPr>
               <w:t>имеющи</w:t>
             </w:r>
+            <w:proofErr w:type="spellEnd"/>
             <w:r>
               <w:rPr>
                 <w:rFonts w:ascii="Times New Roman" w:hAnsi="Times New Roman" w:hint="eastAsia"/>
@@ -19794,6 +23772,7 @@
               </w:rPr>
               <w:t xml:space="preserve"> </w:t>
             </w:r>
+            <w:proofErr w:type="spellStart"/>
             <w:r>
               <w:rPr>
                 <w:rFonts w:ascii="Times New Roman" w:hAnsi="Times New Roman" w:hint="eastAsia"/>
@@ -19806,6 +23785,7 @@
               </w:rPr>
               <w:t>водоемы</w:t>
             </w:r>
+            <w:proofErr w:type="spellEnd"/>
             <w:r>
               <w:rPr>
                 <w:rFonts w:ascii="Times New Roman" w:hAnsi="Times New Roman"/>
@@ -19818,6 +23798,7 @@
               </w:rPr>
               <w:t xml:space="preserve">, </w:t>
             </w:r>
+            <w:proofErr w:type="spellStart"/>
             <w:r>
               <w:rPr>
                 <w:rFonts w:ascii="Times New Roman" w:hAnsi="Times New Roman" w:hint="eastAsia"/>
@@ -19830,6 +23811,7 @@
               </w:rPr>
               <w:t>предназначенных</w:t>
             </w:r>
+            <w:proofErr w:type="spellEnd"/>
             <w:r>
               <w:rPr>
                 <w:rFonts w:ascii="Times New Roman" w:hAnsi="Times New Roman"/>
@@ -19842,6 +23824,7 @@
               </w:rPr>
               <w:t xml:space="preserve"> </w:t>
             </w:r>
+            <w:proofErr w:type="spellStart"/>
             <w:r>
               <w:rPr>
                 <w:rFonts w:ascii="Times New Roman" w:hAnsi="Times New Roman" w:hint="eastAsia"/>
@@ -19854,6 +23837,7 @@
               </w:rPr>
               <w:t>для</w:t>
             </w:r>
+            <w:proofErr w:type="spellEnd"/>
             <w:r>
               <w:rPr>
                 <w:rFonts w:ascii="Times New Roman" w:hAnsi="Times New Roman"/>
@@ -19866,6 +23850,7 @@
               </w:rPr>
               <w:t xml:space="preserve"> </w:t>
             </w:r>
+            <w:proofErr w:type="spellStart"/>
             <w:r>
               <w:rPr>
                 <w:rFonts w:ascii="Times New Roman" w:hAnsi="Times New Roman" w:hint="eastAsia"/>
@@ -19878,6 +23863,7 @@
               </w:rPr>
               <w:t>вылова</w:t>
             </w:r>
+            <w:proofErr w:type="spellEnd"/>
             <w:r>
               <w:rPr>
                 <w:rFonts w:ascii="Times New Roman" w:hAnsi="Times New Roman"/>
@@ -19890,6 +23876,7 @@
               </w:rPr>
               <w:t xml:space="preserve"> </w:t>
             </w:r>
+            <w:proofErr w:type="spellStart"/>
             <w:r>
               <w:rPr>
                 <w:rFonts w:ascii="Times New Roman" w:hAnsi="Times New Roman" w:hint="eastAsia"/>
@@ -19902,6 +23889,7 @@
               </w:rPr>
               <w:t>рыбы</w:t>
             </w:r>
+            <w:proofErr w:type="spellEnd"/>
             <w:r>
               <w:rPr>
                 <w:rFonts w:ascii="Times New Roman" w:hAnsi="Times New Roman"/>
@@ -19923,6 +23911,7 @@
               </w:rPr>
               <w:t xml:space="preserve">– </w:t>
             </w:r>
+            <w:proofErr w:type="spellStart"/>
             <w:r>
               <w:rPr>
                 <w:rFonts w:ascii="Times New Roman" w:hAnsi="Times New Roman" w:hint="eastAsia"/>
@@ -19935,6 +23924,7 @@
               </w:rPr>
               <w:t>всего</w:t>
             </w:r>
+            <w:proofErr w:type="spellEnd"/>
             <w:r>
               <w:rPr>
                 <w:rFonts w:ascii="Times New Roman" w:hAnsi="Times New Roman"/>
@@ -20533,6 +24523,7 @@
               </w:rPr>
               <w:t xml:space="preserve">Persoane fizice - deținătorii de </w:t>
             </w:r>
+            <w:proofErr w:type="spellStart"/>
             <w:r>
               <w:rPr>
                 <w:rFonts w:ascii="Times New Roman" w:hAnsi="Times New Roman"/>
@@ -20543,7 +24534,46 @@
                 <w:highlight w:val="yellow"/>
                 <w:lang w:val="it-IT"/>
               </w:rPr>
-              <w:t xml:space="preserve">bazine acvatice </w:t>
+              <w:t>bazine</w:t>
+            </w:r>
+            <w:proofErr w:type="spellEnd"/>
+            <w:r>
+              <w:rPr>
+                <w:rFonts w:ascii="Times New Roman" w:hAnsi="Times New Roman"/>
+                <w:bCs/>
+                <w:iCs/>
+                <w:sz w:val="18"/>
+                <w:szCs w:val="18"/>
+                <w:highlight w:val="yellow"/>
+                <w:lang w:val="it-IT"/>
+              </w:rPr>
+              <w:t xml:space="preserve"> </w:t>
+            </w:r>
+            <w:proofErr w:type="spellStart"/>
+            <w:r>
+              <w:rPr>
+                <w:rFonts w:ascii="Times New Roman" w:hAnsi="Times New Roman"/>
+                <w:bCs/>
+                <w:iCs/>
+                <w:sz w:val="18"/>
+                <w:szCs w:val="18"/>
+                <w:highlight w:val="yellow"/>
+                <w:lang w:val="it-IT"/>
+              </w:rPr>
+              <w:t>acvatice</w:t>
+            </w:r>
+            <w:proofErr w:type="spellEnd"/>
+            <w:r>
+              <w:rPr>
+                <w:rFonts w:ascii="Times New Roman" w:hAnsi="Times New Roman"/>
+                <w:bCs/>
+                <w:iCs/>
+                <w:sz w:val="18"/>
+                <w:szCs w:val="18"/>
+                <w:highlight w:val="yellow"/>
+                <w:lang w:val="it-IT"/>
+              </w:rPr>
+              <w:t xml:space="preserve"> </w:t>
             </w:r>
             <w:r>
               <w:rPr>
@@ -20869,16 +24899,29 @@
               </w:rPr>
               <w:t xml:space="preserve"> -</w:t>
             </w:r>
-            <w:r>
-              <w:rPr>
-                <w:rFonts w:ascii="Times New Roman" w:hAnsi="Times New Roman"/>
-                <w:i/>
-                <w:sz w:val="18"/>
-                <w:szCs w:val="18"/>
-                <w:highlight w:val="yellow"/>
-              </w:rPr>
-              <w:t xml:space="preserve">держатели </w:t>
-            </w:r>
+            <w:proofErr w:type="gramStart"/>
+            <w:r>
+              <w:rPr>
+                <w:rFonts w:ascii="Times New Roman" w:hAnsi="Times New Roman"/>
+                <w:i/>
+                <w:sz w:val="18"/>
+                <w:szCs w:val="18"/>
+                <w:highlight w:val="yellow"/>
+              </w:rPr>
+              <w:t>держатели</w:t>
+            </w:r>
+            <w:proofErr w:type="gramEnd"/>
+            <w:r>
+              <w:rPr>
+                <w:rFonts w:ascii="Times New Roman" w:hAnsi="Times New Roman"/>
+                <w:i/>
+                <w:sz w:val="18"/>
+                <w:szCs w:val="18"/>
+                <w:highlight w:val="yellow"/>
+              </w:rPr>
+              <w:t xml:space="preserve"> </w:t>
+            </w:r>
+            <w:proofErr w:type="spellStart"/>
             <w:r>
               <w:rPr>
                 <w:rFonts w:ascii="Times New Roman" w:hAnsi="Times New Roman" w:hint="eastAsia"/>
@@ -20891,6 +24934,7 @@
               </w:rPr>
               <w:t>имеющи</w:t>
             </w:r>
+            <w:proofErr w:type="spellEnd"/>
             <w:r>
               <w:rPr>
                 <w:rFonts w:ascii="Times New Roman" w:hAnsi="Times New Roman" w:hint="eastAsia"/>
@@ -20934,6 +24978,7 @@
               </w:rPr>
               <w:t xml:space="preserve">, </w:t>
             </w:r>
+            <w:proofErr w:type="spellStart"/>
             <w:r>
               <w:rPr>
                 <w:rFonts w:ascii="Times New Roman" w:hAnsi="Times New Roman" w:hint="eastAsia"/>
@@ -20946,6 +24991,7 @@
               </w:rPr>
               <w:t>предназначенных</w:t>
             </w:r>
+            <w:proofErr w:type="spellEnd"/>
             <w:r>
               <w:rPr>
                 <w:rFonts w:ascii="Times New Roman" w:hAnsi="Times New Roman"/>
@@ -20958,6 +25004,7 @@
               </w:rPr>
               <w:t xml:space="preserve"> </w:t>
             </w:r>
+            <w:proofErr w:type="spellStart"/>
             <w:r>
               <w:rPr>
                 <w:rFonts w:ascii="Times New Roman" w:hAnsi="Times New Roman" w:hint="eastAsia"/>
@@ -20970,6 +25017,7 @@
               </w:rPr>
               <w:t>для</w:t>
             </w:r>
+            <w:proofErr w:type="spellEnd"/>
             <w:r>
               <w:rPr>
                 <w:rFonts w:ascii="Times New Roman" w:hAnsi="Times New Roman"/>
@@ -20982,6 +25030,7 @@
               </w:rPr>
               <w:t xml:space="preserve"> </w:t>
             </w:r>
+            <w:proofErr w:type="spellStart"/>
             <w:r>
               <w:rPr>
                 <w:rFonts w:ascii="Times New Roman" w:hAnsi="Times New Roman" w:hint="eastAsia"/>
@@ -20994,6 +25043,7 @@
               </w:rPr>
               <w:t>вылова</w:t>
             </w:r>
+            <w:proofErr w:type="spellEnd"/>
             <w:r>
               <w:rPr>
                 <w:rFonts w:ascii="Times New Roman" w:hAnsi="Times New Roman"/>
@@ -21006,6 +25056,7 @@
               </w:rPr>
               <w:t xml:space="preserve"> </w:t>
             </w:r>
+            <w:proofErr w:type="spellStart"/>
             <w:r>
               <w:rPr>
                 <w:rFonts w:ascii="Times New Roman" w:hAnsi="Times New Roman" w:hint="eastAsia"/>
@@ -21018,6 +25069,7 @@
               </w:rPr>
               <w:t>рыбы</w:t>
             </w:r>
+            <w:proofErr w:type="spellEnd"/>
             <w:r>
               <w:rPr>
                 <w:rFonts w:ascii="Times New Roman" w:hAnsi="Times New Roman"/>
@@ -21039,6 +25091,7 @@
               </w:rPr>
               <w:t xml:space="preserve">– </w:t>
             </w:r>
+            <w:proofErr w:type="spellStart"/>
             <w:r>
               <w:rPr>
                 <w:rFonts w:ascii="Times New Roman" w:hAnsi="Times New Roman" w:hint="eastAsia"/>
@@ -21051,6 +25104,7 @@
               </w:rPr>
               <w:t>всего</w:t>
             </w:r>
+            <w:proofErr w:type="spellEnd"/>
             <w:r>
               <w:rPr>
                 <w:rFonts w:ascii="Times New Roman" w:hAnsi="Times New Roman"/>
@@ -21894,6 +25948,7 @@
                 <w:szCs w:val="12"/>
               </w:rPr>
             </w:pPr>
+            <w:proofErr w:type="spellStart"/>
             <w:r>
               <w:rPr>
                 <w:rFonts w:hint="eastAsia"/>
@@ -21906,6 +25961,7 @@
               </w:rPr>
               <w:t>Держател</w:t>
             </w:r>
+            <w:proofErr w:type="spellEnd"/>
             <w:r>
               <w:rPr>
                 <w:rFonts w:asciiTheme="minorHAnsi" w:hAnsiTheme="minorHAnsi"/>
@@ -21928,6 +25984,7 @@
               </w:rPr>
               <w:t xml:space="preserve"> </w:t>
             </w:r>
+            <w:proofErr w:type="spellStart"/>
             <w:r>
               <w:rPr>
                 <w:rFonts w:hint="eastAsia"/>
@@ -21940,6 +25997,7 @@
               </w:rPr>
               <w:t>водоемов</w:t>
             </w:r>
+            <w:proofErr w:type="spellEnd"/>
             <w:r>
               <w:rPr>
                 <w:i/>
@@ -21951,6 +26009,7 @@
               </w:rPr>
               <w:t xml:space="preserve">, </w:t>
             </w:r>
+            <w:proofErr w:type="spellStart"/>
             <w:r>
               <w:rPr>
                 <w:rFonts w:hint="eastAsia"/>
@@ -21963,6 +26022,7 @@
               </w:rPr>
               <w:t>предназначенные</w:t>
             </w:r>
+            <w:proofErr w:type="spellEnd"/>
             <w:r>
               <w:rPr>
                 <w:i/>
@@ -21974,6 +26034,7 @@
               </w:rPr>
               <w:t xml:space="preserve"> </w:t>
             </w:r>
+            <w:proofErr w:type="spellStart"/>
             <w:r>
               <w:rPr>
                 <w:rFonts w:hint="eastAsia"/>
@@ -21986,6 +26047,7 @@
               </w:rPr>
               <w:t>для</w:t>
             </w:r>
+            <w:proofErr w:type="spellEnd"/>
             <w:r>
               <w:rPr>
                 <w:i/>
@@ -21997,6 +26059,7 @@
               </w:rPr>
               <w:t xml:space="preserve"> </w:t>
             </w:r>
+            <w:proofErr w:type="spellStart"/>
             <w:r>
               <w:rPr>
                 <w:rFonts w:hint="eastAsia"/>
@@ -22009,6 +26072,7 @@
               </w:rPr>
               <w:t>вылова</w:t>
             </w:r>
+            <w:proofErr w:type="spellEnd"/>
             <w:r>
               <w:rPr>
                 <w:i/>
@@ -22020,6 +26084,7 @@
               </w:rPr>
               <w:t xml:space="preserve"> </w:t>
             </w:r>
+            <w:proofErr w:type="spellStart"/>
             <w:r>
               <w:rPr>
                 <w:rFonts w:hint="eastAsia"/>
@@ -22032,6 +26097,7 @@
               </w:rPr>
               <w:t>рыбы</w:t>
             </w:r>
+            <w:proofErr w:type="spellEnd"/>
             <w:r>
               <w:rPr>
                 <w:rFonts w:asciiTheme="minorHAnsi" w:hAnsiTheme="minorHAnsi"/>
@@ -22041,6 +26107,7 @@
               </w:rPr>
               <w:t xml:space="preserve"> – </w:t>
             </w:r>
+            <w:proofErr w:type="spellStart"/>
             <w:r>
               <w:rPr>
                 <w:rFonts w:ascii="Times New Roman" w:hAnsi="Times New Roman" w:hint="eastAsia"/>
@@ -22053,6 +26120,7 @@
               </w:rPr>
               <w:t>всего</w:t>
             </w:r>
+            <w:proofErr w:type="spellEnd"/>
             <w:r>
               <w:rPr>
                 <w:rFonts w:ascii="Times New Roman" w:hAnsi="Times New Roman"/>
@@ -22293,12 +26361,13 @@
           <w:b/>
           <w:sz w:val="22"/>
           <w:szCs w:val="22"/>
+          <w:lang w:val="it-IT"/>
         </w:rPr>
       </w:pPr>
     </w:p>
     <w:sectPr>
-      <w:footerReference w:type="even" r:id="rId16"/>
-      <w:footerReference w:type="default" r:id="rId17"/>
+      <w:footerReference w:type="even" r:id="rId15"/>
+      <w:footerReference w:type="default" r:id="rId16"/>
       <w:footnotePr>
         <w:numFmt w:val="chicago"/>
       </w:footnotePr>
